--- a/Fase 1/Evidencia Grupales/vialNex_Guia_Fase1_Definicion_Proyecto_APT.docx
+++ b/Fase 1/Evidencia Grupales/vialNex_Guia_Fase1_Definicion_Proyecto_APT.docx
@@ -109,7 +109,7 @@
                                   <w:sz w:val="48"/>
                                   <w:szCs w:val="48"/>
                                 </w:rPr>
-                                <w:t>Asignatura Capstone</w:t>
+                                <w:t xml:space="preserve">Asignatura Capstone</w:t>
                               </w:r>
                             </w:p>
                           </w:txbxContent>
@@ -172,12 +172,12 @@
           </mc:Choice>
           <mc:Fallback>
             <w:pict>
-              <v:group w14:anchorId="2D7FCADB" id="Grupo 47" o:spid="_x0000_s1026" style="position:absolute;margin-left:-34.3pt;margin-top:2.65pt;width:518.15pt;height:117.05pt;z-index:251659264;mso-position-horizontal-relative:margin;mso-width-relative:margin" coordsize="59034,14868" o:gfxdata="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">
+              <v:group w14:anchorId="2D7FCADB" id="Grupo 47" o:spid="_x0000_s1026" style="position:absolute;margin-left:-34.3pt;margin-top:2.65pt;width:518.15pt;height:117.05pt;z-index:251659264;mso-position-horizontal-relative:margin;mso-width-relative:margin" coordsize="59034,14868" o:gfxdata="UEsDBBQABgAIAAAAIQC2gziS/gAAAOEBAAATAAAAW0NvbnRlbnRfVHlwZXNdLnhtbJSRQU7DMBBF 90jcwfIWJU67QAgl6YK0S0CoHGBkTxKLZGx5TGhvj5O2G0SRWNoz/78nu9wcxkFMGNg6quQqL6RA 0s5Y6ir5vt9lD1JwBDIwOMJKHpHlpr69KfdHjyxSmriSfYz+USnWPY7AufNIadK6MEJMx9ApD/oD OlTrorhX2lFEilmcO2RdNtjC5xDF9pCuTyYBB5bi6bQ4syoJ3g9WQ0ymaiLzg5KdCXlKLjvcW893 SUOqXwnz5DrgnHtJTxOsQfEKIT7DmDSUCaxw7Rqn8787ZsmRM9e2VmPeBN4uqYvTtW7jvijg9N/y JsXecLq0q+WD6m8AAAD//wMAUEsDBBQABgAIAAAAIQA4/SH/1gAAAJQBAAALAAAAX3JlbHMvLnJl bHOkkMFqwzAMhu+DvYPRfXGawxijTi+j0GvpHsDYimMaW0Yy2fr2M4PBMnrbUb/Q94l/f/hMi1qR JVI2sOt6UJgd+ZiDgffL8ekFlFSbvV0oo4EbChzGx4f9GRdb25HMsYhqlCwG5lrLq9biZkxWOiqY 22YiTra2kYMu1l1tQD30/bPm3wwYN0x18gb45AdQl1tp5j/sFB2T0FQ7R0nTNEV3j6o9feQzro1i OWA14Fm+Q8a1a8+Bvu/d/dMb2JY5uiPbhG/ktn4cqGU/er3pcvwCAAD//wMAUEsDBBQABgAIAAAA IQCNNnGyxQMAAFgJAAAOAAAAZHJzL2Uyb0RvYy54bWy0VtuO2zYQfS+QfyD4nrVkS74Iqw0cJ7so sE0W2RR5pinKEkpxWJJeefs3/Zb+WIfUxY69bdG08YPM2wxnDs8Z8vrNoZHkSRhbg8ppfBVRIhSH ola7nP78+fb1khLrmCqYBCVy+iwsfXPz6ofrVmdiChXIQhiCTpTNWp3TyjmdTSaWV6Jh9gq0UDhZ gmmYw67ZTQrDWvTeyMk0iuaTFkyhDXBhLY6+6ybpTfBfloK7j2VphSMypxibC18Tvlv/ndxcs2xn mK5q3ofBviGKhtUKNx1dvWOOkb2pL1w1NTdgoXRXHJoJlGXNRcgBs4mjs2zuDOx1yGWXtTs9woTQ nuH0zW75h6cHQ+oip8mCEsUaPKM7s9dAsI/gtHqX4Zo7ox/1g+kHdl3P53soTeP/MRNyCLA+j7CK gyMcB+fpMkqjlBKOc3GynKeztAOeV3g6F3a8et9bpqtolsxnR8vlKvGWk2HjiY9vDKfVSCJ7xMn+ N5weK6ZFgN96DHqcZhhOh9NmzwoDpBDEYapAph1gYbFHi7jDW8D848AMq++B/2KJgk3F1E6sjYG2 EqzAKOOQlA8f9/GmHnibWe9k2/4EBZ4K2zsIjs4gj6NpskhRZgjudLaK5z2pB/ST5WK5GNGfzuaz ePYVhizTxro7AQ3xjZwaVE3YiT3dW9fBPSzxZ63gtpYSx1kmFWlzukqnaTA4mWlqh8KWdZPTZeR/ fk+W+YTfqyK0Hatl18bzlAqPdUi6S98dtgdc6Ae3UDwjFgY6AWPBwUYF5jdKWhRvTu2ve2YEJfJH hXiu4iTxag+dJF1MsWNOZ7anM0xxdJVTR0nX3LhQIbpc14h7WQcYjpH0sSLZuvi+O+viZGDdJzyd P35Xu70EgqM9QD1v+p4njo/+jCqIwqU6V6tZ7MEaxHkusX9NDwuyLjxDfAShkIuNNOSJYQlmnAvl OkHIfYPM7sbTgSHIhNEk6Pwrb54kJ/x7mTbWPUvh10n1SZRY21CC00DP0fNlMLZiqOMQ41/HEhx6 zyVmN/ru5e1vrMtE8UAwyn69NxXhUhqNo78LrDMeLcLOoNxo3NQKzEsOJELc79ytH7TVQXPk8ago q/ltjeq/Z9Y9MIN3IFLCy+wjfkoJqHLoW5R44b00/v/KUu2bDSBnYnxBaB6aXsZODs3SQPMFr/+1 LwY4NeiYOzN0eiUTfEBwsV6HZXjxaubu1aPmQ2321e3z4Qszui+BvqB/gOECYNlZJezW+vNQ8I/1 IdxReH0HJvRPDf8+OO2H8zk+iG7+BAAA//8DAFBLAwQUAAYACAAAACEAUjB/qOEAAAAJAQAADwAA AGRycy9kb3ducmV2LnhtbEyPQWvCQBSE74X+h+UVetNNTI2aZiMibU9SqBbE2zN5JsHs25Bdk/jv uz21x2GGmW/S9agb0VNna8MKwmkAgjg3Rc2lgu/D+2QJwjrkAhvDpOBOFtbZ40OKSWEG/qJ+70rh S9gmqKByrk2ktHlFGu3UtMTeu5hOo/OyK2XR4eDLdSNnQRBLjTX7hQpb2laUX/c3reBjwGEThW/9 7nrZ3k+H+edxF5JSz0/j5hWEo9H9heEX36ND5pnO5saFFY2CSbyMfVTBPALh/VW8WIA4K5hFqxeQ WSr/P8h+AAAA//8DAFBLAQItABQABgAIAAAAIQC2gziS/gAAAOEBAAATAAAAAAAAAAAAAAAAAAAA AABbQ29udGVudF9UeXBlc10ueG1sUEsBAi0AFAAGAAgAAAAhADj9If/WAAAAlAEAAAsAAAAAAAAA AAAAAAAALwEAAF9yZWxzLy5yZWxzUEsBAi0AFAAGAAgAAAAhAI02cbLFAwAAWAkAAA4AAAAAAAAA AAAAAAAALgIAAGRycy9lMm9Eb2MueG1sUEsBAi0AFAAGAAgAAAAhAFIwf6jhAAAACQEAAA8AAAAA AAAAAAAAAAAAHwYAAGRycy9kb3ducmV2LnhtbFBLBQYAAAAABAAEAPMAAAAtBwAAAAA= ">
                 <v:shapetype id="_x0000_t202" coordsize="21600,21600" o:spt="202" path="m,l,21600r21600,l21600,xe">
                   <v:stroke joinstyle="miter"/>
                   <v:path gradientshapeok="t" o:connecttype="rect"/>
                 </v:shapetype>
-                <v:shape id="Cuadro de texto 2" o:spid="_x0000_s1027" type="#_x0000_t202" style="position:absolute;left:10247;top:2391;width:48787;height:12363;visibility:visible;mso-wrap-style:square;v-text-anchor:top" o:gfxdata="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" filled="f" stroked="f">
+                <v:shape id="Cuadro de texto 2" o:spid="_x0000_s1027" type="#_x0000_t202" style="position:absolute;left:10247;top:2391;width:48787;height:12363;visibility:visible;mso-wrap-style:square;v-text-anchor:top" o:gfxdata="UEsDBBQABgAIAAAAIQDb4fbL7gAAAIUBAAATAAAAW0NvbnRlbnRfVHlwZXNdLnhtbHyQz07DMAyH 70i8Q+QralM4IITa7kDhCAiNB7ASt43WOlEcyvb2pNu4IODoPz9/n1xv9vOkForiPDdwXVagiI23 jocG3rdPxR0oScgWJ8/UwIEENu3lRb09BBKV0ywNjCmFe63FjDSjlD4Q50nv44wpl3HQAc0OB9I3 VXWrjedEnIq03oC27qjHjympx31un0wiTQLq4bS4shrAECZnMGVTvbD9QSnOhDInjzsyuiBXWQP0 r4R18jfgnHvJr4nOknrFmJ5xzhraRtHWf3Kkpfz/yGo5S+H73hkquyhdjr3R8m2lj09svwAAAP// AwBQSwMEFAAGAAgAAAAhAFr0LFu/AAAAFQEAAAsAAABfcmVscy8ucmVsc2zPwWrDMAwG4Ptg72B0 X5TuUMaI01uh19I+gLGVxCy2jGSy9e1nemrHjpL4P0nD4SetZiPRyNnCruvBUPYcYp4tXC/Htw8w Wl0ObuVMFm6kcBhfX4Yzra62kC6xqGlKVgtLreUTUf1CyWnHhXKbTCzJ1VbKjMX5LzcTvvf9HuXR gPHJNKdgQU5hB+ZyK23zHztFL6w81c5zQp6m6P9TMfB3PtPWFCczVQtB9N4U2rp2HOA44NMz4y8A AAD//wMAUEsDBBQABgAIAAAAIQDn5xfuxAAAANsAAAAPAAAAZHJzL2Rvd25yZXYueG1sRI9Ba8JA FITvBf/D8gRvuqu2RdNsRJRCTy2mKnh7ZJ9JaPZtyG5N+u+7BaHHYWa+YdLNYBtxo87XjjXMZwoE ceFMzaWG4+frdAXCB2SDjWPS8EMeNtnoIcXEuJ4PdMtDKSKEfYIaqhDaREpfVGTRz1xLHL2r6yyG KLtSmg77CLeNXCj1LC3WHBcqbGlXUfGVf1sNp/fr5fyoPsq9fWp7NyjJdi21noyH7QuIQEP4D9/b b0bDcgl/X+IPkNkvAAAA//8DAFBLAQItABQABgAIAAAAIQDb4fbL7gAAAIUBAAATAAAAAAAAAAAA AAAAAAAAAABbQ29udGVudF9UeXBlc10ueG1sUEsBAi0AFAAGAAgAAAAhAFr0LFu/AAAAFQEAAAsA AAAAAAAAAAAAAAAAHwEAAF9yZWxzLy5yZWxzUEsBAi0AFAAGAAgAAAAhAOfnF+7EAAAA2wAAAA8A AAAAAAAAAAAAAAAABwIAAGRycy9kb3ducmV2LnhtbFBLBQYAAAAAAwADALcAAAD4AgAAAAA= " filled="f" stroked="f">
                   <v:textbox>
                     <w:txbxContent>
                       <w:p>
@@ -228,13 +228,15 @@
                             <w:sz w:val="48"/>
                             <w:szCs w:val="48"/>
                           </w:rPr>
-                          <w:t>Asignatura Capstone</w:t>
+                          <w:t xml:space="preserve">Asignatura Capstone</w:t>
                         </w:r>
+                        <w:bookmarkStart w:id="1" w:name="_GoBack"/>
+                        <w:bookmarkEnd w:id="1"/>
                       </w:p>
                     </w:txbxContent>
                   </v:textbox>
                 </v:shape>
-                <v:rect id="Rectángulo 14" o:spid="_x0000_s1028" style="position:absolute;width:9931;height:14868;visibility:visible;mso-wrap-style:square;v-text-anchor:middle" o:gfxdata="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" fillcolor="#1f3763 [1604]" stroked="f" strokeweight="1pt"/>
+                <v:rect id="Rectángulo 14" o:spid="_x0000_s1028" style="position:absolute;width:9931;height:14868;visibility:visible;mso-wrap-style:square;v-text-anchor:middle" o:gfxdata="UEsDBBQABgAIAAAAIQDb4fbL7gAAAIUBAAATAAAAW0NvbnRlbnRfVHlwZXNdLnhtbHyQz07DMAyH 70i8Q+QralM4IITa7kDhCAiNB7ASt43WOlEcyvb2pNu4IODoPz9/n1xv9vOkForiPDdwXVagiI23 jocG3rdPxR0oScgWJ8/UwIEENu3lRb09BBKV0ywNjCmFe63FjDSjlD4Q50nv44wpl3HQAc0OB9I3 VXWrjedEnIq03oC27qjHjympx31un0wiTQLq4bS4shrAECZnMGVTvbD9QSnOhDInjzsyuiBXWQP0 r4R18jfgnHvJr4nOknrFmJ5xzhraRtHWf3Kkpfz/yGo5S+H73hkquyhdjr3R8m2lj09svwAAAP// AwBQSwMEFAAGAAgAAAAhAFr0LFu/AAAAFQEAAAsAAABfcmVscy8ucmVsc2zPwWrDMAwG4Ptg72B0 X5TuUMaI01uh19I+gLGVxCy2jGSy9e1nemrHjpL4P0nD4SetZiPRyNnCruvBUPYcYp4tXC/Htw8w Wl0ObuVMFm6kcBhfX4Yzra62kC6xqGlKVgtLreUTUf1CyWnHhXKbTCzJ1VbKjMX5LzcTvvf9HuXR gPHJNKdgQU5hB+ZyK23zHztFL6w81c5zQp6m6P9TMfB3PtPWFCczVQtB9N4U2rp2HOA44NMz4y8A AAD//wMAUEsDBBQABgAIAAAAIQB7Pj65vgAAANsAAAAPAAAAZHJzL2Rvd25yZXYueG1sRE/NisIw EL4v+A5hBG9rqiyLVKOoIHhasO4DjMnYVJtJaaLGtzfCwt7m4/udxSq5VtypD41nBZNxAYJYe9Nw reD3uPucgQgR2WDrmRQ8KcBqOfhYYGn8gw90r2ItcgiHEhXYGLtSyqAtOQxj3xFn7ux7hzHDvpam x0cOd62cFsW3dNhwbrDY0daSvlY3p6A7p+leb3abZ3Wc3ezl9COTJqVGw7Seg4iU4r/4z703ef4X vH/JB8jlCwAA//8DAFBLAQItABQABgAIAAAAIQDb4fbL7gAAAIUBAAATAAAAAAAAAAAAAAAAAAAA AABbQ29udGVudF9UeXBlc10ueG1sUEsBAi0AFAAGAAgAAAAhAFr0LFu/AAAAFQEAAAsAAAAAAAAA AAAAAAAAHwEAAF9yZWxzLy5yZWxzUEsBAi0AFAAGAAgAAAAhAHs+Prm+AAAA2wAAAA8AAAAAAAAA AAAAAAAABwIAAGRycy9kb3ducmV2LnhtbFBLBQYAAAAAAwADALcAAADyAgAAAAA= " fillcolor="#1f3763 [1604]" stroked="f" strokeweight="1pt"/>
                 <w10:wrap anchorx="margin"/>
               </v:group>
             </w:pict>
@@ -410,12 +412,14 @@
               <w:rPr>
                 <w:rFonts w:ascii="Calibri" w:hAnsi="Calibri"/>
                 <w:color w:val="1F3864" w:themeColor="accent1" w:themeShade="80"/>
+                <w:u w:val="single"/>
               </w:rPr>
             </w:pPr>
             <w:r>
               <w:rPr>
                 <w:rFonts w:ascii="Calibri" w:hAnsi="Calibri"/>
                 <w:color w:val="1F3864" w:themeColor="accent1" w:themeShade="80"/>
+                <w:u w:val="single"/>
               </w:rPr>
               <w:t>Nombre estudiante</w:t>
             </w:r>
@@ -430,13 +434,15 @@
             <w:pPr>
               <w:rPr>
                 <w:b/>
-              </w:rPr>
-            </w:pPr>
-            <w:r>
-              <w:rPr>
-                <w:b/>
-              </w:rPr>
-              <w:t>Cristobal Peña, Bernardo Rojas , Javier Morales</w:t>
+                <w:u w:val="single"/>
+              </w:rPr>
+            </w:pPr>
+            <w:r>
+              <w:rPr>
+                <w:b/>
+                <w:u w:val="single"/>
+              </w:rPr>
+              <w:t xml:space="preserve">Cristobal Peña, Bernardo Rojas , Javier Morales</w:t>
             </w:r>
           </w:p>
         </w:tc>
@@ -455,12 +461,14 @@
               <w:rPr>
                 <w:rFonts w:ascii="Calibri" w:hAnsi="Calibri"/>
                 <w:color w:val="1F3864" w:themeColor="accent1" w:themeShade="80"/>
+                <w:u w:val="single"/>
               </w:rPr>
             </w:pPr>
             <w:r>
               <w:rPr>
                 <w:rFonts w:ascii="Calibri" w:hAnsi="Calibri"/>
                 <w:color w:val="1F3864" w:themeColor="accent1" w:themeShade="80"/>
+                <w:u w:val="single"/>
               </w:rPr>
               <w:t>Rut</w:t>
             </w:r>
@@ -475,13 +483,15 @@
             <w:pPr>
               <w:rPr>
                 <w:b/>
-              </w:rPr>
-            </w:pPr>
-            <w:r>
-              <w:rPr>
-                <w:b/>
-              </w:rPr>
-              <w:t>20.391.753-8 , 20.069.013-3, 17-072.768-1</w:t>
+                <w:u w:val="single"/>
+              </w:rPr>
+            </w:pPr>
+            <w:r>
+              <w:rPr>
+                <w:b/>
+                <w:u w:val="single"/>
+              </w:rPr>
+              <w:t xml:space="preserve">20.391.753-8 , 20.069.013-3, 17-072.768-1</w:t>
             </w:r>
           </w:p>
         </w:tc>
@@ -500,12 +510,14 @@
               <w:rPr>
                 <w:rFonts w:ascii="Calibri" w:hAnsi="Calibri"/>
                 <w:color w:val="1F3864" w:themeColor="accent1" w:themeShade="80"/>
+                <w:u w:val="single"/>
               </w:rPr>
             </w:pPr>
             <w:r>
               <w:rPr>
                 <w:rFonts w:ascii="Calibri" w:hAnsi="Calibri"/>
                 <w:color w:val="1F3864" w:themeColor="accent1" w:themeShade="80"/>
+                <w:u w:val="single"/>
               </w:rPr>
               <w:t>Carrera</w:t>
             </w:r>
@@ -520,9 +532,13 @@
             <w:pPr>
               <w:rPr>
                 <w:b/>
-              </w:rPr>
-            </w:pPr>
-            <w:r>
+                <w:u w:val="single"/>
+              </w:rPr>
+            </w:pPr>
+            <w:r>
+              <w:rPr>
+                <w:u w:val="single"/>
+              </w:rPr>
               <w:t>Ingeniería en Informática</w:t>
             </w:r>
           </w:p>
@@ -542,12 +558,14 @@
               <w:rPr>
                 <w:rFonts w:ascii="Calibri" w:hAnsi="Calibri"/>
                 <w:color w:val="1F3864" w:themeColor="accent1" w:themeShade="80"/>
+                <w:u w:val="single"/>
               </w:rPr>
             </w:pPr>
             <w:r>
               <w:rPr>
                 <w:rFonts w:ascii="Calibri" w:hAnsi="Calibri"/>
                 <w:color w:val="1F3864" w:themeColor="accent1" w:themeShade="80"/>
+                <w:u w:val="single"/>
               </w:rPr>
               <w:t>Sede</w:t>
             </w:r>
@@ -562,11 +580,13 @@
             <w:pPr>
               <w:rPr>
                 <w:b/>
-              </w:rPr>
-            </w:pPr>
-            <w:r>
-              <w:rPr>
-                <w:b/>
+                <w:u w:val="single"/>
+              </w:rPr>
+            </w:pPr>
+            <w:r>
+              <w:rPr>
+                <w:b/>
+                <w:u w:val="single"/>
               </w:rPr>
               <w:t>Plaza Norte</w:t>
             </w:r>
@@ -733,7 +753,7 @@
                 <w:szCs w:val="20"/>
                 <w:lang w:eastAsia="es-CL"/>
               </w:rPr>
-              <w:t>vialNex — Plataforma integral para la gestión de operaciones logísticas y transporte de carga.</w:t>
+              <w:t xml:space="preserve">vialNex — Plataforma web y móvil para la gestión de operaciones de distribución y transporte de carga.</w:t>
             </w:r>
           </w:p>
         </w:tc>
@@ -781,7 +801,7 @@
                 <w:szCs w:val="20"/>
                 <w:lang w:eastAsia="es-CL"/>
               </w:rPr>
-              <w:t>Desarrollo de soluciones de software.</w:t>
+              <w:t>Desarrollo de soluciones de software (web y móvil).</w:t>
             </w:r>
           </w:p>
           <w:p>
@@ -905,7 +925,7 @@
                 <w:szCs w:val="20"/>
                 <w:lang w:eastAsia="es-CL"/>
               </w:rPr>
-              <w:t>Construir modelos de datos para soportar los requerimientos de la organización de acuerdo a un diseño definido y escalable en el tiempo.</w:t>
+              <w:t xml:space="preserve">Construir modelos de datos para soportar los requerimientos de la organización de acuerdo a un diseño definido y escalable en el tiempo.</w:t>
             </w:r>
           </w:p>
           <w:p>
@@ -924,7 +944,7 @@
                 <w:lang w:eastAsia="es-CL"/>
               </w:rPr>
               <w:lastRenderedPageBreak/>
-              <w:t>Gestionar proyectos informáticos, ofreciendo alternativas para la toma de decisiones de acuerdo a los requerimientos de la organización.</w:t>
+              <w:t xml:space="preserve">Gestionar proyectos informáticos, ofreciendo alternativas para la toma de decisiones de acuerdo a los requerimientos de la organización.</w:t>
             </w:r>
           </w:p>
           <w:p>
@@ -1137,7 +1157,7 @@
                 <w:szCs w:val="20"/>
                 <w:lang w:eastAsia="es-CL"/>
               </w:rPr>
-              <w:t>El proyecto aborda una problemática concreta del sector transporte de carga en Chile: las empresas de tamaño pequeño y mediano administran su operación con herramientas desconectadas entre sí. Los pedidos llegan por correo electrónico y mensajería instantánea, las rutas se asignan según el criterio del despachador, la mantención de los vehículos se registra en planillas o cuadernos, los documentos de respaldo quedan dispersos en carpetas físicas y correos, y la facturación se realiza en un sistema que no conversa con la operación.</w:t>
+              <w:t xml:space="preserve">El proyecto aborda una problemática concreta del sector de distribución y transporte de carga en Chile: las empresas que realizan despacho a domicilio de productos voluminosos, como electrohogar y mobiliario, administran su operación con herramientas desconectadas entre sí.</w:t>
             </w:r>
           </w:p>
           <w:p>
@@ -1161,7 +1181,7 @@
                 <w:szCs w:val="20"/>
                 <w:lang w:eastAsia="es-CL"/>
               </w:rPr>
-              <w:t>La consecuencia no es únicamente administrativa. La información se digita más de una vez, se pierden solicitudes, se producen detenciones de vehículos que no estaban programadas y el ciclo de cobro se alarga porque no existe certeza de qué servicios ya fueron entregados. El problema de fondo es que ningún actor de la empresa dispone de la información completa de la operación en un mismo lugar.</w:t>
+              <w:t>La venta se registra en un sistema, la orden de despacho se arma en una planilla, el bodeguero recibe las instrucciones impresas o por mensajería instantánea, el conductor sale a ruta sin ninguna herramienta que le permita registrar lo que ocurre en terreno, y las guías de despacho vuelven en papel al final del día. La información de lo que efectivamente pasó durante la jornada se reconstruye después, de memoria y a mano.</w:t>
             </w:r>
           </w:p>
           <w:p>
@@ -1185,7 +1205,7 @@
                 <w:szCs w:val="20"/>
                 <w:lang w:eastAsia="es-CL"/>
               </w:rPr>
-              <w:t>La situación se sitúa en empresas de transporte de carga y distribución de la Región Metropolitana y regiones aledañas, con flotas de entre cinco y treinta vehículos. Impacta directamente a los dueños y administradores, a los despachadores que planifican los viajes, a los encargados de flota que controlan las mantenciones, al personal administrativo que emite y respalda la documentación, y a los conductores que ejecutan los servicios en terreno.</w:t>
+              <w:t>Las consecuencias son operacionales y económicas. No existe certeza sobre el estado real de una entrega mientras el camión está en la calle; cuando un cliente llama preguntando por su despacho, la única forma de saber es llamar al conductor. Las entregas fallidas se registran de manera informal, sin un motivo tipificado, por lo que no es posible determinar quién debe asumir el costo del viaje perdido. Y al cierre del día nadie sabe si la jornada de ese camión fue rentable.</w:t>
             </w:r>
           </w:p>
           <w:p>
@@ -1209,7 +1229,7 @@
                 <w:szCs w:val="20"/>
                 <w:lang w:eastAsia="es-CL"/>
               </w:rPr>
-              <w:t>Este tema es relevante para el campo laboral de la carrera porque representa el tipo de encargo más frecuente que recibe un ingeniero en informática en el mercado nacional: digitalizar e integrar procesos de negocio que hoy operan de forma manual y fragmentada. Resolverlo exige el ejercicio completo de la disciplina, desde el levantamiento de requerimientos y el modelamiento de datos hasta la construcción, la validación y la implantación de la solución.</w:t>
+              <w:t xml:space="preserve">La situación se sitúa en empresas de distribución y transporte de la Región Metropolitana con flotas de entre cinco y treinta vehículos, que operan despacho de última milla para tiendas de retail o de forma directa al consumidor final. Impacta a los vendedores que comprometen fechas, a los despachadores que arman las rutas, a los bodegueros que preparan la carga, a los conductores que ejecutan las entregas y a los dueños que necesitan saber si la operación es rentable.</w:t>
             </w:r>
           </w:p>
           <w:p>
@@ -1233,7 +1253,31 @@
                 <w:szCs w:val="20"/>
                 <w:lang w:eastAsia="es-CL"/>
               </w:rPr>
-              <w:t>El aporte de valor del proyecto es entregar a la organización una única fuente de información sobre su operación, reduciendo el tiempo administrativo asociado a cada servicio, anticipando las mantenciones antes de que se transformen en detenciones no programadas, acortando el ciclo de facturación y disponiendo del respaldo documental de forma inmediata ante una fiscalización o un reclamo.</w:t>
+              <w:t>Este tema es relevante para el campo laboral de la carrera porque representa el tipo de encargo más frecuente que recibe un ingeniero en informática en el mercado nacional: digitalizar e integrar procesos de negocio que hoy operan de forma manual y fragmentada, con usuarios que trabajan en escritorio y usuarios que trabajan en terreno. Resolverlo exige el ejercicio completo de la disciplina, desde el levantamiento de requerimientos y el modelamiento de datos hasta la construcción de aplicaciones web y móviles, su validación y su implantación.</w:t>
+            </w:r>
+          </w:p>
+          <w:p>
+            <w:pPr>
+              <w:jc w:val="both"/>
+              <w:rPr>
+                <w:rFonts w:ascii="Calibri" w:hAnsi="Calibri" w:cs="Arial"/>
+                <w:i/>
+                <w:iCs/>
+                <w:color w:val="548DD4"/>
+                <w:sz w:val="20"/>
+                <w:szCs w:val="20"/>
+                <w:lang w:eastAsia="es-CL"/>
+              </w:rPr>
+            </w:pPr>
+            <w:r>
+              <w:rPr>
+                <w:rFonts w:ascii="Calibri" w:hAnsi="Calibri" w:cs="Arial"/>
+                <w:iCs/>
+                <w:sz w:val="20"/>
+                <w:szCs w:val="20"/>
+                <w:lang w:eastAsia="es-CL"/>
+              </w:rPr>
+              <w:t>El aporte de valor del proyecto es entregar a la organización una única fuente de información sobre su operación, con trazabilidad desde la venta hasta el cierre del servicio, reglas de cobro aplicadas automáticamente, evidencia registrada en terreno por quienes ejecutan el trabajo, e indicadores que permiten saber al cierre de cada jornada si los camiones operaron sobre o bajo su punto de equilibrio.</w:t>
             </w:r>
           </w:p>
         </w:tc>
@@ -1288,7 +1332,7 @@
                 <w:szCs w:val="20"/>
                 <w:lang w:eastAsia="es-CL"/>
               </w:rPr>
-              <w:t>El objetivo del proyecto es desarrollar e implantar vialNex, una plataforma web que centralice la gestión de las operaciones de una empresa de transporte de carga bajo un mismo modelo de información.</w:t>
+              <w:t xml:space="preserve">El objetivo del proyecto es desarrollar e implantar vialNex, una solución compuesta por una aplicación web responsiva y una aplicación móvil, que centralice la gestión de las operaciones de distribución de una empresa de transporte bajo un mismo modelo de información.</w:t>
             </w:r>
           </w:p>
           <w:p>
@@ -1311,7 +1355,9 @@
                 <w:szCs w:val="20"/>
                 <w:lang w:eastAsia="es-CL"/>
               </w:rPr>
-              <w:t>La solución se organiza en seis módulos: gestión de pedidos, gestión de rutas, gestión de facturación, gestión de mantenimiento de flota, gestión documental y un componente de innovación. La característica que articula el diseño es que un pedido arrastra consigo la ruta asignada, la documentación de respaldo generada durante el viaje y el cobro asociado, de modo que la trazabilidad se mantiene de extremo a extremo.</w:t>
+              <w:t xml:space="preserve">La solución se organiza en doce módulos: acceso mediante login y registro de usuarios, interfaz de venta, orden de transporte con despacho a bodega, ruta con cambio de ruta en curso, gestión de flota, mantenimiento de vehículos, gestión de </w:t>
+              <w:lastRenderedPageBreak/>
+              <w:t xml:space="preserve">personal, registro de costos, monitoreo de la operación con gráfico y cierre de servicio, localización de camiones en mapa, y un dashboard que incluye el reporte de cobranza.</w:t>
             </w:r>
           </w:p>
           <w:p>
@@ -1334,17 +1380,30 @@
                 <w:szCs w:val="20"/>
                 <w:lang w:eastAsia="es-CL"/>
               </w:rPr>
-              <w:t xml:space="preserve">La problemática se aborda construyendo primero el modelo de datos que integra las entidades hoy dispersas (cliente, pedido, vehículo, conductor, ruta, documento y </w:t>
-            </w:r>
-            <w:r>
-              <w:rPr>
-                <w:rFonts w:ascii="Calibri" w:hAnsi="Calibri" w:cs="Arial"/>
+              <w:t xml:space="preserve">La característica que articula el diseño es la trazabilidad de extremo a extremo: la venta genera una orden de transporte con sus posiciones y guías de despacho ya emitidas; la orden se despacha a bodega, donde el bodeguero confirma la carga completa; el camión sale a ruta y el conductor registra los hitos y las entregas desde su teléfono; el despachador monitorea la operación en tiempo real y cierra el servicio; y el resultado alimenta el dashboard, donde el administrador consulta los indicadores y el reporte de cobranza.</w:t>
+            </w:r>
+          </w:p>
+          <w:p>
+            <w:pPr>
+              <w:jc w:val="both"/>
+              <w:rPr>
+                <w:rFonts w:ascii="Calibri" w:hAnsi="Calibri" w:cs="Arial"/>
+                <w:i/>
+                <w:color w:val="548DD4"/>
                 <w:sz w:val="20"/>
                 <w:szCs w:val="20"/>
-                <w:lang w:eastAsia="es-CL"/>
-              </w:rPr>
-              <w:lastRenderedPageBreak/>
-              <w:t>factura), y desarrollando sobre él los módulos de manera incremental, comenzando por el núcleo operativo compuesto por pedidos, rutas y gestión documental.</w:t>
+                <w:highlight w:val="cyan"/>
+                <w:lang w:eastAsia="es-CL"/>
+              </w:rPr>
+            </w:pPr>
+            <w:r>
+              <w:rPr>
+                <w:rFonts w:ascii="Calibri" w:hAnsi="Calibri" w:cs="Arial"/>
+                <w:sz w:val="20"/>
+                <w:szCs w:val="20"/>
+                <w:lang w:eastAsia="es-CL"/>
+              </w:rPr>
+              <w:t>La aplicación web responsiva está dirigida a los perfiles que trabajan en oficina, es decir, vendedor, despachador, jefe de flota y administrador. La aplicación móvil está dirigida a los perfiles que trabajan en terreno, es decir, el bodeguero que arma la carga y el conductor que ejecuta las entregas. Ambas se comunican con un mismo servicio y comparten el mismo modelo de datos.</w:t>
             </w:r>
           </w:p>
           <w:p>
@@ -1367,7 +1426,7 @@
                 <w:szCs w:val="20"/>
                 <w:lang w:eastAsia="es-CL"/>
               </w:rPr>
-              <w:t>El componente de innovación corresponde a un tablero de indicadores de gestión que permite a la dirección conocer el costo por kilómetro, el nivel de utilización de la flota y el cumplimiento de entregas, información que hoy no está disponible de forma consolidada en este tipo de empresas.</w:t>
+              <w:t>El componente de innovación corresponde a un tablero de rentabilidad operacional que compara, por camión y por jornada, los bultos efectivamente entregados contra el punto de equilibrio calculado a partir de los costos diarios del vehículo, información que hoy no está disponible de forma consolidada en este tipo de empresas.</w:t>
             </w:r>
           </w:p>
         </w:tc>
@@ -1422,7 +1481,7 @@
                 <w:szCs w:val="20"/>
                 <w:lang w:eastAsia="es-CL"/>
               </w:rPr>
-              <w:t>El proyecto se relaciona directamente con el perfil de egreso de Ingeniería en Informática porque no se limita a la construcción de software, sino que recorre el ciclo completo de una solución informática aplicada a una organización real.</w:t>
+              <w:t>El proyecto se relaciona directamente con el perfil de egreso de Ingeniería en Informática porque no se limita a la construcción de software, sino que recorre el ciclo completo de una solución informática aplicada a una organización real, sobre dos plataformas distintas.</w:t>
             </w:r>
           </w:p>
           <w:p>
@@ -1444,7 +1503,7 @@
                 <w:szCs w:val="20"/>
                 <w:lang w:eastAsia="es-CL"/>
               </w:rPr>
-              <w:t>Desarrollar una solución de software: el proyecto exige construir seis módulos funcionales, integrarlos entre sí bajo un mismo modelo de información e implantarlos en un ambiente de operación. Esta competencia es necesaria porque el valor de la plataforma no reside en cada módulo por separado, sino en su funcionamiento integrado.</w:t>
+              <w:t>Desarrollar una solución de software: el proyecto exige construir una aplicación web responsiva, una aplicación móvil y un servicio que las integra, todos sobre un mismo lenguaje y un contrato de interfaz común. Esta competencia es necesaria porque el valor de la plataforma reside en que los usuarios de oficina y los de terreno trabajen sobre la misma información en tiempo real.</w:t>
             </w:r>
           </w:p>
           <w:p>
@@ -1466,7 +1525,7 @@
                 <w:szCs w:val="20"/>
                 <w:lang w:eastAsia="es-CL"/>
               </w:rPr>
-              <w:t>Construir modelos de datos: el núcleo del proyecto es un modelo de datos capaz de vincular pedidos, rutas, vehículos, documentos y facturación de forma escalable. Sin un modelo correctamente diseñado, la integración entre módulos resulta imposible, por lo que esta competencia es condición previa al desarrollo.</w:t>
+              <w:t>Construir modelos de datos: el núcleo del proyecto es un modelo de datos capaz de vincular ventas, órdenes de transporte, posiciones, guías de despacho, vehículos, conductores, rutas, entregas, costos y tarifas de forma escalable. Sin un modelo correctamente diseñado la integración entre módulos resulta imposible, por lo que esta competencia es condición previa al desarrollo.</w:t>
             </w:r>
           </w:p>
           <w:p>
@@ -1488,7 +1547,7 @@
                 <w:szCs w:val="20"/>
                 <w:lang w:eastAsia="es-CL"/>
               </w:rPr>
-              <w:t>Gestionar proyectos informáticos: el alcance comprende seis módulos ejecutados por un equipo en un semestre, lo que obliga a planificar, priorizar el alcance, distribuir responsabilidades y controlar el avance mediante hitos verificables. Esta competencia es la que permite que el proyecto sea viable dentro del plazo disponible.</w:t>
+              <w:t>Gestionar proyectos informáticos: el alcance comprende doce módulos sobre dos plataformas, ejecutados por un equipo de tres integrantes en un semestre, lo que obliga a planificar, priorizar el alcance, definir un contrato de interfaz temprano para que los integrantes no se bloqueen entre sí, y controlar el avance mediante hitos verificables.</w:t>
             </w:r>
           </w:p>
           <w:p>
@@ -1510,7 +1569,7 @@
                 <w:szCs w:val="20"/>
                 <w:lang w:eastAsia="es-CL"/>
               </w:rPr>
-              <w:t>Realizar pruebas de certificación: al tratarse de una plataforma que soporta información operacional y documentos de respaldo, se requiere diseñar y aplicar un plan de pruebas funcionales y de integración, y desarrollar mejoras a partir de sus resultados antes de la implantación.</w:t>
+              <w:t>Realizar pruebas de certificación: al tratarse de una plataforma que soporta información operacional, documentos de respaldo y cálculo de cobros, se requiere diseñar y aplicar un plan de pruebas funcionales, de integración entre las dos aplicaciones y de aceptación, y desarrollar mejoras a partir de sus resultados antes de la implantación.</w:t>
             </w:r>
           </w:p>
           <w:p>
@@ -1532,6 +1591,7 @@
                 <w:szCs w:val="20"/>
                 <w:lang w:eastAsia="es-CL"/>
               </w:rPr>
+              <w:lastRenderedPageBreak/>
               <w:t>En consecuencia, el proyecto moviliza cuatro competencias de especialidad del perfil de egreso, superando el mínimo de tres competencias establecido para los Proyectos APT.</w:t>
             </w:r>
           </w:p>
@@ -1558,6 +1618,7 @@
                 <w:rFonts w:ascii="Calibri" w:hAnsi="Calibri"/>
                 <w:color w:val="1F3864" w:themeColor="accent1" w:themeShade="80"/>
               </w:rPr>
+              <w:lastRenderedPageBreak/>
               <w:t>Relación con los intereses profesionales</w:t>
             </w:r>
           </w:p>
@@ -1608,7 +1669,7 @@
                 <w:szCs w:val="20"/>
                 <w:lang w:eastAsia="es-CL"/>
               </w:rPr>
-              <w:t>El proyecto refleja esos intereses de manera directa: su desafío principal no es programar pantallas, sino diseñar el modelo de información y la lógica que permiten que pedidos, rutas, documentos y facturación conversen entre sí. Ese es exactamente el tipo de problema que me interesa resolver profesionalmente.</w:t>
+              <w:t>El proyecto refleja esos intereses de manera directa: su desafío principal no es programar pantallas, sino diseñar el modelo de información y las reglas de negocio que permiten que la venta, la preparación en bodega, la ejecución en ruta y el cobro conversen entre sí, y que esa información llegue en tiempo real tanto a un computador de oficina como al teléfono de un conductor.</w:t>
             </w:r>
           </w:p>
           <w:p>
@@ -1630,7 +1691,7 @@
                 <w:szCs w:val="20"/>
                 <w:lang w:eastAsia="es-CL"/>
               </w:rPr>
-              <w:t>Además, el proyecto se sitúa en un rubro con procesos operacionales exigentes y con obligaciones documentales concretas, lo que agrega la dimensión de cumplimiento que caracteriza a los sistemas empresariales reales.</w:t>
+              <w:t>Además, el proyecto incorpora reglas de negocio con lógica real del rubro, como el cálculo de tarifas por tramo de tamaño y zona, los recargos por prioridad o ventana horaria, y la determinación automática de responsabilidad ante una entrega fallida. Ese tipo de lógica es la que distingue un sistema empresarial de un ejercicio académico.</w:t>
             </w:r>
           </w:p>
           <w:p>
@@ -1652,17 +1713,7 @@
                 <w:szCs w:val="20"/>
                 <w:lang w:eastAsia="es-CL"/>
               </w:rPr>
-              <w:t xml:space="preserve">Desarrollar vialNex contribuye a mi desarrollo profesional porque me permite ejercitar el ciclo completo de una solución (levantamiento, modelamiento, construcción, pruebas e implantación) sobre un caso equivalente a los que enfrentaré </w:t>
-            </w:r>
-            <w:r>
-              <w:rPr>
-                <w:rFonts w:ascii="Calibri" w:hAnsi="Calibri" w:cs="Arial"/>
-                <w:sz w:val="20"/>
-                <w:szCs w:val="20"/>
-                <w:lang w:eastAsia="es-CL"/>
-              </w:rPr>
-              <w:lastRenderedPageBreak/>
-              <w:t>en el campo laboral, y porque genera un producto demostrable que respalda mis competencias ante un futuro empleador o cliente.</w:t>
+              <w:t xml:space="preserve">Desarrollar vialNex contribuye a mi desarrollo profesional porque me permite ejercitar el ciclo completo de una solución sobre un caso equivalente a los que enfrentaré en el campo laboral, incorporando desarrollo móvil, y porque genera un producto demostrable que respalda mis competencias ante un futuro empleador o cliente.</w:t>
             </w:r>
           </w:p>
         </w:tc>
@@ -1688,7 +1739,6 @@
                 <w:rFonts w:ascii="Calibri" w:hAnsi="Calibri"/>
                 <w:color w:val="1F3864" w:themeColor="accent1" w:themeShade="80"/>
               </w:rPr>
-              <w:lastRenderedPageBreak/>
               <w:t>Factibilidad de desarrollo del Proyecto APT</w:t>
             </w:r>
           </w:p>
@@ -1717,7 +1767,7 @@
                 <w:szCs w:val="20"/>
                 <w:lang w:eastAsia="es-CL"/>
               </w:rPr>
-              <w:t>El proyecto es factible de desarrollarse dentro del marco de la asignatura porque su alcance está definido por fases, con un núcleo obligatorio y un alcance incremental que se aborda solo una vez que el núcleo se encuentra operativo.</w:t>
+              <w:t>El proyecto es factible de desarrollarse dentro del marco de la asignatura porque su alcance está definido por fases, con un núcleo obligatorio y un alcance incremental que se aborda solo una vez que el núcleo se encuentra operativo, y porque la selección tecnológica reduce deliberadamente la curva de aprendizaje del equipo.</w:t>
             </w:r>
           </w:p>
           <w:p>
@@ -1739,7 +1789,7 @@
                 <w:szCs w:val="20"/>
                 <w:lang w:eastAsia="es-CL"/>
               </w:rPr>
-              <w:t>(1) Duración del semestre: el plan de trabajo distribuye las actividades en las dieciocho semanas del período académico, respetando las tres fases de la asignatura. El núcleo funcional (modelo de datos, autenticación, pedidos, rutas y gestión documental) se completa dentro de la Fase 2, mientras que los módulos de mantenimiento, facturación y el componente de innovación se desarrollan en la etapa final de esa misma fase.</w:t>
+              <w:t xml:space="preserve">(1) Duración del semestre: el plan de trabajo distribuye las actividades en las dieciocho semanas del período académico, respetando las tres fases de la asignatura. El núcleo funcional, compuesto por el modelo de datos, la autenticación, la interfaz de venta con el motor de cálculo de tarifas, la orden de transporte, la aplicación de bodega, la ruta con la aplicación del conductor y el monitoreo, se completa dentro de la Fase 2. Los módulos de personal, costos, mantenimiento y el dashboard con el reporte de cobranza se desarrollan en la etapa final de esa misma fase.</w:t>
             </w:r>
           </w:p>
           <w:p>
@@ -1761,7 +1811,7 @@
                 <w:szCs w:val="20"/>
                 <w:lang w:eastAsia="es-CL"/>
               </w:rPr>
-              <w:t>(2) Horas asignadas a la asignatura: la asignatura contempla veinte créditos, carga suficiente para el desarrollo planificado considerando que el trabajo se distribuye entre los integrantes del equipo por módulos, con responsabilidades definidas en el plan de trabajo.</w:t>
+              <w:t>(2) Horas asignadas a la asignatura: la asignatura contempla veinte créditos, carga suficiente para el desarrollo planificado considerando que el trabajo se distribuye entre los tres integrantes por capa tecnológica, con responsabilidades definidas en el plan de trabajo.</w:t>
             </w:r>
           </w:p>
           <w:p>
@@ -1783,7 +1833,7 @@
                 <w:szCs w:val="20"/>
                 <w:lang w:eastAsia="es-CL"/>
               </w:rPr>
-              <w:t>(3) Materiales requeridos: el proyecto no requiere inversión ni equipamiento especial. Se utilizan computadores personales de los integrantes, herramientas de desarrollo y motores de base de datos de uso libre, un repositorio de control de versiones sin costo y un ambiente de despliegue de prueba. Todo el material necesario se encuentra disponible.</w:t>
+              <w:t xml:space="preserve">(3) Materiales requeridos: el proyecto no requiere inversión ni equipamiento especial. Se utilizan computadores personales de los integrantes, un teléfono Android para probar la aplicación móvil, herramientas de desarrollo y un motor de base de datos de uso libre, un repositorio de control de versiones sin costo, mapas de OpenStreetMap sin costo de licencia y un ambiente de despliegue de prueba en capa gratuita.</w:t>
             </w:r>
           </w:p>
           <w:p>
@@ -1805,7 +1855,9 @@
                 <w:szCs w:val="20"/>
                 <w:lang w:eastAsia="es-CL"/>
               </w:rPr>
-              <w:t>(4) Factores externos que facilitan su desarrollo: el equipo cuenta con conocimientos previos de desarrollo web y modelamiento de datos adquiridos en asignaturas anteriores; el rubro del transporte tiene procesos ampliamente documentados que permiten construir el levantamiento aun sin acceso permanente a una empresa; y las tecnologías seleccionadas cuentan con documentación y comunidad amplias.</w:t>
+              <w:t xml:space="preserve">(4) Factores externos que facilitan su desarrollo: se seleccionó TypeScript como lenguaje único para las tres capas, de modo que ningún integrante debe aprender dos </w:t>
+              <w:lastRenderedPageBreak/>
+              <w:t>lenguajes distintos durante el semestre; el equipo cuenta con conocimientos previos de desarrollo web y modelamiento de datos adquiridos en asignaturas anteriores; los procesos del rubro de distribución están ampliamente documentados, lo que permite construir el levantamiento aun sin acceso permanente a una empresa; y las tecnologías seleccionadas cuentan con documentación y comunidad amplias.</w:t>
             </w:r>
           </w:p>
           <w:p>
@@ -1827,7 +1879,7 @@
                 <w:szCs w:val="20"/>
                 <w:lang w:eastAsia="es-CL"/>
               </w:rPr>
-              <w:t>(5) Factores externos que dificultan su desarrollo y cómo se abordarán: el principal riesgo es la disponibilidad limitada de una empresa real para validar requerimientos, lo que se mitiga trabajando con un caso de estudio construido a partir de procesos estándar del rubro y validando con el docente los supuestos adoptados. Un segundo riesgo es la amplitud del alcance frente al tiempo disponible, que se mitiga mediante la priorización ya declarada entre núcleo obligatorio y alcance incremental, de modo que una eventual reducción de alcance no comprometa el resultado evaluable. Un tercer riesgo es la coordinación del equipo, que se aborda con reuniones de avance semanales, responsabilidades asignadas por módulo y control de versiones sobre un repositorio compartido.</w:t>
+              <w:t xml:space="preserve">(5) Factores externos que dificultan su desarrollo y cómo se abordarán: el principal riesgo es que el desarrollo móvil resulte nuevo para el equipo, lo que se mitiga utilizando React Native con Expo, que evita la configuración de entornos nativos, y asignando esa capa a un integrante desde el inicio del semestre. Un segundo riesgo es que los integrantes se bloqueen entre sí esperando el servicio, lo que se mitiga definiendo el contrato de interfaz en la semana 4 y trabajando contra respuestas simuladas mientras el servicio se construye. Un tercer riesgo es la amplitud del alcance frente al tiempo disponible, mitigado mediante la priorización declarada entre núcleo obligatorio y alcance incremental, de modo que una eventual reducción de alcance no comprometa el resultado evaluable. Un cuarto riesgo es la disponibilidad limitada de una empresa real para validar requerimientos, que se aborda trabajando con un caso de estudio construido a partir de procesos estándar del rubro y validando los supuestos adoptados con el docente.</w:t>
             </w:r>
           </w:p>
         </w:tc>
@@ -2027,7 +2079,7 @@
                 <w:szCs w:val="20"/>
                 <w:lang w:eastAsia="es-CL"/>
               </w:rPr>
-              <w:t>Desarrollar e implantar una plataforma web integral, denominada vialNex, que centralice la gestión de pedidos, rutas, mantenimiento de flota, documentación y facturación de una empresa de transporte de carga, integrando estos procesos bajo un mismo modelo de información durante el semestre académico.</w:t>
+              <w:t xml:space="preserve">Desarrollar e implantar vialNex, una plataforma compuesta por una aplicación web responsiva y una aplicación móvil, que centralice la gestión de ventas, órdenes de transporte, preparación en bodega, rutas, flota, personal, costos y monitoreo de una empresa de distribución de carga, integrando estos procesos bajo un mismo modelo de información durante el semestre académico.</w:t>
             </w:r>
           </w:p>
         </w:tc>
@@ -2081,7 +2133,7 @@
                 <w:szCs w:val="20"/>
                 <w:lang w:eastAsia="es-CL"/>
               </w:rPr>
-              <w:t>Levantar y documentar los requerimientos funcionales y no funcionales de la operación logística de una empresa de transporte de carga.</w:t>
+              <w:t>Levantar y documentar los requerimientos funcionales, no funcionales y las reglas de negocio de la operación de distribución de una empresa de transporte de carga.</w:t>
             </w:r>
           </w:p>
           <w:p>
@@ -2103,7 +2155,7 @@
                 <w:szCs w:val="20"/>
                 <w:lang w:eastAsia="es-CL"/>
               </w:rPr>
-              <w:t>Diseñar e implementar un modelo de datos relacional que integre las entidades de cliente, pedido, vehículo, conductor, ruta, documento y facturación de forma escalable.</w:t>
+              <w:t>Diseñar e implementar un modelo de datos relacional que integre las entidades de cliente, venta, orden de transporte, posición, guía de despacho, vehículo, conductor, ruta, entrega, costo y tarifa.</w:t>
             </w:r>
           </w:p>
           <w:p>
@@ -2125,7 +2177,7 @@
                 <w:szCs w:val="20"/>
                 <w:lang w:eastAsia="es-CL"/>
               </w:rPr>
-              <w:t>Construir los módulos de gestión de pedidos, gestión de rutas y gestión documental que conforman el núcleo funcional de la plataforma.</w:t>
+              <w:t>Definir e implementar un servicio con un contrato de interfaz documentado que sea consumido tanto por la aplicación web como por la aplicación móvil.</w:t>
             </w:r>
           </w:p>
           <w:p>
@@ -2147,7 +2199,7 @@
                 <w:szCs w:val="20"/>
                 <w:lang w:eastAsia="es-CL"/>
               </w:rPr>
-              <w:t>Construir los módulos de gestión de mantenimiento de flota y gestión de facturación, integrándolos con el núcleo funcional.</w:t>
+              <w:t xml:space="preserve">Construir la aplicación web responsiva con los módulos de interfaz de venta, orden de transporte, ruta, monitoreo, gestión de flota, personal, costos y dashboard.</w:t>
             </w:r>
           </w:p>
           <w:p>
@@ -2169,7 +2221,7 @@
                 <w:szCs w:val="20"/>
                 <w:lang w:eastAsia="es-CL"/>
               </w:rPr>
-              <w:t>Implementar un tablero de indicadores de gestión que entregue información consolidada sobre costos, utilización de flota y cumplimiento de entregas.</w:t>
+              <w:t>Construir la aplicación móvil con las funcionalidades de confirmación de carga para el bodeguero y de registro de hitos, entregas y entregas fallidas para el conductor.</w:t>
             </w:r>
           </w:p>
           <w:p>
@@ -2191,7 +2243,8 @@
                 <w:szCs w:val="20"/>
                 <w:lang w:eastAsia="es-CL"/>
               </w:rPr>
-              <w:t>Diseñar y aplicar un plan de pruebas funcionales y de integración sobre la plataforma, incorporando mejoras a partir de sus resultados.</w:t>
+              <w:lastRenderedPageBreak/>
+              <w:t>Implementar el motor de cálculo de tarifas por tramo de tamaño y zona, con sus recargos y con la determinación automática de responsabilidad ante entregas fallidas.</w:t>
             </w:r>
           </w:p>
           <w:p>
@@ -2213,7 +2266,51 @@
                 <w:szCs w:val="20"/>
                 <w:lang w:eastAsia="es-CL"/>
               </w:rPr>
-              <w:t>Planificar y controlar la ejecución del proyecto mediante hitos verificables y responsabilidades asignadas por integrante.</w:t>
+              <w:t>Implementar un tablero de indicadores que compare los bultos entregados por camión y jornada contra el punto de equilibrio calculado desde los costos operacionales.</w:t>
+            </w:r>
+          </w:p>
+          <w:p>
+            <w:pPr>
+              <w:jc w:val="both"/>
+              <w:rPr>
+                <w:rFonts w:ascii="Calibri" w:hAnsi="Calibri" w:cs="Arial"/>
+                <w:i/>
+                <w:color w:val="548DD4"/>
+                <w:sz w:val="20"/>
+                <w:szCs w:val="20"/>
+                <w:lang w:eastAsia="es-CL"/>
+              </w:rPr>
+            </w:pPr>
+            <w:r>
+              <w:rPr>
+                <w:rFonts w:ascii="Calibri" w:hAnsi="Calibri" w:cs="Arial"/>
+                <w:sz w:val="20"/>
+                <w:szCs w:val="20"/>
+                <w:lang w:eastAsia="es-CL"/>
+              </w:rPr>
+              <w:t>Diseñar y aplicar un plan de pruebas funcionales, de integración y de aceptación sobre ambas aplicaciones, incorporando mejoras a partir de sus resultados.</w:t>
+            </w:r>
+          </w:p>
+          <w:p>
+            <w:pPr>
+              <w:jc w:val="both"/>
+              <w:rPr>
+                <w:rFonts w:ascii="Calibri" w:hAnsi="Calibri" w:cs="Arial"/>
+                <w:i/>
+                <w:color w:val="548DD4"/>
+                <w:sz w:val="20"/>
+                <w:szCs w:val="20"/>
+                <w:lang w:eastAsia="es-CL"/>
+              </w:rPr>
+            </w:pPr>
+            <w:r>
+              <w:rPr>
+                <w:rFonts w:ascii="Calibri" w:hAnsi="Calibri" w:cs="Arial"/>
+                <w:sz w:val="20"/>
+                <w:szCs w:val="20"/>
+                <w:lang w:eastAsia="es-CL"/>
+              </w:rPr>
+              <w:t>Planificar y controlar la ejecución del proyecto mediante hitos verificables y responsabilidades asignadas por capa tecnológica.</w:t>
             </w:r>
           </w:p>
         </w:tc>
@@ -2420,7 +2517,7 @@
                 <w:szCs w:val="20"/>
                 <w:lang w:eastAsia="es-CL"/>
               </w:rPr>
-              <w:t>El trabajo se organiza en sprints de dos semanas. Cada sprint contempla una reunión de planificación en la que se selecciona el conjunto de historias de usuario a desarrollar, reuniones breves de coordinación durante su ejecución, y una revisión al cierre en la que se demuestra el incremento construido y se registra el avance.</w:t>
+              <w:t xml:space="preserve">El trabajo se organiza en sprints de dos semanas. Cada sprint contempla una reunión de planificación en la que se selecciona el conjunto de historias de usuario a desarrollar, reuniones breves de coordinación durante su ejecución, y una revisión al cierre en la que se demuestra el incremento construido y se registra el avance.</w:t>
             </w:r>
           </w:p>
           <w:p>
@@ -2442,7 +2539,7 @@
                 <w:szCs w:val="20"/>
                 <w:lang w:eastAsia="es-CL"/>
               </w:rPr>
-              <w:t>Etapa 1, levantamiento y análisis: identificación de los procesos de negocio, definición de historias de usuario, requerimientos funcionales y no funcionales, y definición del alcance del núcleo obligatorio y del alcance incremental.</w:t>
+              <w:t xml:space="preserve">La solución se construye íntegramente en TypeScript, con el objetivo explícito de que ningún integrante deba aprender dos lenguajes distintos durante el semestre. La aplicación web se desarrolla con React, la aplicación móvil con React Native y Expo, y el servicio con Node.js sobre una base de datos PostgreSQL. Los tipos del dominio se definen una sola vez en un paquete compartido que consumen las tres capas.</w:t>
             </w:r>
           </w:p>
           <w:p>
@@ -2464,7 +2561,7 @@
                 <w:szCs w:val="20"/>
                 <w:lang w:eastAsia="es-CL"/>
               </w:rPr>
-              <w:t>Etapa 2, diseño: construcción del modelo de datos relacional, definición de la arquitectura de la solución y elaboración de los prototipos de interfaz de los módulos principales.</w:t>
+              <w:t>Etapa 1, levantamiento y análisis: identificación de los procesos de negocio, definición de historias de usuario, requerimientos funcionales y no funcionales, reglas de negocio de cálculo de tarifas y de entregas fallidas, y definición del alcance del núcleo obligatorio y del alcance incremental.</w:t>
             </w:r>
           </w:p>
           <w:p>
@@ -2486,8 +2583,96 @@
                 <w:szCs w:val="20"/>
                 <w:lang w:eastAsia="es-CL"/>
               </w:rPr>
+              <w:t>Etapa 2, diseño: construcción del modelo de datos relacional, definición del contrato de interfaz del servicio, definición de la arquitectura de la solución y elaboración de los prototipos de interfaz web y móvil.</w:t>
+            </w:r>
+          </w:p>
+          <w:p>
+            <w:pPr>
+              <w:jc w:val="both"/>
+              <w:rPr>
+                <w:rFonts w:ascii="Calibri" w:hAnsi="Calibri" w:cs="Arial"/>
+                <w:i/>
+                <w:color w:val="548DD4"/>
+                <w:sz w:val="20"/>
+                <w:szCs w:val="20"/>
+                <w:lang w:eastAsia="es-CL"/>
+              </w:rPr>
+            </w:pPr>
+            <w:r>
+              <w:rPr>
+                <w:rFonts w:ascii="Calibri" w:hAnsi="Calibri" w:cs="Arial"/>
+                <w:sz w:val="20"/>
+                <w:szCs w:val="20"/>
+                <w:lang w:eastAsia="es-CL"/>
+              </w:rPr>
+              <w:t xml:space="preserve">Etapa 3, construcción: desarrollo incremental de los módulos, comenzando por el núcleo funcional compuesto por acceso, venta, orden de transporte, bodega, ruta y monitoreo, seguido de personal, costos, mantenimiento, dashboard y el componente de innovación.</w:t>
+            </w:r>
+          </w:p>
+          <w:p>
+            <w:pPr>
+              <w:jc w:val="both"/>
+              <w:rPr>
+                <w:rFonts w:ascii="Calibri" w:hAnsi="Calibri" w:cs="Arial"/>
+                <w:i/>
+                <w:color w:val="548DD4"/>
+                <w:sz w:val="20"/>
+                <w:szCs w:val="20"/>
+                <w:lang w:eastAsia="es-CL"/>
+              </w:rPr>
+            </w:pPr>
+            <w:r>
+              <w:rPr>
+                <w:rFonts w:ascii="Calibri" w:hAnsi="Calibri" w:cs="Arial"/>
+                <w:sz w:val="20"/>
+                <w:szCs w:val="20"/>
+                <w:lang w:eastAsia="es-CL"/>
+              </w:rPr>
+              <w:t>Etapa 4, pruebas: diseño y aplicación de un plan de pruebas funcionales, de integración entre ambas aplicaciones y de aceptación, con registro de hallazgos y desarrollo de las mejoras derivadas de sus resultados.</w:t>
+            </w:r>
+          </w:p>
+          <w:p>
+            <w:pPr>
+              <w:jc w:val="both"/>
+              <w:rPr>
+                <w:rFonts w:ascii="Calibri" w:hAnsi="Calibri" w:cs="Arial"/>
+                <w:i/>
+                <w:color w:val="548DD4"/>
+                <w:sz w:val="20"/>
+                <w:szCs w:val="20"/>
+                <w:lang w:eastAsia="es-CL"/>
+              </w:rPr>
+            </w:pPr>
+            <w:r>
+              <w:rPr>
+                <w:rFonts w:ascii="Calibri" w:hAnsi="Calibri" w:cs="Arial"/>
+                <w:sz w:val="20"/>
+                <w:szCs w:val="20"/>
+                <w:lang w:eastAsia="es-CL"/>
+              </w:rPr>
+              <w:t>Etapa 5, implantación y cierre: despliegue de la solución en un ambiente de prueba, elaboración del manual de usuario y del manual técnico, y presentación final del proyecto.</w:t>
+            </w:r>
+          </w:p>
+          <w:p>
+            <w:pPr>
+              <w:jc w:val="both"/>
+              <w:rPr>
+                <w:rFonts w:ascii="Calibri" w:hAnsi="Calibri" w:cs="Arial"/>
+                <w:i/>
+                <w:color w:val="548DD4"/>
+                <w:sz w:val="20"/>
+                <w:szCs w:val="20"/>
+                <w:lang w:eastAsia="es-CL"/>
+              </w:rPr>
+            </w:pPr>
+            <w:r>
+              <w:rPr>
+                <w:rFonts w:ascii="Calibri" w:hAnsi="Calibri" w:cs="Arial"/>
+                <w:sz w:val="20"/>
+                <w:szCs w:val="20"/>
+                <w:lang w:eastAsia="es-CL"/>
+              </w:rPr>
               <w:lastRenderedPageBreak/>
-              <w:t>Etapa 3, construcción: desarrollo incremental de los módulos, comenzando por el núcleo funcional compuesto por pedidos, rutas y gestión documental, seguido de mantenimiento, facturación y el componente de innovación.</w:t>
+              <w:t>Distribución de funciones, tareas y responsabilidades del equipo, organizada por capa tecnológica:</w:t>
             </w:r>
           </w:p>
           <w:p>
@@ -2509,7 +2694,7 @@
                 <w:szCs w:val="20"/>
                 <w:lang w:eastAsia="es-CL"/>
               </w:rPr>
-              <w:t>Etapa 4, pruebas: diseño y aplicación de un plan de pruebas funcionales, de integración y de aceptación, con registro de hallazgos y desarrollo de las mejoras derivadas de sus resultados.</w:t>
+              <w:t>Cristobal Peña, servicio y datos: diseño e implementación del modelo de datos y del diccionario de datos, construcción del servicio y de su contrato de interfaz, autenticación y control de acceso por rol, motor de cálculo de tarifas y reglas de negocio, y administración del repositorio de control de versiones. Actúa además como jefe de proyecto, coordinando la planificación y el control del avance.</w:t>
             </w:r>
           </w:p>
           <w:p>
@@ -2531,7 +2716,7 @@
                 <w:szCs w:val="20"/>
                 <w:lang w:eastAsia="es-CL"/>
               </w:rPr>
-              <w:t>Etapa 5, implantación y cierre: despliegue de la plataforma en un ambiente de prueba, elaboración del manual de usuario y del manual técnico, y presentación final del proyecto.</w:t>
+              <w:t xml:space="preserve">Bernardo Rojas, aplicación web: construcción de la interfaz de venta, la orden de transporte, la ruta, el monitoreo, la gestión de flota, el módulo de personal, el registro de costos y el dashboard con el reporte de cobranza y los indicadores de rentabilidad.</w:t>
             </w:r>
           </w:p>
           <w:p>
@@ -2553,7 +2738,7 @@
                 <w:szCs w:val="20"/>
                 <w:lang w:eastAsia="es-CL"/>
               </w:rPr>
-              <w:t>Distribución de funciones, tareas y responsabilidades del equipo:</w:t>
+              <w:t>Javier Morales, aplicación móvil y calidad: construcción de la aplicación del bodeguero y del conductor, incluyendo el registro de entregas y de entregas fallidas con evidencia; diseño y aplicación del plan de pruebas sobre ambas aplicaciones; y elaboración del manual de usuario.</w:t>
             </w:r>
           </w:p>
           <w:p>
@@ -2575,73 +2760,7 @@
                 <w:szCs w:val="20"/>
                 <w:lang w:eastAsia="es-CL"/>
               </w:rPr>
-              <w:t>Integrante 1, jefe de proyecto y desarrollo del núcleo funcional: planificación y control del avance, coordinación con el docente, construcción de los módulos de gestión de pedidos y gestión de rutas, y consolidación de los informes de avance y final.</w:t>
-            </w:r>
-          </w:p>
-          <w:p>
-            <w:pPr>
-              <w:jc w:val="both"/>
-              <w:rPr>
-                <w:rFonts w:ascii="Calibri" w:hAnsi="Calibri" w:cs="Arial"/>
-                <w:i/>
-                <w:color w:val="548DD4"/>
-                <w:sz w:val="20"/>
-                <w:szCs w:val="20"/>
-                <w:lang w:eastAsia="es-CL"/>
-              </w:rPr>
-            </w:pPr>
-            <w:r>
-              <w:rPr>
-                <w:rFonts w:ascii="Calibri" w:hAnsi="Calibri" w:cs="Arial"/>
-                <w:sz w:val="20"/>
-                <w:szCs w:val="20"/>
-                <w:lang w:eastAsia="es-CL"/>
-              </w:rPr>
-              <w:t>Integrante 2, modelamiento de datos y desarrollo de módulos de soporte: diseño e implementación del modelo de datos y del diccionario de datos, construcción de los módulos de gestión documental y gestión de mantenimiento de flota, y administración del repositorio de control de versiones.</w:t>
-            </w:r>
-          </w:p>
-          <w:p>
-            <w:pPr>
-              <w:jc w:val="both"/>
-              <w:rPr>
-                <w:rFonts w:ascii="Calibri" w:hAnsi="Calibri" w:cs="Arial"/>
-                <w:i/>
-                <w:color w:val="548DD4"/>
-                <w:sz w:val="20"/>
-                <w:szCs w:val="20"/>
-                <w:lang w:eastAsia="es-CL"/>
-              </w:rPr>
-            </w:pPr>
-            <w:r>
-              <w:rPr>
-                <w:rFonts w:ascii="Calibri" w:hAnsi="Calibri" w:cs="Arial"/>
-                <w:sz w:val="20"/>
-                <w:szCs w:val="20"/>
-                <w:lang w:eastAsia="es-CL"/>
-              </w:rPr>
-              <w:t>Integrante 3, calidad y componente de innovación: diseño y aplicación del plan de pruebas, construcción del módulo de gestión de facturación y del tablero de indicadores, elaboración del manual de usuario y preparación de la presentación de cierre.</w:t>
-            </w:r>
-          </w:p>
-          <w:p>
-            <w:pPr>
-              <w:jc w:val="both"/>
-              <w:rPr>
-                <w:rFonts w:ascii="Calibri" w:hAnsi="Calibri" w:cs="Arial"/>
-                <w:i/>
-                <w:color w:val="548DD4"/>
-                <w:sz w:val="20"/>
-                <w:szCs w:val="20"/>
-                <w:lang w:eastAsia="es-CL"/>
-              </w:rPr>
-            </w:pPr>
-            <w:r>
-              <w:rPr>
-                <w:rFonts w:ascii="Calibri" w:hAnsi="Calibri" w:cs="Arial"/>
-                <w:sz w:val="20"/>
-                <w:szCs w:val="20"/>
-                <w:lang w:eastAsia="es-CL"/>
-              </w:rPr>
-              <w:t>Las tres responsabilidades son complementarias y no excluyentes: la construcción de los módulos se realiza de forma colaborativa sobre el repositorio compartido, y cada integrante actúa como revisor del trabajo de los demás antes de integrar los cambios.</w:t>
+              <w:t>Las responsabilidades son complementarias y no excluyentes. El contrato de interfaz del servicio se define en la semana 4, de modo que las aplicaciones web y móvil pueden desarrollarse contra respuestas simuladas sin quedar bloqueadas esperando al servicio. Cada integrante revisa el trabajo de los demás antes de integrar los cambios al repositorio compartido.</w:t>
             </w:r>
           </w:p>
         </w:tc>
@@ -2973,7 +3092,7 @@
                 <w:sz w:val="18"/>
                 <w:szCs w:val="18"/>
               </w:rPr>
-              <w:t>Documento de levantamiento de requerimientos</w:t>
+              <w:t>Documento de requerimientos y reglas de negocio</w:t>
             </w:r>
           </w:p>
         </w:tc>
@@ -2995,7 +3114,7 @@
                 <w:sz w:val="18"/>
                 <w:szCs w:val="18"/>
               </w:rPr>
-              <w:t>Documento que recoge los procesos de negocio identificados, las historias de usuario, los requerimientos funcionales y no funcionales, y la definición del alcance del proyecto.</w:t>
+              <w:t>Documento que recoge los procesos de negocio identificados, las historias de usuario, los requerimientos funcionales y no funcionales, las reglas de cálculo de tarifas y de entregas fallidas, y la definición del alcance.</w:t>
             </w:r>
           </w:p>
         </w:tc>
@@ -3110,7 +3229,7 @@
                 <w:sz w:val="18"/>
                 <w:szCs w:val="18"/>
               </w:rPr>
-              <w:t>Evidencia la competencia de construcción de modelos de datos y constituye el fundamento técnico de la integración entre módulos.</w:t>
+              <w:t>Evidencia la competencia de construcción de modelos de datos y constituye el fundamento técnico de la integración entre módulos y entre ambas aplicaciones.</w:t>
             </w:r>
           </w:p>
         </w:tc>
@@ -3159,7 +3278,7 @@
                 <w:sz w:val="18"/>
                 <w:szCs w:val="18"/>
               </w:rPr>
-              <w:t>Prototipo de interfaz (mockups)</w:t>
+              <w:t>Contrato de interfaz del servicio documentado</w:t>
             </w:r>
           </w:p>
         </w:tc>
@@ -3181,7 +3300,7 @@
                 <w:sz w:val="18"/>
                 <w:szCs w:val="18"/>
               </w:rPr>
-              <w:t>Conjunto de prototipos navegables de las pantallas principales de la plataforma: acceso, panel de control, pedidos, rutas, flota, documentos y facturación.</w:t>
+              <w:t xml:space="preserve">Especificación de los recursos del servicio con sus operaciones, parámetros y respuestas de ejemplo, publicada en formato OpenAPI.</w:t>
             </w:r>
           </w:p>
         </w:tc>
@@ -3203,7 +3322,7 @@
                 <w:sz w:val="18"/>
                 <w:szCs w:val="18"/>
               </w:rPr>
-              <w:t>Permite validar tempranamente la solución con el usuario y con el docente antes de comprometer esfuerzo de construcción.</w:t>
+              <w:t>Es el artefacto que permite que las tres capas avancen en paralelo; su definición temprana es la principal medida de mitigación de riesgo del proyecto.</w:t>
             </w:r>
           </w:p>
         </w:tc>
@@ -3252,7 +3371,7 @@
                 <w:sz w:val="18"/>
                 <w:szCs w:val="18"/>
               </w:rPr>
-              <w:t>Repositorio con el núcleo funcional construido</w:t>
+              <w:t>Prototipos de interfaz web y móvil</w:t>
             </w:r>
           </w:p>
         </w:tc>
@@ -3274,7 +3393,7 @@
                 <w:sz w:val="18"/>
                 <w:szCs w:val="18"/>
               </w:rPr>
-              <w:t>Repositorio de control de versiones con los módulos de pedidos, rutas y gestión documental operativos sobre el modelo de datos implementado.</w:t>
+              <w:t>Conjunto de prototipos navegables de las pantallas principales de la aplicación web y de las vistas de bodega y conductor en la aplicación móvil.</w:t>
             </w:r>
           </w:p>
         </w:tc>
@@ -3296,7 +3415,7 @@
                 <w:sz w:val="18"/>
                 <w:szCs w:val="18"/>
               </w:rPr>
-              <w:t>Demuestra avance verificable de la construcción y el uso de prácticas de desarrollo sistematizado.</w:t>
+              <w:t>Permite validar tempranamente la solución con el usuario y con el docente antes de comprometer esfuerzo de construcción.</w:t>
             </w:r>
           </w:p>
         </w:tc>
@@ -3345,7 +3464,7 @@
                 <w:sz w:val="18"/>
                 <w:szCs w:val="18"/>
               </w:rPr>
-              <w:t>Carta Gantt y bitácora de control de avance</w:t>
+              <w:t>Repositorio con el núcleo funcional construido</w:t>
             </w:r>
           </w:p>
         </w:tc>
@@ -3367,7 +3486,7 @@
                 <w:sz w:val="18"/>
                 <w:szCs w:val="18"/>
               </w:rPr>
-              <w:t>Planificación actualizada del proyecto con el registro de avance por sprint, desviaciones detectadas y acciones correctivas adoptadas.</w:t>
+              <w:t>Repositorio de control de versiones con los módulos de acceso, venta, orden de transporte, bodega, ruta y monitoreo operativos sobre el modelo de datos implementado.</w:t>
             </w:r>
           </w:p>
         </w:tc>
@@ -3389,7 +3508,7 @@
                 <w:sz w:val="18"/>
                 <w:szCs w:val="18"/>
               </w:rPr>
-              <w:t>Evidencia la competencia de planificación y control de proyectos informáticos.</w:t>
+              <w:t>Demuestra avance verificable de la construcción y el uso de prácticas de desarrollo sistematizado y control de versiones.</w:t>
             </w:r>
           </w:p>
         </w:tc>
@@ -3416,7 +3535,7 @@
                 <w:sz w:val="18"/>
                 <w:szCs w:val="18"/>
               </w:rPr>
-              <w:t>Final</w:t>
+              <w:t>Avance</w:t>
             </w:r>
           </w:p>
         </w:tc>
@@ -3438,7 +3557,7 @@
                 <w:sz w:val="18"/>
                 <w:szCs w:val="18"/>
               </w:rPr>
-              <w:t>Plataforma vialNex desplegada</w:t>
+              <w:t>Carta Gantt y bitácora de control de avance</w:t>
             </w:r>
           </w:p>
         </w:tc>
@@ -3460,7 +3579,7 @@
                 <w:sz w:val="18"/>
                 <w:szCs w:val="18"/>
               </w:rPr>
-              <w:t>Solución completa desplegada en un ambiente de prueba, con los seis módulos integrados y datos de demostración cargados.</w:t>
+              <w:t>Planificación actualizada del proyecto con el registro de avance por sprint, desviaciones detectadas y acciones correctivas adoptadas.</w:t>
             </w:r>
           </w:p>
         </w:tc>
@@ -3482,7 +3601,7 @@
                 <w:sz w:val="18"/>
                 <w:szCs w:val="18"/>
               </w:rPr>
-              <w:t>Constituye el producto principal del proyecto y evidencia la construcción, integración e implantación de la solución.</w:t>
+              <w:t>Evidencia la competencia de planificación y control de proyectos informáticos.</w:t>
             </w:r>
           </w:p>
         </w:tc>
@@ -3531,7 +3650,7 @@
                 <w:sz w:val="18"/>
                 <w:szCs w:val="18"/>
               </w:rPr>
-              <w:t>Plan de pruebas y registro de resultados</w:t>
+              <w:t xml:space="preserve">Aplicación web vialNex desplegada</w:t>
             </w:r>
           </w:p>
         </w:tc>
@@ -3553,7 +3672,7 @@
                 <w:sz w:val="18"/>
                 <w:szCs w:val="18"/>
               </w:rPr>
-              <w:t>Documento con los casos de prueba funcionales, de integración y de aceptación, sus resultados, los hallazgos registrados y las mejoras aplicadas.</w:t>
+              <w:t>Aplicación web responsiva completa, desplegada en un ambiente de prueba, con los módulos integrados y datos de demostración cargados.</w:t>
             </w:r>
           </w:p>
         </w:tc>
@@ -3575,7 +3694,7 @@
                 <w:sz w:val="18"/>
                 <w:szCs w:val="18"/>
               </w:rPr>
-              <w:t>Evidencia la competencia de realizar pruebas de certificación y de desarrollar mejoras a partir de sus resultados.</w:t>
+              <w:t>Constituye uno de los dos productos principales del proyecto y evidencia la construcción, integración e implantación de la solución.</w:t>
             </w:r>
           </w:p>
         </w:tc>
@@ -3624,6 +3743,193 @@
                 <w:sz w:val="18"/>
                 <w:szCs w:val="18"/>
               </w:rPr>
+              <w:t xml:space="preserve">Aplicación móvil vialNex operativa</w:t>
+            </w:r>
+          </w:p>
+        </w:tc>
+        <w:tc>
+          <w:tcPr>
+            <w:tcW w:w="3200" w:type="dxa"/>
+          </w:tcPr>
+          <w:p>
+            <w:pPr>
+              <w:pStyle w:val="Piedepgina"/>
+              <w:rPr>
+                <w:rFonts w:ascii="Calibri" w:hAnsi="Calibri"/>
+                <w:b/>
+                <w:color w:val="1F3864" w:themeColor="accent1" w:themeShade="80"/>
+              </w:rPr>
+            </w:pPr>
+            <w:r>
+              <w:rPr>
+                <w:sz w:val="18"/>
+                <w:szCs w:val="18"/>
+              </w:rPr>
+              <w:t>Aplicación móvil instalable con las funcionalidades de bodega y de conductor, conectada al mismo servicio que la aplicación web.</w:t>
+            </w:r>
+          </w:p>
+        </w:tc>
+        <w:tc>
+          <w:tcPr>
+            <w:tcW w:w="2204" w:type="dxa"/>
+          </w:tcPr>
+          <w:p>
+            <w:pPr>
+              <w:pStyle w:val="Piedepgina"/>
+              <w:rPr>
+                <w:rFonts w:ascii="Calibri" w:hAnsi="Calibri"/>
+                <w:b/>
+                <w:color w:val="1F3864" w:themeColor="accent1" w:themeShade="80"/>
+              </w:rPr>
+            </w:pPr>
+            <w:r>
+              <w:rPr>
+                <w:sz w:val="18"/>
+                <w:szCs w:val="18"/>
+              </w:rPr>
+              <w:t>Evidencia el desarrollo sobre una segunda plataforma y la capacidad de la solución para operar en terreno.</w:t>
+            </w:r>
+          </w:p>
+        </w:tc>
+      </w:tr>
+      <w:tr>
+        <w:trPr>
+          <w:trHeight w:val="362"/>
+        </w:trPr>
+        <w:tc>
+          <w:tcPr>
+            <w:tcW w:w="1500" w:type="dxa"/>
+          </w:tcPr>
+          <w:p>
+            <w:pPr>
+              <w:pStyle w:val="Piedepgina"/>
+              <w:rPr>
+                <w:rFonts w:ascii="Calibri" w:hAnsi="Calibri"/>
+                <w:b/>
+                <w:color w:val="1F3864" w:themeColor="accent1" w:themeShade="80"/>
+              </w:rPr>
+            </w:pPr>
+            <w:r>
+              <w:rPr>
+                <w:sz w:val="18"/>
+                <w:szCs w:val="18"/>
+              </w:rPr>
+              <w:lastRenderedPageBreak/>
+              <w:t>Final</w:t>
+            </w:r>
+          </w:p>
+        </w:tc>
+        <w:tc>
+          <w:tcPr>
+            <w:tcW w:w="1600" w:type="dxa"/>
+          </w:tcPr>
+          <w:p>
+            <w:pPr>
+              <w:pStyle w:val="Piedepgina"/>
+              <w:rPr>
+                <w:rFonts w:ascii="Calibri" w:hAnsi="Calibri"/>
+                <w:b/>
+                <w:color w:val="1F3864" w:themeColor="accent1" w:themeShade="80"/>
+              </w:rPr>
+            </w:pPr>
+            <w:r>
+              <w:rPr>
+                <w:sz w:val="18"/>
+                <w:szCs w:val="18"/>
+              </w:rPr>
+              <w:t>Plan de pruebas y registro de resultados</w:t>
+            </w:r>
+          </w:p>
+        </w:tc>
+        <w:tc>
+          <w:tcPr>
+            <w:tcW w:w="3200" w:type="dxa"/>
+          </w:tcPr>
+          <w:p>
+            <w:pPr>
+              <w:pStyle w:val="Piedepgina"/>
+              <w:rPr>
+                <w:rFonts w:ascii="Calibri" w:hAnsi="Calibri"/>
+                <w:b/>
+                <w:color w:val="1F3864" w:themeColor="accent1" w:themeShade="80"/>
+              </w:rPr>
+            </w:pPr>
+            <w:r>
+              <w:rPr>
+                <w:sz w:val="18"/>
+                <w:szCs w:val="18"/>
+              </w:rPr>
+              <w:t>Documento con los casos de prueba funcionales, de integración entre aplicaciones y de aceptación, sus resultados, los hallazgos registrados y las mejoras aplicadas.</w:t>
+            </w:r>
+          </w:p>
+        </w:tc>
+        <w:tc>
+          <w:tcPr>
+            <w:tcW w:w="2204" w:type="dxa"/>
+          </w:tcPr>
+          <w:p>
+            <w:pPr>
+              <w:pStyle w:val="Piedepgina"/>
+              <w:rPr>
+                <w:rFonts w:ascii="Calibri" w:hAnsi="Calibri"/>
+                <w:b/>
+                <w:color w:val="1F3864" w:themeColor="accent1" w:themeShade="80"/>
+              </w:rPr>
+            </w:pPr>
+            <w:r>
+              <w:rPr>
+                <w:sz w:val="18"/>
+                <w:szCs w:val="18"/>
+              </w:rPr>
+              <w:t>Evidencia la competencia de realizar pruebas de certificación y de desarrollar mejoras a partir de sus resultados.</w:t>
+            </w:r>
+          </w:p>
+        </w:tc>
+      </w:tr>
+      <w:tr>
+        <w:trPr>
+          <w:trHeight w:val="362"/>
+        </w:trPr>
+        <w:tc>
+          <w:tcPr>
+            <w:tcW w:w="1500" w:type="dxa"/>
+          </w:tcPr>
+          <w:p>
+            <w:pPr>
+              <w:pStyle w:val="Piedepgina"/>
+              <w:rPr>
+                <w:rFonts w:ascii="Calibri" w:hAnsi="Calibri"/>
+                <w:b/>
+                <w:color w:val="1F3864" w:themeColor="accent1" w:themeShade="80"/>
+              </w:rPr>
+            </w:pPr>
+            <w:r>
+              <w:rPr>
+                <w:sz w:val="18"/>
+                <w:szCs w:val="18"/>
+              </w:rPr>
+              <w:t>Final</w:t>
+            </w:r>
+          </w:p>
+        </w:tc>
+        <w:tc>
+          <w:tcPr>
+            <w:tcW w:w="1600" w:type="dxa"/>
+          </w:tcPr>
+          <w:p>
+            <w:pPr>
+              <w:pStyle w:val="Piedepgina"/>
+              <w:rPr>
+                <w:rFonts w:ascii="Calibri" w:hAnsi="Calibri"/>
+                <w:b/>
+                <w:color w:val="1F3864" w:themeColor="accent1" w:themeShade="80"/>
+              </w:rPr>
+            </w:pPr>
+            <w:r>
+              <w:rPr>
+                <w:sz w:val="18"/>
+                <w:szCs w:val="18"/>
+              </w:rPr>
               <w:t>Manual de usuario y manual técnico</w:t>
             </w:r>
           </w:p>
@@ -3646,7 +3952,7 @@
                 <w:sz w:val="18"/>
                 <w:szCs w:val="18"/>
               </w:rPr>
-              <w:t>Documentación de uso de la plataforma por perfil de usuario y documentación técnica de instalación, configuración y mantenimiento.</w:t>
+              <w:t>Documentación de uso por perfil de usuario y documentación técnica de instalación, configuración y mantenimiento de ambas aplicaciones.</w:t>
             </w:r>
           </w:p>
         </w:tc>
@@ -3850,7 +4156,7 @@
                 <w:rFonts w:ascii="Calibri" w:hAnsi="Calibri"/>
                 <w:color w:val="1F3864" w:themeColor="accent1" w:themeShade="80"/>
               </w:rPr>
-              <w:t>En la siguiente tabla define la planificación de tu Proyecto APT de acuerdo a lo requerido.</w:t>
+              <w:t xml:space="preserve">En la siguiente tabla define la planificación de tu Proyecto APT de acuerdo a lo requerido.</w:t>
             </w:r>
           </w:p>
         </w:tc>
@@ -3884,13 +4190,13 @@
         <w:tblLook w:val="04A0" w:firstRow="1" w:lastRow="0" w:firstColumn="1" w:lastColumn="0" w:noHBand="0" w:noVBand="1"/>
       </w:tblPr>
       <w:tblGrid>
-        <w:gridCol w:w="901"/>
-        <w:gridCol w:w="902"/>
-        <w:gridCol w:w="1703"/>
-        <w:gridCol w:w="938"/>
-        <w:gridCol w:w="720"/>
-        <w:gridCol w:w="683"/>
-        <w:gridCol w:w="2657"/>
+        <w:gridCol w:w="1100"/>
+        <w:gridCol w:w="1100"/>
+        <w:gridCol w:w="2150"/>
+        <w:gridCol w:w="1150"/>
+        <w:gridCol w:w="850"/>
+        <w:gridCol w:w="1150"/>
+        <w:gridCol w:w="1004"/>
       </w:tblGrid>
       <w:tr>
         <w:trPr>
@@ -3927,7 +4233,7 @@
         </w:trPr>
         <w:tc>
           <w:tcPr>
-            <w:tcW w:w="1150" w:type="dxa"/>
+            <w:tcW w:w="1100" w:type="dxa"/>
           </w:tcPr>
           <w:p>
             <w:pPr>
@@ -3950,7 +4256,7 @@
         </w:tc>
         <w:tc>
           <w:tcPr>
-            <w:tcW w:w="1150" w:type="dxa"/>
+            <w:tcW w:w="1100" w:type="dxa"/>
             <w:vAlign w:val="center"/>
           </w:tcPr>
           <w:p>
@@ -3967,13 +4273,13 @@
                 <w:sz w:val="15"/>
                 <w:szCs w:val="15"/>
               </w:rPr>
-              <w:t>Nombre de  Actividades/Tareas</w:t>
-            </w:r>
-          </w:p>
-        </w:tc>
-        <w:tc>
-          <w:tcPr>
-            <w:tcW w:w="2250" w:type="dxa"/>
+              <w:t xml:space="preserve">Nombre de  Actividades/Tareas</w:t>
+            </w:r>
+          </w:p>
+        </w:tc>
+        <w:tc>
+          <w:tcPr>
+            <w:tcW w:w="2150" w:type="dxa"/>
             <w:vAlign w:val="center"/>
           </w:tcPr>
           <w:p>
@@ -3996,7 +4302,7 @@
         </w:tc>
         <w:tc>
           <w:tcPr>
-            <w:tcW w:w="1200" w:type="dxa"/>
+            <w:tcW w:w="1150" w:type="dxa"/>
             <w:vAlign w:val="center"/>
           </w:tcPr>
           <w:p>
@@ -4019,7 +4325,7 @@
         </w:tc>
         <w:tc>
           <w:tcPr>
-            <w:tcW w:w="900" w:type="dxa"/>
+            <w:tcW w:w="850" w:type="dxa"/>
             <w:tcBorders>
               <w:right w:val="single" w:sz="4" w:space="0" w:color="FFFFFF" w:themeColor="background1"/>
             </w:tcBorders>
@@ -4053,7 +4359,7 @@
         </w:tc>
         <w:tc>
           <w:tcPr>
-            <w:tcW w:w="850" w:type="dxa"/>
+            <w:tcW w:w="1150" w:type="dxa"/>
             <w:tcBorders>
               <w:left w:val="single" w:sz="4" w:space="0" w:color="FFFFFF" w:themeColor="background1"/>
             </w:tcBorders>
@@ -4118,7 +4424,7 @@
         </w:trPr>
         <w:tc>
           <w:tcPr>
-            <w:tcW w:w="1150" w:type="dxa"/>
+            <w:tcW w:w="1100" w:type="dxa"/>
           </w:tcPr>
           <w:p>
             <w:pPr>
@@ -4142,7 +4448,7 @@
         </w:tc>
         <w:tc>
           <w:tcPr>
-            <w:tcW w:w="1150" w:type="dxa"/>
+            <w:tcW w:w="1100" w:type="dxa"/>
           </w:tcPr>
           <w:p>
             <w:pPr>
@@ -4160,13 +4466,13 @@
                 <w:sz w:val="15"/>
                 <w:szCs w:val="15"/>
               </w:rPr>
-              <w:t>Levantamiento de requerimientos</w:t>
-            </w:r>
-          </w:p>
-        </w:tc>
-        <w:tc>
-          <w:tcPr>
-            <w:tcW w:w="2250" w:type="dxa"/>
+              <w:t>Levantamiento de requerimientos y reglas de negocio</w:t>
+            </w:r>
+          </w:p>
+        </w:tc>
+        <w:tc>
+          <w:tcPr>
+            <w:tcW w:w="2150" w:type="dxa"/>
           </w:tcPr>
           <w:p>
             <w:pPr>
@@ -4184,13 +4490,13 @@
                 <w:sz w:val="15"/>
                 <w:szCs w:val="15"/>
               </w:rPr>
-              <w:t>Identificar los procesos de negocio del transporte de carga, definir historias de usuario y documentar requerimientos funcionales y no funcionales.</w:t>
-            </w:r>
-          </w:p>
-        </w:tc>
-        <w:tc>
-          <w:tcPr>
-            <w:tcW w:w="1200" w:type="dxa"/>
+              <w:t>Identificar los procesos de distribución, definir historias de usuario, requerimientos y las reglas de cálculo de tarifas y de entregas fallidas.</w:t>
+            </w:r>
+          </w:p>
+        </w:tc>
+        <w:tc>
+          <w:tcPr>
+            <w:tcW w:w="1150" w:type="dxa"/>
           </w:tcPr>
           <w:p>
             <w:pPr>
@@ -4208,13 +4514,13 @@
                 <w:sz w:val="15"/>
                 <w:szCs w:val="15"/>
               </w:rPr>
-              <w:t>Bibliografía del rubro, entrevistas o caso de estudio, herramienta de documentación.</w:t>
-            </w:r>
-          </w:p>
-        </w:tc>
-        <w:tc>
-          <w:tcPr>
-            <w:tcW w:w="900" w:type="dxa"/>
+              <w:t>Bibliografía del rubro, caso de estudio, herramienta de documentación.</w:t>
+            </w:r>
+          </w:p>
+        </w:tc>
+        <w:tc>
+          <w:tcPr>
+            <w:tcW w:w="850" w:type="dxa"/>
             <w:tcBorders>
               <w:right w:val="single" w:sz="4" w:space="0" w:color="FFFFFF" w:themeColor="background1"/>
             </w:tcBorders>
@@ -4241,7 +4547,7 @@
         </w:tc>
         <w:tc>
           <w:tcPr>
-            <w:tcW w:w="850" w:type="dxa"/>
+            <w:tcW w:w="1150" w:type="dxa"/>
             <w:tcBorders>
               <w:left w:val="single" w:sz="4" w:space="0" w:color="FFFFFF" w:themeColor="background1"/>
             </w:tcBorders>
@@ -4263,7 +4569,7 @@
                 <w:sz w:val="15"/>
                 <w:szCs w:val="15"/>
               </w:rPr>
-              <w:t>Integrante 1</w:t>
+              <w:t>Cristobal Peña</w:t>
             </w:r>
           </w:p>
         </w:tc>
@@ -4298,7 +4604,7 @@
         </w:trPr>
         <w:tc>
           <w:tcPr>
-            <w:tcW w:w="1150" w:type="dxa"/>
+            <w:tcW w:w="1100" w:type="dxa"/>
           </w:tcPr>
           <w:p>
             <w:pPr>
@@ -4322,7 +4628,7 @@
         </w:tc>
         <w:tc>
           <w:tcPr>
-            <w:tcW w:w="1150" w:type="dxa"/>
+            <w:tcW w:w="1100" w:type="dxa"/>
           </w:tcPr>
           <w:p>
             <w:pPr>
@@ -4346,7 +4652,7 @@
         </w:tc>
         <w:tc>
           <w:tcPr>
-            <w:tcW w:w="2250" w:type="dxa"/>
+            <w:tcW w:w="2150" w:type="dxa"/>
           </w:tcPr>
           <w:p>
             <w:pPr>
@@ -4364,13 +4670,13 @@
                 <w:sz w:val="15"/>
                 <w:szCs w:val="15"/>
               </w:rPr>
-              <w:t>Priorizar el alcance entre núcleo obligatorio y alcance incremental, elaborar la carta Gantt y asignar responsabilidades por integrante.</w:t>
-            </w:r>
-          </w:p>
-        </w:tc>
-        <w:tc>
-          <w:tcPr>
-            <w:tcW w:w="1200" w:type="dxa"/>
+              <w:t>Priorizar el alcance entre núcleo obligatorio e incremental, elaborar la carta Gantt y asignar responsabilidades por capa tecnológica.</w:t>
+            </w:r>
+          </w:p>
+        </w:tc>
+        <w:tc>
+          <w:tcPr>
+            <w:tcW w:w="1150" w:type="dxa"/>
           </w:tcPr>
           <w:p>
             <w:pPr>
@@ -4394,7 +4700,7 @@
         </w:tc>
         <w:tc>
           <w:tcPr>
-            <w:tcW w:w="900" w:type="dxa"/>
+            <w:tcW w:w="850" w:type="dxa"/>
             <w:tcBorders>
               <w:right w:val="single" w:sz="4" w:space="0" w:color="FFFFFF" w:themeColor="background1"/>
             </w:tcBorders>
@@ -4421,7 +4727,7 @@
         </w:tc>
         <w:tc>
           <w:tcPr>
-            <w:tcW w:w="850" w:type="dxa"/>
+            <w:tcW w:w="1150" w:type="dxa"/>
             <w:tcBorders>
               <w:left w:val="single" w:sz="4" w:space="0" w:color="FFFFFF" w:themeColor="background1"/>
             </w:tcBorders>
@@ -4443,7 +4749,7 @@
                 <w:sz w:val="15"/>
                 <w:szCs w:val="15"/>
               </w:rPr>
-              <w:t>Integrante 1</w:t>
+              <w:t>Cristobal Peña</w:t>
             </w:r>
           </w:p>
         </w:tc>
@@ -4478,7 +4784,7 @@
         </w:trPr>
         <w:tc>
           <w:tcPr>
-            <w:tcW w:w="1150" w:type="dxa"/>
+            <w:tcW w:w="1100" w:type="dxa"/>
           </w:tcPr>
           <w:p>
             <w:pPr>
@@ -4502,7 +4808,7 @@
         </w:tc>
         <w:tc>
           <w:tcPr>
-            <w:tcW w:w="1150" w:type="dxa"/>
+            <w:tcW w:w="1100" w:type="dxa"/>
           </w:tcPr>
           <w:p>
             <w:pPr>
@@ -4526,7 +4832,7 @@
         </w:tc>
         <w:tc>
           <w:tcPr>
-            <w:tcW w:w="2250" w:type="dxa"/>
+            <w:tcW w:w="2150" w:type="dxa"/>
           </w:tcPr>
           <w:p>
             <w:pPr>
@@ -4544,13 +4850,13 @@
                 <w:sz w:val="15"/>
                 <w:szCs w:val="15"/>
               </w:rPr>
-              <w:t>Construir el modelo entidad-relación que integra cliente, pedido, vehículo, conductor, ruta, documento y factura, con su diccionario de datos.</w:t>
-            </w:r>
-          </w:p>
-        </w:tc>
-        <w:tc>
-          <w:tcPr>
-            <w:tcW w:w="1200" w:type="dxa"/>
+              <w:t>Construir el modelo entidad-relación que integra venta, orden de transporte, posición, guía, vehículo, conductor, ruta, entrega, costo y tarifa.</w:t>
+            </w:r>
+          </w:p>
+        </w:tc>
+        <w:tc>
+          <w:tcPr>
+            <w:tcW w:w="1150" w:type="dxa"/>
           </w:tcPr>
           <w:p>
             <w:pPr>
@@ -4574,7 +4880,7 @@
         </w:tc>
         <w:tc>
           <w:tcPr>
-            <w:tcW w:w="900" w:type="dxa"/>
+            <w:tcW w:w="850" w:type="dxa"/>
             <w:tcBorders>
               <w:right w:val="single" w:sz="4" w:space="0" w:color="FFFFFF" w:themeColor="background1"/>
             </w:tcBorders>
@@ -4601,7 +4907,7 @@
         </w:tc>
         <w:tc>
           <w:tcPr>
-            <w:tcW w:w="850" w:type="dxa"/>
+            <w:tcW w:w="1150" w:type="dxa"/>
             <w:tcBorders>
               <w:left w:val="single" w:sz="4" w:space="0" w:color="FFFFFF" w:themeColor="background1"/>
             </w:tcBorders>
@@ -4623,7 +4929,7 @@
                 <w:sz w:val="15"/>
                 <w:szCs w:val="15"/>
               </w:rPr>
-              <w:t>Integrante 2</w:t>
+              <w:t>Cristobal Peña</w:t>
             </w:r>
           </w:p>
         </w:tc>
@@ -4658,7 +4964,7 @@
         </w:trPr>
         <w:tc>
           <w:tcPr>
-            <w:tcW w:w="1150" w:type="dxa"/>
+            <w:tcW w:w="1100" w:type="dxa"/>
           </w:tcPr>
           <w:p>
             <w:pPr>
@@ -4676,13 +4982,14 @@
                 <w:sz w:val="15"/>
                 <w:szCs w:val="15"/>
               </w:rPr>
+              <w:lastRenderedPageBreak/>
               <w:t>Desarrollar una solución de software</w:t>
             </w:r>
           </w:p>
         </w:tc>
         <w:tc>
           <w:tcPr>
-            <w:tcW w:w="1150" w:type="dxa"/>
+            <w:tcW w:w="1100" w:type="dxa"/>
           </w:tcPr>
           <w:p>
             <w:pPr>
@@ -4700,13 +5007,13 @@
                 <w:sz w:val="15"/>
                 <w:szCs w:val="15"/>
               </w:rPr>
-              <w:t>Diseño de interfaz y prototipos</w:t>
-            </w:r>
-          </w:p>
-        </w:tc>
-        <w:tc>
-          <w:tcPr>
-            <w:tcW w:w="2250" w:type="dxa"/>
+              <w:t>Definición del contrato de interfaz</w:t>
+            </w:r>
+          </w:p>
+        </w:tc>
+        <w:tc>
+          <w:tcPr>
+            <w:tcW w:w="2150" w:type="dxa"/>
           </w:tcPr>
           <w:p>
             <w:pPr>
@@ -4724,13 +5031,13 @@
                 <w:sz w:val="15"/>
                 <w:szCs w:val="15"/>
               </w:rPr>
-              <w:t>Elaborar los prototipos navegables de las pantallas principales y definir la arquitectura de la solución.</w:t>
-            </w:r>
-          </w:p>
-        </w:tc>
-        <w:tc>
-          <w:tcPr>
-            <w:tcW w:w="1200" w:type="dxa"/>
+              <w:t>Publicar la especificación del servicio con operaciones y respuestas de ejemplo, para habilitar el trabajo en paralelo de las tres capas.</w:t>
+            </w:r>
+          </w:p>
+        </w:tc>
+        <w:tc>
+          <w:tcPr>
+            <w:tcW w:w="1150" w:type="dxa"/>
           </w:tcPr>
           <w:p>
             <w:pPr>
@@ -4748,13 +5055,13 @@
                 <w:sz w:val="15"/>
                 <w:szCs w:val="15"/>
               </w:rPr>
-              <w:t>Herramienta de prototipado, documentación de la arquitectura.</w:t>
-            </w:r>
-          </w:p>
-        </w:tc>
-        <w:tc>
-          <w:tcPr>
-            <w:tcW w:w="900" w:type="dxa"/>
+              <w:t xml:space="preserve">Especificación OpenAPI, servidor de respuestas simuladas.</w:t>
+            </w:r>
+          </w:p>
+        </w:tc>
+        <w:tc>
+          <w:tcPr>
+            <w:tcW w:w="850" w:type="dxa"/>
             <w:tcBorders>
               <w:right w:val="single" w:sz="4" w:space="0" w:color="FFFFFF" w:themeColor="background1"/>
             </w:tcBorders>
@@ -4781,7 +5088,7 @@
         </w:tc>
         <w:tc>
           <w:tcPr>
-            <w:tcW w:w="850" w:type="dxa"/>
+            <w:tcW w:w="1150" w:type="dxa"/>
             <w:tcBorders>
               <w:left w:val="single" w:sz="4" w:space="0" w:color="FFFFFF" w:themeColor="background1"/>
             </w:tcBorders>
@@ -4803,7 +5110,7 @@
                 <w:sz w:val="15"/>
                 <w:szCs w:val="15"/>
               </w:rPr>
-              <w:t>Integrante 3</w:t>
+              <w:t>Cristobal Peña</w:t>
             </w:r>
           </w:p>
         </w:tc>
@@ -4827,7 +5134,7 @@
                 <w:sz w:val="15"/>
                 <w:szCs w:val="15"/>
               </w:rPr>
-              <w:t>Permite validar la solución con el docente antes de construir.</w:t>
+              <w:t>Principal medida de mitigación: evita que los integrantes se bloqueen entre sí.</w:t>
             </w:r>
           </w:p>
         </w:tc>
@@ -4838,7 +5145,7 @@
         </w:trPr>
         <w:tc>
           <w:tcPr>
-            <w:tcW w:w="1150" w:type="dxa"/>
+            <w:tcW w:w="1100" w:type="dxa"/>
           </w:tcPr>
           <w:p>
             <w:pPr>
@@ -4856,13 +5163,13 @@
                 <w:sz w:val="15"/>
                 <w:szCs w:val="15"/>
               </w:rPr>
-              <w:t>Construir modelos de datos</w:t>
-            </w:r>
-          </w:p>
-        </w:tc>
-        <w:tc>
-          <w:tcPr>
-            <w:tcW w:w="1150" w:type="dxa"/>
+              <w:t>Desarrollar una solución de software</w:t>
+            </w:r>
+          </w:p>
+        </w:tc>
+        <w:tc>
+          <w:tcPr>
+            <w:tcW w:w="1100" w:type="dxa"/>
           </w:tcPr>
           <w:p>
             <w:pPr>
@@ -4880,13 +5187,13 @@
                 <w:sz w:val="15"/>
                 <w:szCs w:val="15"/>
               </w:rPr>
-              <w:t>Implementación de la base de datos</w:t>
-            </w:r>
-          </w:p>
-        </w:tc>
-        <w:tc>
-          <w:tcPr>
-            <w:tcW w:w="2250" w:type="dxa"/>
+              <w:t>Diseño de interfaz y prototipos web y móvil</w:t>
+            </w:r>
+          </w:p>
+        </w:tc>
+        <w:tc>
+          <w:tcPr>
+            <w:tcW w:w="2150" w:type="dxa"/>
           </w:tcPr>
           <w:p>
             <w:pPr>
@@ -4904,13 +5211,13 @@
                 <w:sz w:val="15"/>
                 <w:szCs w:val="15"/>
               </w:rPr>
-              <w:t>Implementar el modelo de datos en el motor seleccionado, construir la capa de acceso y cargar datos de prueba.</w:t>
-            </w:r>
-          </w:p>
-        </w:tc>
-        <w:tc>
-          <w:tcPr>
-            <w:tcW w:w="1200" w:type="dxa"/>
+              <w:t>Elaborar los prototipos navegables de las pantallas web y de las vistas móviles de bodega y conductor, y definir la arquitectura.</w:t>
+            </w:r>
+          </w:p>
+        </w:tc>
+        <w:tc>
+          <w:tcPr>
+            <w:tcW w:w="1150" w:type="dxa"/>
           </w:tcPr>
           <w:p>
             <w:pPr>
@@ -4928,13 +5235,13 @@
                 <w:sz w:val="15"/>
                 <w:szCs w:val="15"/>
               </w:rPr>
-              <w:t>Motor de base de datos, entorno de desarrollo.</w:t>
-            </w:r>
-          </w:p>
-        </w:tc>
-        <w:tc>
-          <w:tcPr>
-            <w:tcW w:w="900" w:type="dxa"/>
+              <w:t>Herramienta de prototipado, documentación de arquitectura.</w:t>
+            </w:r>
+          </w:p>
+        </w:tc>
+        <w:tc>
+          <w:tcPr>
+            <w:tcW w:w="850" w:type="dxa"/>
             <w:tcBorders>
               <w:right w:val="single" w:sz="4" w:space="0" w:color="FFFFFF" w:themeColor="background1"/>
             </w:tcBorders>
@@ -4955,13 +5262,13 @@
                 <w:sz w:val="15"/>
                 <w:szCs w:val="15"/>
               </w:rPr>
-              <w:t>Semanas 5 a 6</w:t>
-            </w:r>
-          </w:p>
-        </w:tc>
-        <w:tc>
-          <w:tcPr>
-            <w:tcW w:w="850" w:type="dxa"/>
+              <w:t>Semanas 4 a 6</w:t>
+            </w:r>
+          </w:p>
+        </w:tc>
+        <w:tc>
+          <w:tcPr>
+            <w:tcW w:w="1150" w:type="dxa"/>
             <w:tcBorders>
               <w:left w:val="single" w:sz="4" w:space="0" w:color="FFFFFF" w:themeColor="background1"/>
             </w:tcBorders>
@@ -4983,7 +5290,7 @@
                 <w:sz w:val="15"/>
                 <w:szCs w:val="15"/>
               </w:rPr>
-              <w:t>Integrante 2</w:t>
+              <w:t>Javier Morales</w:t>
             </w:r>
           </w:p>
         </w:tc>
@@ -5007,7 +5314,7 @@
                 <w:sz w:val="15"/>
                 <w:szCs w:val="15"/>
               </w:rPr>
-              <w:t>Facilitador: modelo validado en la actividad anterior.</w:t>
+              <w:t>Permite validar la solución con el docente antes de construir.</w:t>
             </w:r>
           </w:p>
         </w:tc>
@@ -5018,7 +5325,7 @@
         </w:trPr>
         <w:tc>
           <w:tcPr>
-            <w:tcW w:w="1150" w:type="dxa"/>
+            <w:tcW w:w="1100" w:type="dxa"/>
           </w:tcPr>
           <w:p>
             <w:pPr>
@@ -5036,21 +5343,37 @@
                 <w:sz w:val="15"/>
                 <w:szCs w:val="15"/>
               </w:rPr>
-              <w:t xml:space="preserve">Desarrollar una solución </w:t>
-            </w:r>
+              <w:t>Construir modelos de datos</w:t>
+            </w:r>
+          </w:p>
+        </w:tc>
+        <w:tc>
+          <w:tcPr>
+            <w:tcW w:w="1100" w:type="dxa"/>
+          </w:tcPr>
+          <w:p>
+            <w:pPr>
+              <w:rPr>
+                <w:rFonts w:ascii="Calibri" w:hAnsi="Calibri" w:cs="Arial"/>
+                <w:i/>
+                <w:color w:val="548DD4"/>
+                <w:sz w:val="18"/>
+                <w:szCs w:val="20"/>
+                <w:lang w:eastAsia="es-CL"/>
+              </w:rPr>
+            </w:pPr>
             <w:r>
               <w:rPr>
                 <w:sz w:val="15"/>
                 <w:szCs w:val="15"/>
               </w:rPr>
-              <w:lastRenderedPageBreak/>
-              <w:t>de software</w:t>
-            </w:r>
-          </w:p>
-        </w:tc>
-        <w:tc>
-          <w:tcPr>
-            <w:tcW w:w="1150" w:type="dxa"/>
+              <w:t>Implementación de la base de datos</w:t>
+            </w:r>
+          </w:p>
+        </w:tc>
+        <w:tc>
+          <w:tcPr>
+            <w:tcW w:w="2150" w:type="dxa"/>
           </w:tcPr>
           <w:p>
             <w:pPr>
@@ -5068,88 +5391,37 @@
                 <w:sz w:val="15"/>
                 <w:szCs w:val="15"/>
               </w:rPr>
-              <w:lastRenderedPageBreak/>
-              <w:t xml:space="preserve">Construcción del </w:t>
-            </w:r>
+              <w:t>Implementar el modelo en PostgreSQL, construir la capa de acceso y cargar datos de prueba representativos.</w:t>
+            </w:r>
+          </w:p>
+        </w:tc>
+        <w:tc>
+          <w:tcPr>
+            <w:tcW w:w="1150" w:type="dxa"/>
+          </w:tcPr>
+          <w:p>
+            <w:pPr>
+              <w:rPr>
+                <w:rFonts w:ascii="Calibri" w:hAnsi="Calibri" w:cs="Arial"/>
+                <w:i/>
+                <w:color w:val="548DD4"/>
+                <w:sz w:val="18"/>
+                <w:szCs w:val="20"/>
+                <w:lang w:eastAsia="es-CL"/>
+              </w:rPr>
+            </w:pPr>
             <w:r>
               <w:rPr>
                 <w:sz w:val="15"/>
                 <w:szCs w:val="15"/>
               </w:rPr>
-              <w:lastRenderedPageBreak/>
-              <w:t>módulo de pedidos</w:t>
-            </w:r>
-          </w:p>
-        </w:tc>
-        <w:tc>
-          <w:tcPr>
-            <w:tcW w:w="2250" w:type="dxa"/>
-          </w:tcPr>
-          <w:p>
-            <w:pPr>
-              <w:rPr>
-                <w:rFonts w:ascii="Calibri" w:hAnsi="Calibri" w:cs="Arial"/>
-                <w:i/>
-                <w:color w:val="548DD4"/>
-                <w:sz w:val="18"/>
-                <w:szCs w:val="20"/>
-                <w:lang w:eastAsia="es-CL"/>
-              </w:rPr>
-            </w:pPr>
-            <w:r>
-              <w:rPr>
-                <w:sz w:val="15"/>
-                <w:szCs w:val="15"/>
-              </w:rPr>
-              <w:lastRenderedPageBreak/>
-              <w:t xml:space="preserve">Desarrollar el registro y seguimiento del ciclo de vida del pedido, con asignación de vehículo y </w:t>
-            </w:r>
-            <w:r>
-              <w:rPr>
-                <w:sz w:val="15"/>
-                <w:szCs w:val="15"/>
-              </w:rPr>
-              <w:lastRenderedPageBreak/>
-              <w:t>conductor y control de estados.</w:t>
-            </w:r>
-          </w:p>
-        </w:tc>
-        <w:tc>
-          <w:tcPr>
-            <w:tcW w:w="1200" w:type="dxa"/>
-          </w:tcPr>
-          <w:p>
-            <w:pPr>
-              <w:rPr>
-                <w:rFonts w:ascii="Calibri" w:hAnsi="Calibri" w:cs="Arial"/>
-                <w:i/>
-                <w:color w:val="548DD4"/>
-                <w:sz w:val="18"/>
-                <w:szCs w:val="20"/>
-                <w:lang w:eastAsia="es-CL"/>
-              </w:rPr>
-            </w:pPr>
-            <w:r>
-              <w:rPr>
-                <w:sz w:val="15"/>
-                <w:szCs w:val="15"/>
-              </w:rPr>
-              <w:lastRenderedPageBreak/>
-              <w:t xml:space="preserve">Entorno de desarrollo, repositorio de control </w:t>
-            </w:r>
-            <w:r>
-              <w:rPr>
-                <w:sz w:val="15"/>
-                <w:szCs w:val="15"/>
-              </w:rPr>
-              <w:lastRenderedPageBreak/>
-              <w:t>de versiones.</w:t>
-            </w:r>
-          </w:p>
-        </w:tc>
-        <w:tc>
-          <w:tcPr>
-            <w:tcW w:w="900" w:type="dxa"/>
+              <w:t>PostgreSQL, entorno de desarrollo.</w:t>
+            </w:r>
+          </w:p>
+        </w:tc>
+        <w:tc>
+          <w:tcPr>
+            <w:tcW w:w="850" w:type="dxa"/>
             <w:tcBorders>
               <w:right w:val="single" w:sz="4" w:space="0" w:color="FFFFFF" w:themeColor="background1"/>
             </w:tcBorders>
@@ -5170,14 +5442,13 @@
                 <w:sz w:val="15"/>
                 <w:szCs w:val="15"/>
               </w:rPr>
-              <w:lastRenderedPageBreak/>
-              <w:t>Semanas 6 a 8</w:t>
-            </w:r>
-          </w:p>
-        </w:tc>
-        <w:tc>
-          <w:tcPr>
-            <w:tcW w:w="850" w:type="dxa"/>
+              <w:t>Semanas 5 a 6</w:t>
+            </w:r>
+          </w:p>
+        </w:tc>
+        <w:tc>
+          <w:tcPr>
+            <w:tcW w:w="1150" w:type="dxa"/>
             <w:tcBorders>
               <w:left w:val="single" w:sz="4" w:space="0" w:color="FFFFFF" w:themeColor="background1"/>
             </w:tcBorders>
@@ -5199,7 +5470,7 @@
                 <w:sz w:val="15"/>
                 <w:szCs w:val="15"/>
               </w:rPr>
-              <w:t>Integrante 1</w:t>
+              <w:t>Cristobal Peña</w:t>
             </w:r>
           </w:p>
         </w:tc>
@@ -5223,7 +5494,7 @@
                 <w:sz w:val="15"/>
                 <w:szCs w:val="15"/>
               </w:rPr>
-              <w:t>Módulo del núcleo funcional obligatorio.</w:t>
+              <w:t>Facilitador: modelo validado en la actividad anterior.</w:t>
             </w:r>
           </w:p>
         </w:tc>
@@ -5234,7 +5505,7 @@
         </w:trPr>
         <w:tc>
           <w:tcPr>
-            <w:tcW w:w="1150" w:type="dxa"/>
+            <w:tcW w:w="1100" w:type="dxa"/>
           </w:tcPr>
           <w:p>
             <w:pPr>
@@ -5258,7 +5529,7 @@
         </w:tc>
         <w:tc>
           <w:tcPr>
-            <w:tcW w:w="1150" w:type="dxa"/>
+            <w:tcW w:w="1100" w:type="dxa"/>
           </w:tcPr>
           <w:p>
             <w:pPr>
@@ -5276,13 +5547,13 @@
                 <w:sz w:val="15"/>
                 <w:szCs w:val="15"/>
               </w:rPr>
-              <w:t>Construcción del módulo de rutas</w:t>
-            </w:r>
-          </w:p>
-        </w:tc>
-        <w:tc>
-          <w:tcPr>
-            <w:tcW w:w="2250" w:type="dxa"/>
+              <w:t>Autenticación, roles y módulo de personal</w:t>
+            </w:r>
+          </w:p>
+        </w:tc>
+        <w:tc>
+          <w:tcPr>
+            <w:tcW w:w="2150" w:type="dxa"/>
           </w:tcPr>
           <w:p>
             <w:pPr>
@@ -5300,13 +5571,13 @@
                 <w:sz w:val="15"/>
                 <w:szCs w:val="15"/>
               </w:rPr>
-              <w:t>Desarrollar la planificación y control de viajes, con registro de hitos de salida, tránsito y entrega, e historial consultable.</w:t>
-            </w:r>
-          </w:p>
-        </w:tc>
-        <w:tc>
-          <w:tcPr>
-            <w:tcW w:w="1200" w:type="dxa"/>
+              <w:t>Construir el login, el registro de usuarios, el control de acceso por rol y la gestión de personal de la operación.</w:t>
+            </w:r>
+          </w:p>
+        </w:tc>
+        <w:tc>
+          <w:tcPr>
+            <w:tcW w:w="1150" w:type="dxa"/>
           </w:tcPr>
           <w:p>
             <w:pPr>
@@ -5330,7 +5601,7 @@
         </w:tc>
         <w:tc>
           <w:tcPr>
-            <w:tcW w:w="900" w:type="dxa"/>
+            <w:tcW w:w="850" w:type="dxa"/>
             <w:tcBorders>
               <w:right w:val="single" w:sz="4" w:space="0" w:color="FFFFFF" w:themeColor="background1"/>
             </w:tcBorders>
@@ -5351,13 +5622,13 @@
                 <w:sz w:val="15"/>
                 <w:szCs w:val="15"/>
               </w:rPr>
-              <w:t>Semanas 8 a 10</w:t>
-            </w:r>
-          </w:p>
-        </w:tc>
-        <w:tc>
-          <w:tcPr>
-            <w:tcW w:w="850" w:type="dxa"/>
+              <w:t>Semanas 6 a 7</w:t>
+            </w:r>
+          </w:p>
+        </w:tc>
+        <w:tc>
+          <w:tcPr>
+            <w:tcW w:w="1150" w:type="dxa"/>
             <w:tcBorders>
               <w:left w:val="single" w:sz="4" w:space="0" w:color="FFFFFF" w:themeColor="background1"/>
             </w:tcBorders>
@@ -5379,7 +5650,7 @@
                 <w:sz w:val="15"/>
                 <w:szCs w:val="15"/>
               </w:rPr>
-              <w:t>Integrante 1</w:t>
+              <w:t>Cristobal Peña</w:t>
             </w:r>
           </w:p>
         </w:tc>
@@ -5403,7 +5674,7 @@
                 <w:sz w:val="15"/>
                 <w:szCs w:val="15"/>
               </w:rPr>
-              <w:t>Módulo del núcleo funcional obligatorio.</w:t>
+              <w:t>Transversal a ambas aplicaciones; habilita el resto de los módulos.</w:t>
             </w:r>
           </w:p>
         </w:tc>
@@ -5414,7 +5685,7 @@
         </w:trPr>
         <w:tc>
           <w:tcPr>
-            <w:tcW w:w="1150" w:type="dxa"/>
+            <w:tcW w:w="1100" w:type="dxa"/>
           </w:tcPr>
           <w:p>
             <w:pPr>
@@ -5438,7 +5709,7 @@
         </w:tc>
         <w:tc>
           <w:tcPr>
-            <w:tcW w:w="1150" w:type="dxa"/>
+            <w:tcW w:w="1100" w:type="dxa"/>
           </w:tcPr>
           <w:p>
             <w:pPr>
@@ -5456,13 +5727,13 @@
                 <w:sz w:val="15"/>
                 <w:szCs w:val="15"/>
               </w:rPr>
-              <w:t>Construcción del módulo de gestión documental</w:t>
-            </w:r>
-          </w:p>
-        </w:tc>
-        <w:tc>
-          <w:tcPr>
-            <w:tcW w:w="2250" w:type="dxa"/>
+              <w:t>Interfaz de venta y motor de cálculo de tarifas</w:t>
+            </w:r>
+          </w:p>
+        </w:tc>
+        <w:tc>
+          <w:tcPr>
+            <w:tcW w:w="2150" w:type="dxa"/>
           </w:tcPr>
           <w:p>
             <w:pPr>
@@ -5480,13 +5751,13 @@
                 <w:sz w:val="15"/>
                 <w:szCs w:val="15"/>
               </w:rPr>
-              <w:t>Desarrollar el repositorio de guías, facturas, permisos y licencias, con control de vencimientos y asociación al pedido.</w:t>
-            </w:r>
-          </w:p>
-        </w:tc>
-        <w:tc>
-          <w:tcPr>
-            <w:tcW w:w="1200" w:type="dxa"/>
+              <w:t>Construir el registro de la venta y el cálculo del precio por tramo de tamaño y zona, con sus recargos por prioridad y ventana horaria.</w:t>
+            </w:r>
+          </w:p>
+        </w:tc>
+        <w:tc>
+          <w:tcPr>
+            <w:tcW w:w="1150" w:type="dxa"/>
           </w:tcPr>
           <w:p>
             <w:pPr>
@@ -5504,13 +5775,13 @@
                 <w:sz w:val="15"/>
                 <w:szCs w:val="15"/>
               </w:rPr>
-              <w:t>Entorno de desarrollo, almacenamiento de archivos.</w:t>
-            </w:r>
-          </w:p>
-        </w:tc>
-        <w:tc>
-          <w:tcPr>
-            <w:tcW w:w="900" w:type="dxa"/>
+              <w:t>Entorno de desarrollo, tabla de tarifas configurable.</w:t>
+            </w:r>
+          </w:p>
+        </w:tc>
+        <w:tc>
+          <w:tcPr>
+            <w:tcW w:w="850" w:type="dxa"/>
             <w:tcBorders>
               <w:right w:val="single" w:sz="4" w:space="0" w:color="FFFFFF" w:themeColor="background1"/>
             </w:tcBorders>
@@ -5531,13 +5802,13 @@
                 <w:sz w:val="15"/>
                 <w:szCs w:val="15"/>
               </w:rPr>
-              <w:t>Semanas 10 a 11</w:t>
-            </w:r>
-          </w:p>
-        </w:tc>
-        <w:tc>
-          <w:tcPr>
-            <w:tcW w:w="850" w:type="dxa"/>
+              <w:t>Semanas 7 a 9</w:t>
+            </w:r>
+          </w:p>
+        </w:tc>
+        <w:tc>
+          <w:tcPr>
+            <w:tcW w:w="1150" w:type="dxa"/>
             <w:tcBorders>
               <w:left w:val="single" w:sz="4" w:space="0" w:color="FFFFFF" w:themeColor="background1"/>
             </w:tcBorders>
@@ -5559,7 +5830,7 @@
                 <w:sz w:val="15"/>
                 <w:szCs w:val="15"/>
               </w:rPr>
-              <w:t>Integrante 2</w:t>
+              <w:t>Cristobal y Bernardo</w:t>
             </w:r>
           </w:p>
         </w:tc>
@@ -5583,7 +5854,7 @@
                 <w:sz w:val="15"/>
                 <w:szCs w:val="15"/>
               </w:rPr>
-              <w:t>Módulo del núcleo funcional obligatorio.</w:t>
+              <w:t>Concentra la lógica de negocio más compleja del proyecto.</w:t>
             </w:r>
           </w:p>
         </w:tc>
@@ -5594,7 +5865,7 @@
         </w:trPr>
         <w:tc>
           <w:tcPr>
-            <w:tcW w:w="1150" w:type="dxa"/>
+            <w:tcW w:w="1100" w:type="dxa"/>
           </w:tcPr>
           <w:p>
             <w:pPr>
@@ -5618,7 +5889,7 @@
         </w:tc>
         <w:tc>
           <w:tcPr>
-            <w:tcW w:w="1150" w:type="dxa"/>
+            <w:tcW w:w="1100" w:type="dxa"/>
           </w:tcPr>
           <w:p>
             <w:pPr>
@@ -5636,13 +5907,13 @@
                 <w:sz w:val="15"/>
                 <w:szCs w:val="15"/>
               </w:rPr>
-              <w:t>Construcción del módulo de mantenimiento</w:t>
-            </w:r>
-          </w:p>
-        </w:tc>
-        <w:tc>
-          <w:tcPr>
-            <w:tcW w:w="2250" w:type="dxa"/>
+              <w:t>Orden de transporte y despacho a bodega</w:t>
+            </w:r>
+          </w:p>
+        </w:tc>
+        <w:tc>
+          <w:tcPr>
+            <w:tcW w:w="2150" w:type="dxa"/>
           </w:tcPr>
           <w:p>
             <w:pPr>
@@ -5660,13 +5931,13 @@
                 <w:sz w:val="15"/>
                 <w:szCs w:val="15"/>
               </w:rPr>
-              <w:t>Desarrollar la ficha de vehículos, el control de kilometraje, los planes de mantención preventiva con alertas y el historial de intervenciones.</w:t>
-            </w:r>
-          </w:p>
-        </w:tc>
-        <w:tc>
-          <w:tcPr>
-            <w:tcW w:w="1200" w:type="dxa"/>
+              <w:t>Construir la generación de la orden con sus posiciones y guías de despacho, y su envío a bodega para preparación.</w:t>
+            </w:r>
+          </w:p>
+        </w:tc>
+        <w:tc>
+          <w:tcPr>
+            <w:tcW w:w="1150" w:type="dxa"/>
           </w:tcPr>
           <w:p>
             <w:pPr>
@@ -5690,7 +5961,7 @@
         </w:tc>
         <w:tc>
           <w:tcPr>
-            <w:tcW w:w="900" w:type="dxa"/>
+            <w:tcW w:w="850" w:type="dxa"/>
             <w:tcBorders>
               <w:right w:val="single" w:sz="4" w:space="0" w:color="FFFFFF" w:themeColor="background1"/>
             </w:tcBorders>
@@ -5711,13 +5982,13 @@
                 <w:sz w:val="15"/>
                 <w:szCs w:val="15"/>
               </w:rPr>
-              <w:t>Semanas 11 a 12</w:t>
-            </w:r>
-          </w:p>
-        </w:tc>
-        <w:tc>
-          <w:tcPr>
-            <w:tcW w:w="850" w:type="dxa"/>
+              <w:t>Semanas 9 a 10</w:t>
+            </w:r>
+          </w:p>
+        </w:tc>
+        <w:tc>
+          <w:tcPr>
+            <w:tcW w:w="1150" w:type="dxa"/>
             <w:tcBorders>
               <w:left w:val="single" w:sz="4" w:space="0" w:color="FFFFFF" w:themeColor="background1"/>
             </w:tcBorders>
@@ -5739,7 +6010,7 @@
                 <w:sz w:val="15"/>
                 <w:szCs w:val="15"/>
               </w:rPr>
-              <w:t>Integrante 2</w:t>
+              <w:t>Bernardo Rojas</w:t>
             </w:r>
           </w:p>
         </w:tc>
@@ -5763,7 +6034,7 @@
                 <w:sz w:val="15"/>
                 <w:szCs w:val="15"/>
               </w:rPr>
-              <w:t>Corresponde al alcance incremental, posterior al núcleo funcional.</w:t>
+              <w:t>Módulo del núcleo funcional obligatorio.</w:t>
             </w:r>
           </w:p>
         </w:tc>
@@ -5774,7 +6045,7 @@
         </w:trPr>
         <w:tc>
           <w:tcPr>
-            <w:tcW w:w="1150" w:type="dxa"/>
+            <w:tcW w:w="1100" w:type="dxa"/>
           </w:tcPr>
           <w:p>
             <w:pPr>
@@ -5798,7 +6069,7 @@
         </w:tc>
         <w:tc>
           <w:tcPr>
-            <w:tcW w:w="1150" w:type="dxa"/>
+            <w:tcW w:w="1100" w:type="dxa"/>
           </w:tcPr>
           <w:p>
             <w:pPr>
@@ -5816,13 +6087,13 @@
                 <w:sz w:val="15"/>
                 <w:szCs w:val="15"/>
               </w:rPr>
-              <w:t>Construcción del módulo de facturación</w:t>
-            </w:r>
-          </w:p>
-        </w:tc>
-        <w:tc>
-          <w:tcPr>
-            <w:tcW w:w="2250" w:type="dxa"/>
+              <w:t>Aplicación móvil de bodega</w:t>
+            </w:r>
+          </w:p>
+        </w:tc>
+        <w:tc>
+          <w:tcPr>
+            <w:tcW w:w="2150" w:type="dxa"/>
           </w:tcPr>
           <w:p>
             <w:pPr>
@@ -5840,13 +6111,13 @@
                 <w:sz w:val="15"/>
                 <w:szCs w:val="15"/>
               </w:rPr>
-              <w:t>Desarrollar la generación de documentos de cobro a partir de servicios entregados, el seguimiento de pagos y el control de cuentas por cobrar.</w:t>
-            </w:r>
-          </w:p>
-        </w:tc>
-        <w:tc>
-          <w:tcPr>
-            <w:tcW w:w="1200" w:type="dxa"/>
+              <w:t>Construir la vista del bodeguero: cola de órdenes, marcado de posiciones cargadas y confirmación de carga completa.</w:t>
+            </w:r>
+          </w:p>
+        </w:tc>
+        <w:tc>
+          <w:tcPr>
+            <w:tcW w:w="1150" w:type="dxa"/>
           </w:tcPr>
           <w:p>
             <w:pPr>
@@ -5864,13 +6135,13 @@
                 <w:sz w:val="15"/>
                 <w:szCs w:val="15"/>
               </w:rPr>
-              <w:t>Entorno de desarrollo, repositorio de control de versiones.</w:t>
-            </w:r>
-          </w:p>
-        </w:tc>
-        <w:tc>
-          <w:tcPr>
-            <w:tcW w:w="900" w:type="dxa"/>
+              <w:t xml:space="preserve">React Native con Expo, teléfono de prueba.</w:t>
+            </w:r>
+          </w:p>
+        </w:tc>
+        <w:tc>
+          <w:tcPr>
+            <w:tcW w:w="850" w:type="dxa"/>
             <w:tcBorders>
               <w:right w:val="single" w:sz="4" w:space="0" w:color="FFFFFF" w:themeColor="background1"/>
             </w:tcBorders>
@@ -5891,13 +6162,13 @@
                 <w:sz w:val="15"/>
                 <w:szCs w:val="15"/>
               </w:rPr>
-              <w:t>Semanas 12 a 13</w:t>
-            </w:r>
-          </w:p>
-        </w:tc>
-        <w:tc>
-          <w:tcPr>
-            <w:tcW w:w="850" w:type="dxa"/>
+              <w:t>Semanas 10 a 11</w:t>
+            </w:r>
+          </w:p>
+        </w:tc>
+        <w:tc>
+          <w:tcPr>
+            <w:tcW w:w="1150" w:type="dxa"/>
             <w:tcBorders>
               <w:left w:val="single" w:sz="4" w:space="0" w:color="FFFFFF" w:themeColor="background1"/>
             </w:tcBorders>
@@ -5919,7 +6190,7 @@
                 <w:sz w:val="15"/>
                 <w:szCs w:val="15"/>
               </w:rPr>
-              <w:t>Integrante 3</w:t>
+              <w:t>Javier Morales</w:t>
             </w:r>
           </w:p>
         </w:tc>
@@ -5943,7 +6214,7 @@
                 <w:sz w:val="15"/>
                 <w:szCs w:val="15"/>
               </w:rPr>
-              <w:t>Corresponde al alcance incremental, posterior al núcleo funcional.</w:t>
+              <w:t>Módulo del núcleo funcional obligatorio; primera entrega móvil verificable.</w:t>
             </w:r>
           </w:p>
         </w:tc>
@@ -5954,7 +6225,7 @@
         </w:trPr>
         <w:tc>
           <w:tcPr>
-            <w:tcW w:w="1150" w:type="dxa"/>
+            <w:tcW w:w="1100" w:type="dxa"/>
           </w:tcPr>
           <w:p>
             <w:pPr>
@@ -5978,7 +6249,7 @@
         </w:tc>
         <w:tc>
           <w:tcPr>
-            <w:tcW w:w="1150" w:type="dxa"/>
+            <w:tcW w:w="1100" w:type="dxa"/>
           </w:tcPr>
           <w:p>
             <w:pPr>
@@ -5996,13 +6267,13 @@
                 <w:sz w:val="15"/>
                 <w:szCs w:val="15"/>
               </w:rPr>
-              <w:t>Componente de innovación</w:t>
-            </w:r>
-          </w:p>
-        </w:tc>
-        <w:tc>
-          <w:tcPr>
-            <w:tcW w:w="2250" w:type="dxa"/>
+              <w:t>Ruta, cambio de ruta y aplicación del conductor</w:t>
+            </w:r>
+          </w:p>
+        </w:tc>
+        <w:tc>
+          <w:tcPr>
+            <w:tcW w:w="2150" w:type="dxa"/>
           </w:tcPr>
           <w:p>
             <w:pPr>
@@ -6020,13 +6291,13 @@
                 <w:sz w:val="15"/>
                 <w:szCs w:val="15"/>
               </w:rPr>
-              <w:t>Implementar el tablero de indicadores de gestión con costo por kilómetro, utilización de flota y cumplimiento de entregas.</w:t>
-            </w:r>
-          </w:p>
-        </w:tc>
-        <w:tc>
-          <w:tcPr>
-            <w:tcW w:w="1200" w:type="dxa"/>
+              <w:t>Construir la asignación y el cambio de ruta en la web, y el registro de hitos, entregas y entregas fallidas con evidencia en la aplicación móvil.</w:t>
+            </w:r>
+          </w:p>
+        </w:tc>
+        <w:tc>
+          <w:tcPr>
+            <w:tcW w:w="1150" w:type="dxa"/>
           </w:tcPr>
           <w:p>
             <w:pPr>
@@ -6044,13 +6315,13 @@
                 <w:sz w:val="15"/>
                 <w:szCs w:val="15"/>
               </w:rPr>
-              <w:t>Librería de visualización de datos, entorno de desarrollo.</w:t>
-            </w:r>
-          </w:p>
-        </w:tc>
-        <w:tc>
-          <w:tcPr>
-            <w:tcW w:w="900" w:type="dxa"/>
+              <w:t xml:space="preserve">React Native con Expo, Leaflet y OpenStreetMap.</w:t>
+            </w:r>
+          </w:p>
+        </w:tc>
+        <w:tc>
+          <w:tcPr>
+            <w:tcW w:w="850" w:type="dxa"/>
             <w:tcBorders>
               <w:right w:val="single" w:sz="4" w:space="0" w:color="FFFFFF" w:themeColor="background1"/>
             </w:tcBorders>
@@ -6071,13 +6342,13 @@
                 <w:sz w:val="15"/>
                 <w:szCs w:val="15"/>
               </w:rPr>
-              <w:t>Semanas 13 a 14</w:t>
-            </w:r>
-          </w:p>
-        </w:tc>
-        <w:tc>
-          <w:tcPr>
-            <w:tcW w:w="850" w:type="dxa"/>
+              <w:t>Semanas 11 a 13</w:t>
+            </w:r>
+          </w:p>
+        </w:tc>
+        <w:tc>
+          <w:tcPr>
+            <w:tcW w:w="1150" w:type="dxa"/>
             <w:tcBorders>
               <w:left w:val="single" w:sz="4" w:space="0" w:color="FFFFFF" w:themeColor="background1"/>
             </w:tcBorders>
@@ -6099,7 +6370,7 @@
                 <w:sz w:val="15"/>
                 <w:szCs w:val="15"/>
               </w:rPr>
-              <w:t>Integrante 3</w:t>
+              <w:t>Javier Morales</w:t>
             </w:r>
           </w:p>
         </w:tc>
@@ -6123,7 +6394,7 @@
                 <w:sz w:val="15"/>
                 <w:szCs w:val="15"/>
               </w:rPr>
-              <w:t>Elemento diferenciador del proyecto; depende de que los módulos previos generen datos.</w:t>
+              <w:t>Módulo del núcleo funcional obligatorio.</w:t>
             </w:r>
           </w:p>
         </w:tc>
@@ -6134,7 +6405,7 @@
         </w:trPr>
         <w:tc>
           <w:tcPr>
-            <w:tcW w:w="1150" w:type="dxa"/>
+            <w:tcW w:w="1100" w:type="dxa"/>
           </w:tcPr>
           <w:p>
             <w:pPr>
@@ -6152,13 +6423,13 @@
                 <w:sz w:val="15"/>
                 <w:szCs w:val="15"/>
               </w:rPr>
-              <w:t>Realizar pruebas de certificación</w:t>
-            </w:r>
-          </w:p>
-        </w:tc>
-        <w:tc>
-          <w:tcPr>
-            <w:tcW w:w="1150" w:type="dxa"/>
+              <w:t>Desarrollar una solución de software</w:t>
+            </w:r>
+          </w:p>
+        </w:tc>
+        <w:tc>
+          <w:tcPr>
+            <w:tcW w:w="1100" w:type="dxa"/>
           </w:tcPr>
           <w:p>
             <w:pPr>
@@ -6176,13 +6447,13 @@
                 <w:sz w:val="15"/>
                 <w:szCs w:val="15"/>
               </w:rPr>
-              <w:t>Diseño y aplicación del plan de pruebas</w:t>
-            </w:r>
-          </w:p>
-        </w:tc>
-        <w:tc>
-          <w:tcPr>
-            <w:tcW w:w="2250" w:type="dxa"/>
+              <w:t>Monitoreo en tiempo real y cierre de servicio</w:t>
+            </w:r>
+          </w:p>
+        </w:tc>
+        <w:tc>
+          <w:tcPr>
+            <w:tcW w:w="2150" w:type="dxa"/>
           </w:tcPr>
           <w:p>
             <w:pPr>
@@ -6200,13 +6471,13 @@
                 <w:sz w:val="15"/>
                 <w:szCs w:val="15"/>
               </w:rPr>
-              <w:t>Diseñar los casos de prueba funcionales, de integración y de aceptación, aplicarlos sobre la plataforma y registrar los hallazgos.</w:t>
-            </w:r>
-          </w:p>
-        </w:tc>
-        <w:tc>
-          <w:tcPr>
-            <w:tcW w:w="1200" w:type="dxa"/>
+              <w:t>Construir el seguimiento de la operación en curso, la localización de camiones en mapa, el gráfico de avance y el cierre del servicio.</w:t>
+            </w:r>
+          </w:p>
+        </w:tc>
+        <w:tc>
+          <w:tcPr>
+            <w:tcW w:w="1150" w:type="dxa"/>
           </w:tcPr>
           <w:p>
             <w:pPr>
@@ -6224,13 +6495,13 @@
                 <w:sz w:val="15"/>
                 <w:szCs w:val="15"/>
               </w:rPr>
-              <w:t>Documento de plan de pruebas, ambiente de prueba.</w:t>
-            </w:r>
-          </w:p>
-        </w:tc>
-        <w:tc>
-          <w:tcPr>
-            <w:tcW w:w="900" w:type="dxa"/>
+              <w:t>WebSocket, librería de mapas, entorno de desarrollo.</w:t>
+            </w:r>
+          </w:p>
+        </w:tc>
+        <w:tc>
+          <w:tcPr>
+            <w:tcW w:w="850" w:type="dxa"/>
             <w:tcBorders>
               <w:right w:val="single" w:sz="4" w:space="0" w:color="FFFFFF" w:themeColor="background1"/>
             </w:tcBorders>
@@ -6251,13 +6522,13 @@
                 <w:sz w:val="15"/>
                 <w:szCs w:val="15"/>
               </w:rPr>
-              <w:t>Semanas 14 a 16</w:t>
-            </w:r>
-          </w:p>
-        </w:tc>
-        <w:tc>
-          <w:tcPr>
-            <w:tcW w:w="850" w:type="dxa"/>
+              <w:t>Semanas 13 a 14</w:t>
+            </w:r>
+          </w:p>
+        </w:tc>
+        <w:tc>
+          <w:tcPr>
+            <w:tcW w:w="1150" w:type="dxa"/>
             <w:tcBorders>
               <w:left w:val="single" w:sz="4" w:space="0" w:color="FFFFFF" w:themeColor="background1"/>
             </w:tcBorders>
@@ -6279,7 +6550,7 @@
                 <w:sz w:val="15"/>
                 <w:szCs w:val="15"/>
               </w:rPr>
-              <w:t>Integrante 3</w:t>
+              <w:t>Bernardo Rojas</w:t>
             </w:r>
           </w:p>
         </w:tc>
@@ -6303,7 +6574,7 @@
                 <w:sz w:val="15"/>
                 <w:szCs w:val="15"/>
               </w:rPr>
-              <w:t>Actividad transversal; se inicia parcialmente durante la construcción de cada módulo.</w:t>
+              <w:t>Depende de que la aplicación del conductor ya emita eventos.</w:t>
             </w:r>
           </w:p>
         </w:tc>
@@ -6314,7 +6585,7 @@
         </w:trPr>
         <w:tc>
           <w:tcPr>
-            <w:tcW w:w="1150" w:type="dxa"/>
+            <w:tcW w:w="1100" w:type="dxa"/>
           </w:tcPr>
           <w:p>
             <w:pPr>
@@ -6332,13 +6603,14 @@
                 <w:sz w:val="15"/>
                 <w:szCs w:val="15"/>
               </w:rPr>
-              <w:t>Realizar pruebas de certificación</w:t>
-            </w:r>
-          </w:p>
-        </w:tc>
-        <w:tc>
-          <w:tcPr>
-            <w:tcW w:w="1150" w:type="dxa"/>
+              <w:lastRenderedPageBreak/>
+              <w:t>Desarrollar una solución de software</w:t>
+            </w:r>
+          </w:p>
+        </w:tc>
+        <w:tc>
+          <w:tcPr>
+            <w:tcW w:w="1100" w:type="dxa"/>
           </w:tcPr>
           <w:p>
             <w:pPr>
@@ -6356,13 +6628,13 @@
                 <w:sz w:val="15"/>
                 <w:szCs w:val="15"/>
               </w:rPr>
-              <w:t>Desarrollo de mejoras y correcciones</w:t>
-            </w:r>
-          </w:p>
-        </w:tc>
-        <w:tc>
-          <w:tcPr>
-            <w:tcW w:w="2250" w:type="dxa"/>
+              <w:t>Flota, mantenimiento y registro de costos</w:t>
+            </w:r>
+          </w:p>
+        </w:tc>
+        <w:tc>
+          <w:tcPr>
+            <w:tcW w:w="2150" w:type="dxa"/>
           </w:tcPr>
           <w:p>
             <w:pPr>
@@ -6380,13 +6652,13 @@
                 <w:sz w:val="15"/>
                 <w:szCs w:val="15"/>
               </w:rPr>
-              <w:t>Implementar las mejoras y correcciones derivadas de los resultados de las pruebas y verificar su cierre.</w:t>
-            </w:r>
-          </w:p>
-        </w:tc>
-        <w:tc>
-          <w:tcPr>
-            <w:tcW w:w="1200" w:type="dxa"/>
+              <w:t>Construir la ficha de vehículos, el control de kilometraje y mantención preventiva, y el registro de costos operacionales.</w:t>
+            </w:r>
+          </w:p>
+        </w:tc>
+        <w:tc>
+          <w:tcPr>
+            <w:tcW w:w="1150" w:type="dxa"/>
           </w:tcPr>
           <w:p>
             <w:pPr>
@@ -6404,13 +6676,13 @@
                 <w:sz w:val="15"/>
                 <w:szCs w:val="15"/>
               </w:rPr>
-              <w:t>Entorno de desarrollo, registro de hallazgos.</w:t>
-            </w:r>
-          </w:p>
-        </w:tc>
-        <w:tc>
-          <w:tcPr>
-            <w:tcW w:w="900" w:type="dxa"/>
+              <w:t>Entorno de desarrollo, repositorio de control de versiones.</w:t>
+            </w:r>
+          </w:p>
+        </w:tc>
+        <w:tc>
+          <w:tcPr>
+            <w:tcW w:w="850" w:type="dxa"/>
             <w:tcBorders>
               <w:right w:val="single" w:sz="4" w:space="0" w:color="FFFFFF" w:themeColor="background1"/>
             </w:tcBorders>
@@ -6431,13 +6703,13 @@
                 <w:sz w:val="15"/>
                 <w:szCs w:val="15"/>
               </w:rPr>
-              <w:t>Semanas 15 a 16</w:t>
-            </w:r>
-          </w:p>
-        </w:tc>
-        <w:tc>
-          <w:tcPr>
-            <w:tcW w:w="850" w:type="dxa"/>
+              <w:t>Semanas 12 a 14</w:t>
+            </w:r>
+          </w:p>
+        </w:tc>
+        <w:tc>
+          <w:tcPr>
+            <w:tcW w:w="1150" w:type="dxa"/>
             <w:tcBorders>
               <w:left w:val="single" w:sz="4" w:space="0" w:color="FFFFFF" w:themeColor="background1"/>
             </w:tcBorders>
@@ -6459,7 +6731,7 @@
                 <w:sz w:val="15"/>
                 <w:szCs w:val="15"/>
               </w:rPr>
-              <w:t>Integrantes 1, 2 y 3</w:t>
+              <w:t>Bernardo Rojas</w:t>
             </w:r>
           </w:p>
         </w:tc>
@@ -6483,7 +6755,7 @@
                 <w:sz w:val="15"/>
                 <w:szCs w:val="15"/>
               </w:rPr>
-              <w:t>Requiere reservar holgura por si los hallazgos superan lo previsto.</w:t>
+              <w:t>Corresponde al alcance incremental, posterior al núcleo funcional.</w:t>
             </w:r>
           </w:p>
         </w:tc>
@@ -6494,7 +6766,7 @@
         </w:trPr>
         <w:tc>
           <w:tcPr>
-            <w:tcW w:w="1150" w:type="dxa"/>
+            <w:tcW w:w="1100" w:type="dxa"/>
           </w:tcPr>
           <w:p>
             <w:pPr>
@@ -6518,7 +6790,7 @@
         </w:tc>
         <w:tc>
           <w:tcPr>
-            <w:tcW w:w="1150" w:type="dxa"/>
+            <w:tcW w:w="1100" w:type="dxa"/>
           </w:tcPr>
           <w:p>
             <w:pPr>
@@ -6536,13 +6808,13 @@
                 <w:sz w:val="15"/>
                 <w:szCs w:val="15"/>
               </w:rPr>
-              <w:t>Implantación y despliegue</w:t>
-            </w:r>
-          </w:p>
-        </w:tc>
-        <w:tc>
-          <w:tcPr>
-            <w:tcW w:w="2250" w:type="dxa"/>
+              <w:t>Dashboard, reporte de cobranza e indicadores</w:t>
+            </w:r>
+          </w:p>
+        </w:tc>
+        <w:tc>
+          <w:tcPr>
+            <w:tcW w:w="2150" w:type="dxa"/>
           </w:tcPr>
           <w:p>
             <w:pPr>
@@ -6560,13 +6832,13 @@
                 <w:sz w:val="15"/>
                 <w:szCs w:val="15"/>
               </w:rPr>
-              <w:t>Desplegar la plataforma en el ambiente de prueba, cargar datos de demostración y elaborar el manual de usuario y el manual técnico.</w:t>
-            </w:r>
-          </w:p>
-        </w:tc>
-        <w:tc>
-          <w:tcPr>
-            <w:tcW w:w="1200" w:type="dxa"/>
+              <w:t>Construir el tablero con el reporte de cobranza y el indicador de rentabilidad por camión y jornada contra el punto de equilibrio.</w:t>
+            </w:r>
+          </w:p>
+        </w:tc>
+        <w:tc>
+          <w:tcPr>
+            <w:tcW w:w="1150" w:type="dxa"/>
           </w:tcPr>
           <w:p>
             <w:pPr>
@@ -6584,13 +6856,13 @@
                 <w:sz w:val="15"/>
                 <w:szCs w:val="15"/>
               </w:rPr>
-              <w:t>Ambiente de despliegue, documentación.</w:t>
-            </w:r>
-          </w:p>
-        </w:tc>
-        <w:tc>
-          <w:tcPr>
-            <w:tcW w:w="900" w:type="dxa"/>
+              <w:t>Librería de visualización de datos, entorno de desarrollo.</w:t>
+            </w:r>
+          </w:p>
+        </w:tc>
+        <w:tc>
+          <w:tcPr>
+            <w:tcW w:w="850" w:type="dxa"/>
             <w:tcBorders>
               <w:right w:val="single" w:sz="4" w:space="0" w:color="FFFFFF" w:themeColor="background1"/>
             </w:tcBorders>
@@ -6611,13 +6883,13 @@
                 <w:sz w:val="15"/>
                 <w:szCs w:val="15"/>
               </w:rPr>
-              <w:t>Semana 16</w:t>
-            </w:r>
-          </w:p>
-        </w:tc>
-        <w:tc>
-          <w:tcPr>
-            <w:tcW w:w="850" w:type="dxa"/>
+              <w:t>Semanas 14 a 15</w:t>
+            </w:r>
+          </w:p>
+        </w:tc>
+        <w:tc>
+          <w:tcPr>
+            <w:tcW w:w="1150" w:type="dxa"/>
             <w:tcBorders>
               <w:left w:val="single" w:sz="4" w:space="0" w:color="FFFFFF" w:themeColor="background1"/>
             </w:tcBorders>
@@ -6639,7 +6911,7 @@
                 <w:sz w:val="15"/>
                 <w:szCs w:val="15"/>
               </w:rPr>
-              <w:t>Integrante 2</w:t>
+              <w:t>Bernardo Rojas</w:t>
             </w:r>
           </w:p>
         </w:tc>
@@ -6663,7 +6935,7 @@
                 <w:sz w:val="15"/>
                 <w:szCs w:val="15"/>
               </w:rPr>
-              <w:t>Facilitador: ambiente de despliegue sin costo asociado.</w:t>
+              <w:t>Componente de innovación; depende de que los módulos previos generen datos.</w:t>
             </w:r>
           </w:p>
         </w:tc>
@@ -6674,7 +6946,7 @@
         </w:trPr>
         <w:tc>
           <w:tcPr>
-            <w:tcW w:w="1150" w:type="dxa"/>
+            <w:tcW w:w="1100" w:type="dxa"/>
           </w:tcPr>
           <w:p>
             <w:pPr>
@@ -6692,13 +6964,13 @@
                 <w:sz w:val="15"/>
                 <w:szCs w:val="15"/>
               </w:rPr>
-              <w:t>Gestionar proyectos informáticos</w:t>
-            </w:r>
-          </w:p>
-        </w:tc>
-        <w:tc>
-          <w:tcPr>
-            <w:tcW w:w="1150" w:type="dxa"/>
+              <w:t>Realizar pruebas de certificación</w:t>
+            </w:r>
+          </w:p>
+        </w:tc>
+        <w:tc>
+          <w:tcPr>
+            <w:tcW w:w="1100" w:type="dxa"/>
           </w:tcPr>
           <w:p>
             <w:pPr>
@@ -6716,13 +6988,13 @@
                 <w:sz w:val="15"/>
                 <w:szCs w:val="15"/>
               </w:rPr>
-              <w:t>Informe final y defensa del proyecto</w:t>
-            </w:r>
-          </w:p>
-        </w:tc>
-        <w:tc>
-          <w:tcPr>
-            <w:tcW w:w="2250" w:type="dxa"/>
+              <w:t>Diseño y aplicación del plan de pruebas</w:t>
+            </w:r>
+          </w:p>
+        </w:tc>
+        <w:tc>
+          <w:tcPr>
+            <w:tcW w:w="2150" w:type="dxa"/>
           </w:tcPr>
           <w:p>
             <w:pPr>
@@ -6740,13 +7012,13 @@
                 <w:sz w:val="15"/>
                 <w:szCs w:val="15"/>
               </w:rPr>
-              <w:t>Consolidar el informe final en el formato requerido, preparar la presentación y realizar la defensa ante la comisión evaluadora.</w:t>
-            </w:r>
-          </w:p>
-        </w:tc>
-        <w:tc>
-          <w:tcPr>
-            <w:tcW w:w="1200" w:type="dxa"/>
+              <w:t>Diseñar y ejecutar los casos de prueba funcionales, de integración entre web y móvil, y de aceptación, registrando los hallazgos.</w:t>
+            </w:r>
+          </w:p>
+        </w:tc>
+        <w:tc>
+          <w:tcPr>
+            <w:tcW w:w="1150" w:type="dxa"/>
           </w:tcPr>
           <w:p>
             <w:pPr>
@@ -6764,13 +7036,13 @@
                 <w:sz w:val="15"/>
                 <w:szCs w:val="15"/>
               </w:rPr>
-              <w:t>Plantilla de informe, presentación.</w:t>
-            </w:r>
-          </w:p>
-        </w:tc>
-        <w:tc>
-          <w:tcPr>
-            <w:tcW w:w="900" w:type="dxa"/>
+              <w:t>Documento de plan de pruebas, ambiente de prueba, teléfono de prueba.</w:t>
+            </w:r>
+          </w:p>
+        </w:tc>
+        <w:tc>
+          <w:tcPr>
+            <w:tcW w:w="850" w:type="dxa"/>
             <w:tcBorders>
               <w:right w:val="single" w:sz="4" w:space="0" w:color="FFFFFF" w:themeColor="background1"/>
             </w:tcBorders>
@@ -6791,13 +7063,13 @@
                 <w:sz w:val="15"/>
                 <w:szCs w:val="15"/>
               </w:rPr>
-              <w:t>Semanas 17 a 18</w:t>
-            </w:r>
-          </w:p>
-        </w:tc>
-        <w:tc>
-          <w:tcPr>
-            <w:tcW w:w="850" w:type="dxa"/>
+              <w:t>Semanas 14 a 16</w:t>
+            </w:r>
+          </w:p>
+        </w:tc>
+        <w:tc>
+          <w:tcPr>
+            <w:tcW w:w="1150" w:type="dxa"/>
             <w:tcBorders>
               <w:left w:val="single" w:sz="4" w:space="0" w:color="FFFFFF" w:themeColor="background1"/>
             </w:tcBorders>
@@ -6819,7 +7091,547 @@
                 <w:sz w:val="15"/>
                 <w:szCs w:val="15"/>
               </w:rPr>
-              <w:t>Integrantes 1, 2 y 3</w:t>
+              <w:t>Javier Morales</w:t>
+            </w:r>
+          </w:p>
+        </w:tc>
+        <w:tc>
+          <w:tcPr>
+            <w:tcW w:w="1004" w:type="dxa"/>
+          </w:tcPr>
+          <w:p>
+            <w:pPr>
+              <w:rPr>
+                <w:rFonts w:ascii="Calibri" w:hAnsi="Calibri" w:cs="Arial"/>
+                <w:i/>
+                <w:color w:val="548DD4"/>
+                <w:sz w:val="18"/>
+                <w:szCs w:val="20"/>
+                <w:lang w:eastAsia="es-CL"/>
+              </w:rPr>
+            </w:pPr>
+            <w:r>
+              <w:rPr>
+                <w:sz w:val="15"/>
+                <w:szCs w:val="15"/>
+              </w:rPr>
+              <w:t>Actividad transversal; se inicia parcialmente durante la construcción de cada módulo.</w:t>
+            </w:r>
+          </w:p>
+        </w:tc>
+      </w:tr>
+      <w:tr>
+        <w:trPr>
+          <w:jc w:val="center"/>
+        </w:trPr>
+        <w:tc>
+          <w:tcPr>
+            <w:tcW w:w="1100" w:type="dxa"/>
+          </w:tcPr>
+          <w:p>
+            <w:pPr>
+              <w:rPr>
+                <w:rFonts w:ascii="Calibri" w:hAnsi="Calibri" w:cs="Arial"/>
+                <w:i/>
+                <w:color w:val="548DD4"/>
+                <w:sz w:val="18"/>
+                <w:szCs w:val="20"/>
+                <w:lang w:eastAsia="es-CL"/>
+              </w:rPr>
+            </w:pPr>
+            <w:r>
+              <w:rPr>
+                <w:sz w:val="15"/>
+                <w:szCs w:val="15"/>
+              </w:rPr>
+              <w:t>Realizar pruebas de certificación</w:t>
+            </w:r>
+          </w:p>
+        </w:tc>
+        <w:tc>
+          <w:tcPr>
+            <w:tcW w:w="1100" w:type="dxa"/>
+          </w:tcPr>
+          <w:p>
+            <w:pPr>
+              <w:rPr>
+                <w:rFonts w:ascii="Calibri" w:hAnsi="Calibri" w:cs="Arial"/>
+                <w:i/>
+                <w:color w:val="548DD4"/>
+                <w:sz w:val="18"/>
+                <w:szCs w:val="20"/>
+                <w:lang w:eastAsia="es-CL"/>
+              </w:rPr>
+            </w:pPr>
+            <w:r>
+              <w:rPr>
+                <w:sz w:val="15"/>
+                <w:szCs w:val="15"/>
+              </w:rPr>
+              <w:t>Desarrollo de mejoras y correcciones</w:t>
+            </w:r>
+          </w:p>
+        </w:tc>
+        <w:tc>
+          <w:tcPr>
+            <w:tcW w:w="2150" w:type="dxa"/>
+          </w:tcPr>
+          <w:p>
+            <w:pPr>
+              <w:rPr>
+                <w:rFonts w:ascii="Calibri" w:hAnsi="Calibri" w:cs="Arial"/>
+                <w:i/>
+                <w:color w:val="548DD4"/>
+                <w:sz w:val="18"/>
+                <w:szCs w:val="20"/>
+                <w:lang w:eastAsia="es-CL"/>
+              </w:rPr>
+            </w:pPr>
+            <w:r>
+              <w:rPr>
+                <w:sz w:val="15"/>
+                <w:szCs w:val="15"/>
+              </w:rPr>
+              <w:t>Implementar las mejoras y correcciones derivadas de los resultados de las pruebas y verificar su cierre.</w:t>
+            </w:r>
+          </w:p>
+        </w:tc>
+        <w:tc>
+          <w:tcPr>
+            <w:tcW w:w="1150" w:type="dxa"/>
+          </w:tcPr>
+          <w:p>
+            <w:pPr>
+              <w:rPr>
+                <w:rFonts w:ascii="Calibri" w:hAnsi="Calibri" w:cs="Arial"/>
+                <w:i/>
+                <w:color w:val="548DD4"/>
+                <w:sz w:val="18"/>
+                <w:szCs w:val="20"/>
+                <w:lang w:eastAsia="es-CL"/>
+              </w:rPr>
+            </w:pPr>
+            <w:r>
+              <w:rPr>
+                <w:sz w:val="15"/>
+                <w:szCs w:val="15"/>
+              </w:rPr>
+              <w:t>Entorno de desarrollo, registro de hallazgos.</w:t>
+            </w:r>
+          </w:p>
+        </w:tc>
+        <w:tc>
+          <w:tcPr>
+            <w:tcW w:w="850" w:type="dxa"/>
+            <w:tcBorders>
+              <w:right w:val="single" w:sz="4" w:space="0" w:color="FFFFFF" w:themeColor="background1"/>
+            </w:tcBorders>
+          </w:tcPr>
+          <w:p>
+            <w:pPr>
+              <w:rPr>
+                <w:rFonts w:ascii="Calibri" w:hAnsi="Calibri" w:cs="Arial"/>
+                <w:i/>
+                <w:color w:val="548DD4"/>
+                <w:sz w:val="18"/>
+                <w:szCs w:val="20"/>
+                <w:lang w:eastAsia="es-CL"/>
+              </w:rPr>
+            </w:pPr>
+            <w:r>
+              <w:rPr>
+                <w:sz w:val="15"/>
+                <w:szCs w:val="15"/>
+              </w:rPr>
+              <w:t>Semanas 15 a 16</w:t>
+            </w:r>
+          </w:p>
+        </w:tc>
+        <w:tc>
+          <w:tcPr>
+            <w:tcW w:w="1150" w:type="dxa"/>
+            <w:tcBorders>
+              <w:left w:val="single" w:sz="4" w:space="0" w:color="FFFFFF" w:themeColor="background1"/>
+            </w:tcBorders>
+            <w:shd w:val="clear" w:color="auto" w:fill="D9D9D9" w:themeFill="background1" w:themeFillShade="D9"/>
+          </w:tcPr>
+          <w:p>
+            <w:pPr>
+              <w:rPr>
+                <w:rFonts w:ascii="Calibri" w:hAnsi="Calibri" w:cs="Arial"/>
+                <w:i/>
+                <w:color w:val="548DD4"/>
+                <w:sz w:val="18"/>
+                <w:szCs w:val="20"/>
+                <w:lang w:eastAsia="es-CL"/>
+              </w:rPr>
+            </w:pPr>
+            <w:r>
+              <w:rPr>
+                <w:sz w:val="15"/>
+                <w:szCs w:val="15"/>
+              </w:rPr>
+              <w:t>Cristobal, Bernardo y Javier</w:t>
+            </w:r>
+          </w:p>
+        </w:tc>
+        <w:tc>
+          <w:tcPr>
+            <w:tcW w:w="1004" w:type="dxa"/>
+          </w:tcPr>
+          <w:p>
+            <w:pPr>
+              <w:rPr>
+                <w:rFonts w:ascii="Calibri" w:hAnsi="Calibri" w:cs="Arial"/>
+                <w:i/>
+                <w:color w:val="548DD4"/>
+                <w:sz w:val="18"/>
+                <w:szCs w:val="20"/>
+                <w:lang w:eastAsia="es-CL"/>
+              </w:rPr>
+            </w:pPr>
+            <w:r>
+              <w:rPr>
+                <w:sz w:val="15"/>
+                <w:szCs w:val="15"/>
+              </w:rPr>
+              <w:t>Requiere reservar holgura por si los hallazgos superan lo previsto.</w:t>
+            </w:r>
+          </w:p>
+        </w:tc>
+      </w:tr>
+      <w:tr>
+        <w:trPr>
+          <w:jc w:val="center"/>
+        </w:trPr>
+        <w:tc>
+          <w:tcPr>
+            <w:tcW w:w="1100" w:type="dxa"/>
+          </w:tcPr>
+          <w:p>
+            <w:pPr>
+              <w:rPr>
+                <w:rFonts w:ascii="Calibri" w:hAnsi="Calibri" w:cs="Arial"/>
+                <w:i/>
+                <w:color w:val="548DD4"/>
+                <w:sz w:val="18"/>
+                <w:szCs w:val="20"/>
+                <w:lang w:eastAsia="es-CL"/>
+              </w:rPr>
+            </w:pPr>
+            <w:r>
+              <w:rPr>
+                <w:sz w:val="15"/>
+                <w:szCs w:val="15"/>
+              </w:rPr>
+              <w:t>Desarrollar una solución de software</w:t>
+            </w:r>
+          </w:p>
+        </w:tc>
+        <w:tc>
+          <w:tcPr>
+            <w:tcW w:w="1100" w:type="dxa"/>
+          </w:tcPr>
+          <w:p>
+            <w:pPr>
+              <w:rPr>
+                <w:rFonts w:ascii="Calibri" w:hAnsi="Calibri" w:cs="Arial"/>
+                <w:i/>
+                <w:color w:val="548DD4"/>
+                <w:sz w:val="18"/>
+                <w:szCs w:val="20"/>
+                <w:lang w:eastAsia="es-CL"/>
+              </w:rPr>
+            </w:pPr>
+            <w:r>
+              <w:rPr>
+                <w:sz w:val="15"/>
+                <w:szCs w:val="15"/>
+              </w:rPr>
+              <w:t>Implantación y despliegue</w:t>
+            </w:r>
+          </w:p>
+        </w:tc>
+        <w:tc>
+          <w:tcPr>
+            <w:tcW w:w="2150" w:type="dxa"/>
+          </w:tcPr>
+          <w:p>
+            <w:pPr>
+              <w:rPr>
+                <w:rFonts w:ascii="Calibri" w:hAnsi="Calibri" w:cs="Arial"/>
+                <w:i/>
+                <w:color w:val="548DD4"/>
+                <w:sz w:val="18"/>
+                <w:szCs w:val="20"/>
+                <w:lang w:eastAsia="es-CL"/>
+              </w:rPr>
+            </w:pPr>
+            <w:r>
+              <w:rPr>
+                <w:sz w:val="15"/>
+                <w:szCs w:val="15"/>
+              </w:rPr>
+              <w:t>Desplegar la aplicación web y generar el instalable de la aplicación móvil, cargar datos de demostración y elaborar los manuales.</w:t>
+            </w:r>
+          </w:p>
+        </w:tc>
+        <w:tc>
+          <w:tcPr>
+            <w:tcW w:w="1150" w:type="dxa"/>
+          </w:tcPr>
+          <w:p>
+            <w:pPr>
+              <w:rPr>
+                <w:rFonts w:ascii="Calibri" w:hAnsi="Calibri" w:cs="Arial"/>
+                <w:i/>
+                <w:color w:val="548DD4"/>
+                <w:sz w:val="18"/>
+                <w:szCs w:val="20"/>
+                <w:lang w:eastAsia="es-CL"/>
+              </w:rPr>
+            </w:pPr>
+            <w:r>
+              <w:rPr>
+                <w:sz w:val="15"/>
+                <w:szCs w:val="15"/>
+              </w:rPr>
+              <w:t>Ambiente de despliegue, documentación.</w:t>
+            </w:r>
+          </w:p>
+        </w:tc>
+        <w:tc>
+          <w:tcPr>
+            <w:tcW w:w="850" w:type="dxa"/>
+            <w:tcBorders>
+              <w:right w:val="single" w:sz="4" w:space="0" w:color="FFFFFF" w:themeColor="background1"/>
+            </w:tcBorders>
+          </w:tcPr>
+          <w:p>
+            <w:pPr>
+              <w:rPr>
+                <w:rFonts w:ascii="Calibri" w:hAnsi="Calibri" w:cs="Arial"/>
+                <w:i/>
+                <w:color w:val="548DD4"/>
+                <w:sz w:val="18"/>
+                <w:szCs w:val="20"/>
+                <w:lang w:eastAsia="es-CL"/>
+              </w:rPr>
+            </w:pPr>
+            <w:r>
+              <w:rPr>
+                <w:sz w:val="15"/>
+                <w:szCs w:val="15"/>
+              </w:rPr>
+              <w:t>Semana 16</w:t>
+            </w:r>
+          </w:p>
+        </w:tc>
+        <w:tc>
+          <w:tcPr>
+            <w:tcW w:w="1150" w:type="dxa"/>
+            <w:tcBorders>
+              <w:left w:val="single" w:sz="4" w:space="0" w:color="FFFFFF" w:themeColor="background1"/>
+            </w:tcBorders>
+            <w:shd w:val="clear" w:color="auto" w:fill="D9D9D9" w:themeFill="background1" w:themeFillShade="D9"/>
+          </w:tcPr>
+          <w:p>
+            <w:pPr>
+              <w:rPr>
+                <w:rFonts w:ascii="Calibri" w:hAnsi="Calibri" w:cs="Arial"/>
+                <w:i/>
+                <w:color w:val="548DD4"/>
+                <w:sz w:val="18"/>
+                <w:szCs w:val="20"/>
+                <w:lang w:eastAsia="es-CL"/>
+              </w:rPr>
+            </w:pPr>
+            <w:r>
+              <w:rPr>
+                <w:sz w:val="15"/>
+                <w:szCs w:val="15"/>
+              </w:rPr>
+              <w:t>Cristobal Peña</w:t>
+            </w:r>
+          </w:p>
+        </w:tc>
+        <w:tc>
+          <w:tcPr>
+            <w:tcW w:w="1004" w:type="dxa"/>
+          </w:tcPr>
+          <w:p>
+            <w:pPr>
+              <w:rPr>
+                <w:rFonts w:ascii="Calibri" w:hAnsi="Calibri" w:cs="Arial"/>
+                <w:i/>
+                <w:color w:val="548DD4"/>
+                <w:sz w:val="18"/>
+                <w:szCs w:val="20"/>
+                <w:lang w:eastAsia="es-CL"/>
+              </w:rPr>
+            </w:pPr>
+            <w:r>
+              <w:rPr>
+                <w:sz w:val="15"/>
+                <w:szCs w:val="15"/>
+              </w:rPr>
+              <w:t>Facilitador: ambiente de despliegue en capa gratuita, sin costo asociado.</w:t>
+            </w:r>
+          </w:p>
+        </w:tc>
+      </w:tr>
+      <w:tr>
+        <w:trPr>
+          <w:jc w:val="center"/>
+        </w:trPr>
+        <w:tc>
+          <w:tcPr>
+            <w:tcW w:w="1100" w:type="dxa"/>
+          </w:tcPr>
+          <w:p>
+            <w:pPr>
+              <w:rPr>
+                <w:rFonts w:ascii="Calibri" w:hAnsi="Calibri" w:cs="Arial"/>
+                <w:i/>
+                <w:color w:val="548DD4"/>
+                <w:sz w:val="18"/>
+                <w:szCs w:val="20"/>
+                <w:lang w:eastAsia="es-CL"/>
+              </w:rPr>
+            </w:pPr>
+            <w:r>
+              <w:rPr>
+                <w:sz w:val="15"/>
+                <w:szCs w:val="15"/>
+              </w:rPr>
+              <w:t>Gestionar proyectos informáticos</w:t>
+            </w:r>
+          </w:p>
+        </w:tc>
+        <w:tc>
+          <w:tcPr>
+            <w:tcW w:w="1100" w:type="dxa"/>
+          </w:tcPr>
+          <w:p>
+            <w:pPr>
+              <w:rPr>
+                <w:rFonts w:ascii="Calibri" w:hAnsi="Calibri" w:cs="Arial"/>
+                <w:i/>
+                <w:color w:val="548DD4"/>
+                <w:sz w:val="18"/>
+                <w:szCs w:val="20"/>
+                <w:lang w:eastAsia="es-CL"/>
+              </w:rPr>
+            </w:pPr>
+            <w:r>
+              <w:rPr>
+                <w:sz w:val="15"/>
+                <w:szCs w:val="15"/>
+              </w:rPr>
+              <w:t>Informe final y defensa del proyecto</w:t>
+            </w:r>
+          </w:p>
+        </w:tc>
+        <w:tc>
+          <w:tcPr>
+            <w:tcW w:w="2150" w:type="dxa"/>
+          </w:tcPr>
+          <w:p>
+            <w:pPr>
+              <w:rPr>
+                <w:rFonts w:ascii="Calibri" w:hAnsi="Calibri" w:cs="Arial"/>
+                <w:i/>
+                <w:color w:val="548DD4"/>
+                <w:sz w:val="18"/>
+                <w:szCs w:val="20"/>
+                <w:lang w:eastAsia="es-CL"/>
+              </w:rPr>
+            </w:pPr>
+            <w:r>
+              <w:rPr>
+                <w:sz w:val="15"/>
+                <w:szCs w:val="15"/>
+              </w:rPr>
+              <w:t>Consolidar el informe final en el formato requerido, preparar la presentación y realizar la defensa ante la comisión evaluadora.</w:t>
+            </w:r>
+          </w:p>
+        </w:tc>
+        <w:tc>
+          <w:tcPr>
+            <w:tcW w:w="1150" w:type="dxa"/>
+          </w:tcPr>
+          <w:p>
+            <w:pPr>
+              <w:rPr>
+                <w:rFonts w:ascii="Calibri" w:hAnsi="Calibri" w:cs="Arial"/>
+                <w:i/>
+                <w:color w:val="548DD4"/>
+                <w:sz w:val="18"/>
+                <w:szCs w:val="20"/>
+                <w:lang w:eastAsia="es-CL"/>
+              </w:rPr>
+            </w:pPr>
+            <w:r>
+              <w:rPr>
+                <w:sz w:val="15"/>
+                <w:szCs w:val="15"/>
+              </w:rPr>
+              <w:t>Plantilla de informe, presentación.</w:t>
+            </w:r>
+          </w:p>
+        </w:tc>
+        <w:tc>
+          <w:tcPr>
+            <w:tcW w:w="850" w:type="dxa"/>
+            <w:tcBorders>
+              <w:right w:val="single" w:sz="4" w:space="0" w:color="FFFFFF" w:themeColor="background1"/>
+            </w:tcBorders>
+          </w:tcPr>
+          <w:p>
+            <w:pPr>
+              <w:rPr>
+                <w:rFonts w:ascii="Calibri" w:hAnsi="Calibri" w:cs="Arial"/>
+                <w:i/>
+                <w:color w:val="548DD4"/>
+                <w:sz w:val="18"/>
+                <w:szCs w:val="20"/>
+                <w:lang w:eastAsia="es-CL"/>
+              </w:rPr>
+            </w:pPr>
+            <w:r>
+              <w:rPr>
+                <w:sz w:val="15"/>
+                <w:szCs w:val="15"/>
+              </w:rPr>
+              <w:t>Semanas 17 a 18</w:t>
+            </w:r>
+          </w:p>
+        </w:tc>
+        <w:tc>
+          <w:tcPr>
+            <w:tcW w:w="1150" w:type="dxa"/>
+            <w:tcBorders>
+              <w:left w:val="single" w:sz="4" w:space="0" w:color="FFFFFF" w:themeColor="background1"/>
+            </w:tcBorders>
+            <w:shd w:val="clear" w:color="auto" w:fill="D9D9D9" w:themeFill="background1" w:themeFillShade="D9"/>
+          </w:tcPr>
+          <w:p>
+            <w:pPr>
+              <w:rPr>
+                <w:rFonts w:ascii="Calibri" w:hAnsi="Calibri" w:cs="Arial"/>
+                <w:i/>
+                <w:color w:val="548DD4"/>
+                <w:sz w:val="18"/>
+                <w:szCs w:val="20"/>
+                <w:lang w:eastAsia="es-CL"/>
+              </w:rPr>
+            </w:pPr>
+            <w:r>
+              <w:rPr>
+                <w:sz w:val="15"/>
+                <w:szCs w:val="15"/>
+              </w:rPr>
+              <w:t>Cristobal, Bernardo y Javier</w:t>
             </w:r>
           </w:p>
         </w:tc>
@@ -7900,6 +8712,7 @@
                 <w:sz w:val="14"/>
                 <w:szCs w:val="14"/>
               </w:rPr>
+              <w:lastRenderedPageBreak/>
               <w:t>Alcance y planificación</w:t>
             </w:r>
           </w:p>
@@ -8529,7 +9342,7 @@
                 <w:sz w:val="14"/>
                 <w:szCs w:val="14"/>
               </w:rPr>
-              <w:t>Interfaz y prototipos</w:t>
+              <w:t>Contrato de interfaz</w:t>
             </w:r>
           </w:p>
         </w:tc>
@@ -8840,68 +9653,75 @@
                 <w:sz w:val="14"/>
                 <w:szCs w:val="14"/>
               </w:rPr>
-              <w:t>Base de datos</w:t>
-            </w:r>
-          </w:p>
-        </w:tc>
-        <w:tc>
-          <w:tcPr>
-            <w:tcW w:w="361" w:type="dxa"/>
-          </w:tcPr>
-          <w:p>
-            <w:pPr>
-              <w:spacing w:line="360" w:lineRule="auto"/>
-              <w:rPr>
-                <w:b/>
-                <w:sz w:val="16"/>
-                <w:szCs w:val="16"/>
-              </w:rPr>
-            </w:pPr>
-          </w:p>
-        </w:tc>
-        <w:tc>
-          <w:tcPr>
-            <w:tcW w:w="361" w:type="dxa"/>
-          </w:tcPr>
-          <w:p>
-            <w:pPr>
-              <w:spacing w:line="360" w:lineRule="auto"/>
-              <w:rPr>
-                <w:b/>
-                <w:sz w:val="16"/>
-                <w:szCs w:val="16"/>
-              </w:rPr>
-            </w:pPr>
-          </w:p>
-        </w:tc>
-        <w:tc>
-          <w:tcPr>
-            <w:tcW w:w="361" w:type="dxa"/>
-          </w:tcPr>
-          <w:p>
-            <w:pPr>
-              <w:spacing w:line="360" w:lineRule="auto"/>
-              <w:rPr>
-                <w:b/>
-                <w:sz w:val="16"/>
-                <w:szCs w:val="16"/>
-              </w:rPr>
-            </w:pPr>
-          </w:p>
-        </w:tc>
-        <w:tc>
-          <w:tcPr>
-            <w:tcW w:w="361" w:type="dxa"/>
-          </w:tcPr>
-          <w:p>
-            <w:pPr>
-              <w:spacing w:line="360" w:lineRule="auto"/>
-              <w:rPr>
-                <w:b/>
-                <w:sz w:val="16"/>
-                <w:szCs w:val="16"/>
-              </w:rPr>
-            </w:pPr>
+              <w:t>Prototipos web y móvil</w:t>
+            </w:r>
+          </w:p>
+        </w:tc>
+        <w:tc>
+          <w:tcPr>
+            <w:tcW w:w="361" w:type="dxa"/>
+          </w:tcPr>
+          <w:p>
+            <w:pPr>
+              <w:spacing w:line="360" w:lineRule="auto"/>
+              <w:rPr>
+                <w:b/>
+                <w:sz w:val="16"/>
+                <w:szCs w:val="16"/>
+              </w:rPr>
+            </w:pPr>
+          </w:p>
+        </w:tc>
+        <w:tc>
+          <w:tcPr>
+            <w:tcW w:w="361" w:type="dxa"/>
+          </w:tcPr>
+          <w:p>
+            <w:pPr>
+              <w:spacing w:line="360" w:lineRule="auto"/>
+              <w:rPr>
+                <w:b/>
+                <w:sz w:val="16"/>
+                <w:szCs w:val="16"/>
+              </w:rPr>
+            </w:pPr>
+          </w:p>
+        </w:tc>
+        <w:tc>
+          <w:tcPr>
+            <w:tcW w:w="361" w:type="dxa"/>
+          </w:tcPr>
+          <w:p>
+            <w:pPr>
+              <w:spacing w:line="360" w:lineRule="auto"/>
+              <w:rPr>
+                <w:b/>
+                <w:sz w:val="16"/>
+                <w:szCs w:val="16"/>
+              </w:rPr>
+            </w:pPr>
+          </w:p>
+        </w:tc>
+        <w:tc>
+          <w:tcPr>
+            <w:tcW w:w="361" w:type="dxa"/>
+          </w:tcPr>
+          <w:p>
+            <w:pPr>
+              <w:spacing w:line="360" w:lineRule="auto"/>
+              <w:rPr>
+                <w:b/>
+                <w:sz w:val="16"/>
+                <w:szCs w:val="16"/>
+              </w:rPr>
+            </w:pPr>
+            <w:r>
+              <w:rPr>
+                <w:sz w:val="14"/>
+                <w:szCs w:val="14"/>
+              </w:rPr>
+              <w:t>X</w:t>
+            </w:r>
           </w:p>
         </w:tc>
         <w:tc>
@@ -9151,23 +9971,8 @@
                 <w:sz w:val="14"/>
                 <w:szCs w:val="14"/>
               </w:rPr>
-              <w:t>Módulo de pedidos</w:t>
-            </w:r>
-          </w:p>
-        </w:tc>
-        <w:tc>
-          <w:tcPr>
-            <w:tcW w:w="361" w:type="dxa"/>
-          </w:tcPr>
-          <w:p>
-            <w:pPr>
-              <w:spacing w:line="360" w:lineRule="auto"/>
-              <w:rPr>
-                <w:b/>
-                <w:sz w:val="16"/>
-                <w:szCs w:val="16"/>
-              </w:rPr>
-            </w:pPr>
+              <w:t>Base de datos</w:t>
+            </w:r>
           </w:p>
         </w:tc>
         <w:tc>
@@ -9287,13 +10092,21 @@
                 <w:szCs w:val="16"/>
               </w:rPr>
             </w:pPr>
-            <w:r>
-              <w:rPr>
-                <w:sz w:val="14"/>
-                <w:szCs w:val="14"/>
-              </w:rPr>
-              <w:t>X</w:t>
-            </w:r>
+          </w:p>
+        </w:tc>
+        <w:tc>
+          <w:tcPr>
+            <w:tcW w:w="361" w:type="dxa"/>
+          </w:tcPr>
+          <w:p>
+            <w:pPr>
+              <w:spacing w:line="360" w:lineRule="auto"/>
+              <w:rPr>
+                <w:b/>
+                <w:sz w:val="16"/>
+                <w:szCs w:val="16"/>
+              </w:rPr>
+            </w:pPr>
           </w:p>
         </w:tc>
         <w:tc>
@@ -9469,38 +10282,8 @@
                 <w:sz w:val="14"/>
                 <w:szCs w:val="14"/>
               </w:rPr>
-              <w:t>Módulo de rutas</w:t>
-            </w:r>
-          </w:p>
-        </w:tc>
-        <w:tc>
-          <w:tcPr>
-            <w:tcW w:w="361" w:type="dxa"/>
-          </w:tcPr>
-          <w:p>
-            <w:pPr>
-              <w:spacing w:line="360" w:lineRule="auto"/>
-              <w:rPr>
-                <w:b/>
-                <w:sz w:val="16"/>
-                <w:szCs w:val="16"/>
-              </w:rPr>
-            </w:pPr>
-          </w:p>
-        </w:tc>
-        <w:tc>
-          <w:tcPr>
-            <w:tcW w:w="361" w:type="dxa"/>
-          </w:tcPr>
-          <w:p>
-            <w:pPr>
-              <w:spacing w:line="360" w:lineRule="auto"/>
-              <w:rPr>
-                <w:b/>
-                <w:sz w:val="16"/>
-                <w:szCs w:val="16"/>
-              </w:rPr>
-            </w:pPr>
+              <w:t>Acceso, roles y personal</w:t>
+            </w:r>
           </w:p>
         </w:tc>
         <w:tc>
@@ -9635,13 +10418,36 @@
                 <w:szCs w:val="16"/>
               </w:rPr>
             </w:pPr>
-            <w:r>
-              <w:rPr>
-                <w:sz w:val="14"/>
-                <w:szCs w:val="14"/>
-              </w:rPr>
-              <w:t>X</w:t>
-            </w:r>
+          </w:p>
+        </w:tc>
+        <w:tc>
+          <w:tcPr>
+            <w:tcW w:w="361" w:type="dxa"/>
+          </w:tcPr>
+          <w:p>
+            <w:pPr>
+              <w:spacing w:line="360" w:lineRule="auto"/>
+              <w:rPr>
+                <w:b/>
+                <w:sz w:val="16"/>
+                <w:szCs w:val="16"/>
+              </w:rPr>
+            </w:pPr>
+          </w:p>
+        </w:tc>
+        <w:tc>
+          <w:tcPr>
+            <w:tcW w:w="361" w:type="dxa"/>
+          </w:tcPr>
+          <w:p>
+            <w:pPr>
+              <w:spacing w:line="360" w:lineRule="auto"/>
+              <w:rPr>
+                <w:b/>
+                <w:sz w:val="16"/>
+                <w:szCs w:val="16"/>
+              </w:rPr>
+            </w:pPr>
           </w:p>
         </w:tc>
         <w:tc>
@@ -9787,53 +10593,8 @@
                 <w:sz w:val="14"/>
                 <w:szCs w:val="14"/>
               </w:rPr>
-              <w:t>Módulo documental</w:t>
-            </w:r>
-          </w:p>
-        </w:tc>
-        <w:tc>
-          <w:tcPr>
-            <w:tcW w:w="361" w:type="dxa"/>
-          </w:tcPr>
-          <w:p>
-            <w:pPr>
-              <w:spacing w:line="360" w:lineRule="auto"/>
-              <w:rPr>
-                <w:b/>
-                <w:sz w:val="16"/>
-                <w:szCs w:val="16"/>
-              </w:rPr>
-            </w:pPr>
-          </w:p>
-        </w:tc>
-        <w:tc>
-          <w:tcPr>
-            <w:tcW w:w="361" w:type="dxa"/>
-          </w:tcPr>
-          <w:p>
-            <w:pPr>
-              <w:spacing w:line="360" w:lineRule="auto"/>
-              <w:rPr>
-                <w:b/>
-                <w:sz w:val="16"/>
-                <w:szCs w:val="16"/>
-              </w:rPr>
-            </w:pPr>
-          </w:p>
-        </w:tc>
-        <w:tc>
-          <w:tcPr>
-            <w:tcW w:w="361" w:type="dxa"/>
-          </w:tcPr>
-          <w:p>
-            <w:pPr>
-              <w:spacing w:line="360" w:lineRule="auto"/>
-              <w:rPr>
-                <w:b/>
-                <w:sz w:val="16"/>
-                <w:szCs w:val="16"/>
-              </w:rPr>
-            </w:pPr>
+              <w:t>Venta y cálculo de tarifas</w:t>
+            </w:r>
           </w:p>
         </w:tc>
         <w:tc>
@@ -9968,6 +10729,58 @@
               </w:rPr>
               <w:t>X</w:t>
             </w:r>
+          </w:p>
+        </w:tc>
+        <w:tc>
+          <w:tcPr>
+            <w:tcW w:w="361" w:type="dxa"/>
+          </w:tcPr>
+          <w:p>
+            <w:pPr>
+              <w:spacing w:line="360" w:lineRule="auto"/>
+              <w:rPr>
+                <w:b/>
+                <w:sz w:val="16"/>
+                <w:szCs w:val="16"/>
+              </w:rPr>
+            </w:pPr>
+            <w:r>
+              <w:rPr>
+                <w:sz w:val="14"/>
+                <w:szCs w:val="14"/>
+              </w:rPr>
+              <w:t>X</w:t>
+            </w:r>
+          </w:p>
+        </w:tc>
+        <w:tc>
+          <w:tcPr>
+            <w:tcW w:w="361" w:type="dxa"/>
+          </w:tcPr>
+          <w:p>
+            <w:pPr>
+              <w:spacing w:line="360" w:lineRule="auto"/>
+              <w:rPr>
+                <w:b/>
+                <w:sz w:val="16"/>
+                <w:szCs w:val="16"/>
+              </w:rPr>
+            </w:pPr>
+          </w:p>
+        </w:tc>
+        <w:tc>
+          <w:tcPr>
+            <w:tcW w:w="361" w:type="dxa"/>
+          </w:tcPr>
+          <w:p>
+            <w:pPr>
+              <w:spacing w:line="360" w:lineRule="auto"/>
+              <w:rPr>
+                <w:b/>
+                <w:sz w:val="16"/>
+                <w:szCs w:val="16"/>
+              </w:rPr>
+            </w:pPr>
           </w:p>
         </w:tc>
         <w:tc>
@@ -10098,38 +10911,8 @@
                 <w:sz w:val="14"/>
                 <w:szCs w:val="14"/>
               </w:rPr>
-              <w:t>Módulo de mantenimiento</w:t>
-            </w:r>
-          </w:p>
-        </w:tc>
-        <w:tc>
-          <w:tcPr>
-            <w:tcW w:w="361" w:type="dxa"/>
-          </w:tcPr>
-          <w:p>
-            <w:pPr>
-              <w:spacing w:line="360" w:lineRule="auto"/>
-              <w:rPr>
-                <w:b/>
-                <w:sz w:val="16"/>
-                <w:szCs w:val="16"/>
-              </w:rPr>
-            </w:pPr>
-          </w:p>
-        </w:tc>
-        <w:tc>
-          <w:tcPr>
-            <w:tcW w:w="361" w:type="dxa"/>
-          </w:tcPr>
-          <w:p>
-            <w:pPr>
-              <w:spacing w:line="360" w:lineRule="auto"/>
-              <w:rPr>
-                <w:b/>
-                <w:sz w:val="16"/>
-                <w:szCs w:val="16"/>
-              </w:rPr>
-            </w:pPr>
+              <w:t>Orden de transporte</w:t>
+            </w:r>
           </w:p>
         </w:tc>
         <w:tc>
@@ -10294,6 +11077,36 @@
               </w:rPr>
               <w:t>X</w:t>
             </w:r>
+          </w:p>
+        </w:tc>
+        <w:tc>
+          <w:tcPr>
+            <w:tcW w:w="361" w:type="dxa"/>
+          </w:tcPr>
+          <w:p>
+            <w:pPr>
+              <w:spacing w:line="360" w:lineRule="auto"/>
+              <w:rPr>
+                <w:b/>
+                <w:sz w:val="16"/>
+                <w:szCs w:val="16"/>
+              </w:rPr>
+            </w:pPr>
+          </w:p>
+        </w:tc>
+        <w:tc>
+          <w:tcPr>
+            <w:tcW w:w="361" w:type="dxa"/>
+          </w:tcPr>
+          <w:p>
+            <w:pPr>
+              <w:spacing w:line="360" w:lineRule="auto"/>
+              <w:rPr>
+                <w:b/>
+                <w:sz w:val="16"/>
+                <w:szCs w:val="16"/>
+              </w:rPr>
+            </w:pPr>
           </w:p>
         </w:tc>
         <w:tc>
@@ -10409,38 +11222,8 @@
                 <w:sz w:val="14"/>
                 <w:szCs w:val="14"/>
               </w:rPr>
-              <w:t>Módulo de facturación</w:t>
-            </w:r>
-          </w:p>
-        </w:tc>
-        <w:tc>
-          <w:tcPr>
-            <w:tcW w:w="361" w:type="dxa"/>
-          </w:tcPr>
-          <w:p>
-            <w:pPr>
-              <w:spacing w:line="360" w:lineRule="auto"/>
-              <w:rPr>
-                <w:b/>
-                <w:sz w:val="16"/>
-                <w:szCs w:val="16"/>
-              </w:rPr>
-            </w:pPr>
-          </w:p>
-        </w:tc>
-        <w:tc>
-          <w:tcPr>
-            <w:tcW w:w="361" w:type="dxa"/>
-          </w:tcPr>
-          <w:p>
-            <w:pPr>
-              <w:spacing w:line="360" w:lineRule="auto"/>
-              <w:rPr>
-                <w:b/>
-                <w:sz w:val="16"/>
-                <w:szCs w:val="16"/>
-              </w:rPr>
-            </w:pPr>
+              <w:t>App de bodega</w:t>
+            </w:r>
           </w:p>
         </w:tc>
         <w:tc>
@@ -10620,6 +11403,36 @@
               </w:rPr>
               <w:t>X</w:t>
             </w:r>
+          </w:p>
+        </w:tc>
+        <w:tc>
+          <w:tcPr>
+            <w:tcW w:w="361" w:type="dxa"/>
+          </w:tcPr>
+          <w:p>
+            <w:pPr>
+              <w:spacing w:line="360" w:lineRule="auto"/>
+              <w:rPr>
+                <w:b/>
+                <w:sz w:val="16"/>
+                <w:szCs w:val="16"/>
+              </w:rPr>
+            </w:pPr>
+          </w:p>
+        </w:tc>
+        <w:tc>
+          <w:tcPr>
+            <w:tcW w:w="361" w:type="dxa"/>
+          </w:tcPr>
+          <w:p>
+            <w:pPr>
+              <w:spacing w:line="360" w:lineRule="auto"/>
+              <w:rPr>
+                <w:b/>
+                <w:sz w:val="16"/>
+                <w:szCs w:val="16"/>
+              </w:rPr>
+            </w:pPr>
           </w:p>
         </w:tc>
         <w:tc>
@@ -10720,38 +11533,8 @@
                 <w:sz w:val="14"/>
                 <w:szCs w:val="14"/>
               </w:rPr>
-              <w:t>Componente de innovación</w:t>
-            </w:r>
-          </w:p>
-        </w:tc>
-        <w:tc>
-          <w:tcPr>
-            <w:tcW w:w="361" w:type="dxa"/>
-          </w:tcPr>
-          <w:p>
-            <w:pPr>
-              <w:spacing w:line="360" w:lineRule="auto"/>
-              <w:rPr>
-                <w:b/>
-                <w:sz w:val="16"/>
-                <w:szCs w:val="16"/>
-              </w:rPr>
-            </w:pPr>
-          </w:p>
-        </w:tc>
-        <w:tc>
-          <w:tcPr>
-            <w:tcW w:w="361" w:type="dxa"/>
-          </w:tcPr>
-          <w:p>
-            <w:pPr>
-              <w:spacing w:line="360" w:lineRule="auto"/>
-              <w:rPr>
-                <w:b/>
-                <w:sz w:val="16"/>
-                <w:szCs w:val="16"/>
-              </w:rPr>
-            </w:pPr>
+              <w:t xml:space="preserve">Ruta y app del conductor</w:t>
+            </w:r>
           </w:p>
         </w:tc>
         <w:tc>
@@ -10961,6 +11744,983 @@
                 <w:szCs w:val="16"/>
               </w:rPr>
             </w:pPr>
+            <w:r>
+              <w:rPr>
+                <w:sz w:val="14"/>
+                <w:szCs w:val="14"/>
+              </w:rPr>
+              <w:t>X</w:t>
+            </w:r>
+          </w:p>
+        </w:tc>
+        <w:tc>
+          <w:tcPr>
+            <w:tcW w:w="361" w:type="dxa"/>
+          </w:tcPr>
+          <w:p>
+            <w:pPr>
+              <w:spacing w:line="360" w:lineRule="auto"/>
+              <w:rPr>
+                <w:b/>
+                <w:sz w:val="16"/>
+                <w:szCs w:val="16"/>
+              </w:rPr>
+            </w:pPr>
+          </w:p>
+        </w:tc>
+        <w:tc>
+          <w:tcPr>
+            <w:tcW w:w="361" w:type="dxa"/>
+          </w:tcPr>
+          <w:p>
+            <w:pPr>
+              <w:spacing w:line="360" w:lineRule="auto"/>
+              <w:rPr>
+                <w:b/>
+                <w:sz w:val="16"/>
+                <w:szCs w:val="16"/>
+              </w:rPr>
+            </w:pPr>
+          </w:p>
+        </w:tc>
+        <w:tc>
+          <w:tcPr>
+            <w:tcW w:w="361" w:type="dxa"/>
+          </w:tcPr>
+          <w:p>
+            <w:pPr>
+              <w:spacing w:line="360" w:lineRule="auto"/>
+              <w:rPr>
+                <w:b/>
+                <w:sz w:val="16"/>
+                <w:szCs w:val="16"/>
+              </w:rPr>
+            </w:pPr>
+          </w:p>
+        </w:tc>
+        <w:tc>
+          <w:tcPr>
+            <w:tcW w:w="361" w:type="dxa"/>
+          </w:tcPr>
+          <w:p>
+            <w:pPr>
+              <w:spacing w:line="360" w:lineRule="auto"/>
+              <w:rPr>
+                <w:b/>
+                <w:sz w:val="16"/>
+                <w:szCs w:val="16"/>
+              </w:rPr>
+            </w:pPr>
+          </w:p>
+        </w:tc>
+        <w:tc>
+          <w:tcPr>
+            <w:tcW w:w="361" w:type="dxa"/>
+          </w:tcPr>
+          <w:p>
+            <w:pPr>
+              <w:spacing w:line="360" w:lineRule="auto"/>
+              <w:rPr>
+                <w:b/>
+                <w:sz w:val="16"/>
+                <w:szCs w:val="16"/>
+              </w:rPr>
+            </w:pPr>
+          </w:p>
+        </w:tc>
+      </w:tr>
+      <w:tr>
+        <w:trPr>
+          <w:trHeight w:val="303"/>
+        </w:trPr>
+        <w:tc>
+          <w:tcPr>
+            <w:tcW w:w="2006" w:type="dxa"/>
+          </w:tcPr>
+          <w:p>
+            <w:pPr>
+              <w:spacing w:line="360" w:lineRule="auto"/>
+              <w:rPr>
+                <w:b/>
+                <w:sz w:val="16"/>
+                <w:szCs w:val="16"/>
+              </w:rPr>
+            </w:pPr>
+            <w:r>
+              <w:rPr>
+                <w:sz w:val="14"/>
+                <w:szCs w:val="14"/>
+              </w:rPr>
+              <w:t>Monitoreo y cierre</w:t>
+            </w:r>
+          </w:p>
+        </w:tc>
+        <w:tc>
+          <w:tcPr>
+            <w:tcW w:w="361" w:type="dxa"/>
+          </w:tcPr>
+          <w:p>
+            <w:pPr>
+              <w:spacing w:line="360" w:lineRule="auto"/>
+              <w:rPr>
+                <w:b/>
+                <w:sz w:val="16"/>
+                <w:szCs w:val="16"/>
+              </w:rPr>
+            </w:pPr>
+          </w:p>
+        </w:tc>
+        <w:tc>
+          <w:tcPr>
+            <w:tcW w:w="361" w:type="dxa"/>
+          </w:tcPr>
+          <w:p>
+            <w:pPr>
+              <w:spacing w:line="360" w:lineRule="auto"/>
+              <w:rPr>
+                <w:b/>
+                <w:sz w:val="16"/>
+                <w:szCs w:val="16"/>
+              </w:rPr>
+            </w:pPr>
+          </w:p>
+        </w:tc>
+        <w:tc>
+          <w:tcPr>
+            <w:tcW w:w="361" w:type="dxa"/>
+          </w:tcPr>
+          <w:p>
+            <w:pPr>
+              <w:spacing w:line="360" w:lineRule="auto"/>
+              <w:rPr>
+                <w:b/>
+                <w:sz w:val="16"/>
+                <w:szCs w:val="16"/>
+              </w:rPr>
+            </w:pPr>
+          </w:p>
+        </w:tc>
+        <w:tc>
+          <w:tcPr>
+            <w:tcW w:w="361" w:type="dxa"/>
+          </w:tcPr>
+          <w:p>
+            <w:pPr>
+              <w:spacing w:line="360" w:lineRule="auto"/>
+              <w:rPr>
+                <w:b/>
+                <w:sz w:val="16"/>
+                <w:szCs w:val="16"/>
+              </w:rPr>
+            </w:pPr>
+          </w:p>
+        </w:tc>
+        <w:tc>
+          <w:tcPr>
+            <w:tcW w:w="361" w:type="dxa"/>
+          </w:tcPr>
+          <w:p>
+            <w:pPr>
+              <w:spacing w:line="360" w:lineRule="auto"/>
+              <w:rPr>
+                <w:b/>
+                <w:sz w:val="16"/>
+                <w:szCs w:val="16"/>
+              </w:rPr>
+            </w:pPr>
+          </w:p>
+        </w:tc>
+        <w:tc>
+          <w:tcPr>
+            <w:tcW w:w="361" w:type="dxa"/>
+          </w:tcPr>
+          <w:p>
+            <w:pPr>
+              <w:spacing w:line="360" w:lineRule="auto"/>
+              <w:rPr>
+                <w:b/>
+                <w:sz w:val="16"/>
+                <w:szCs w:val="16"/>
+              </w:rPr>
+            </w:pPr>
+          </w:p>
+        </w:tc>
+        <w:tc>
+          <w:tcPr>
+            <w:tcW w:w="361" w:type="dxa"/>
+          </w:tcPr>
+          <w:p>
+            <w:pPr>
+              <w:spacing w:line="360" w:lineRule="auto"/>
+              <w:rPr>
+                <w:b/>
+                <w:sz w:val="16"/>
+                <w:szCs w:val="16"/>
+              </w:rPr>
+            </w:pPr>
+          </w:p>
+        </w:tc>
+        <w:tc>
+          <w:tcPr>
+            <w:tcW w:w="361" w:type="dxa"/>
+          </w:tcPr>
+          <w:p>
+            <w:pPr>
+              <w:spacing w:line="360" w:lineRule="auto"/>
+              <w:rPr>
+                <w:b/>
+                <w:sz w:val="16"/>
+                <w:szCs w:val="16"/>
+              </w:rPr>
+            </w:pPr>
+          </w:p>
+        </w:tc>
+        <w:tc>
+          <w:tcPr>
+            <w:tcW w:w="361" w:type="dxa"/>
+          </w:tcPr>
+          <w:p>
+            <w:pPr>
+              <w:spacing w:line="360" w:lineRule="auto"/>
+              <w:rPr>
+                <w:b/>
+                <w:sz w:val="16"/>
+                <w:szCs w:val="16"/>
+              </w:rPr>
+            </w:pPr>
+          </w:p>
+        </w:tc>
+        <w:tc>
+          <w:tcPr>
+            <w:tcW w:w="361" w:type="dxa"/>
+          </w:tcPr>
+          <w:p>
+            <w:pPr>
+              <w:spacing w:line="360" w:lineRule="auto"/>
+              <w:rPr>
+                <w:b/>
+                <w:sz w:val="16"/>
+                <w:szCs w:val="16"/>
+              </w:rPr>
+            </w:pPr>
+          </w:p>
+        </w:tc>
+        <w:tc>
+          <w:tcPr>
+            <w:tcW w:w="361" w:type="dxa"/>
+          </w:tcPr>
+          <w:p>
+            <w:pPr>
+              <w:spacing w:line="360" w:lineRule="auto"/>
+              <w:rPr>
+                <w:b/>
+                <w:sz w:val="16"/>
+                <w:szCs w:val="16"/>
+              </w:rPr>
+            </w:pPr>
+          </w:p>
+        </w:tc>
+        <w:tc>
+          <w:tcPr>
+            <w:tcW w:w="361" w:type="dxa"/>
+          </w:tcPr>
+          <w:p>
+            <w:pPr>
+              <w:spacing w:line="360" w:lineRule="auto"/>
+              <w:rPr>
+                <w:b/>
+                <w:sz w:val="16"/>
+                <w:szCs w:val="16"/>
+              </w:rPr>
+            </w:pPr>
+          </w:p>
+        </w:tc>
+        <w:tc>
+          <w:tcPr>
+            <w:tcW w:w="361" w:type="dxa"/>
+          </w:tcPr>
+          <w:p>
+            <w:pPr>
+              <w:spacing w:line="360" w:lineRule="auto"/>
+              <w:rPr>
+                <w:b/>
+                <w:sz w:val="16"/>
+                <w:szCs w:val="16"/>
+              </w:rPr>
+            </w:pPr>
+            <w:r>
+              <w:rPr>
+                <w:sz w:val="14"/>
+                <w:szCs w:val="14"/>
+              </w:rPr>
+              <w:t>X</w:t>
+            </w:r>
+          </w:p>
+        </w:tc>
+        <w:tc>
+          <w:tcPr>
+            <w:tcW w:w="361" w:type="dxa"/>
+          </w:tcPr>
+          <w:p>
+            <w:pPr>
+              <w:spacing w:line="360" w:lineRule="auto"/>
+              <w:rPr>
+                <w:b/>
+                <w:sz w:val="16"/>
+                <w:szCs w:val="16"/>
+              </w:rPr>
+            </w:pPr>
+            <w:r>
+              <w:rPr>
+                <w:sz w:val="14"/>
+                <w:szCs w:val="14"/>
+              </w:rPr>
+              <w:t>X</w:t>
+            </w:r>
+          </w:p>
+        </w:tc>
+        <w:tc>
+          <w:tcPr>
+            <w:tcW w:w="361" w:type="dxa"/>
+          </w:tcPr>
+          <w:p>
+            <w:pPr>
+              <w:spacing w:line="360" w:lineRule="auto"/>
+              <w:rPr>
+                <w:b/>
+                <w:sz w:val="16"/>
+                <w:szCs w:val="16"/>
+              </w:rPr>
+            </w:pPr>
+          </w:p>
+        </w:tc>
+        <w:tc>
+          <w:tcPr>
+            <w:tcW w:w="361" w:type="dxa"/>
+          </w:tcPr>
+          <w:p>
+            <w:pPr>
+              <w:spacing w:line="360" w:lineRule="auto"/>
+              <w:rPr>
+                <w:b/>
+                <w:sz w:val="16"/>
+                <w:szCs w:val="16"/>
+              </w:rPr>
+            </w:pPr>
+          </w:p>
+        </w:tc>
+        <w:tc>
+          <w:tcPr>
+            <w:tcW w:w="361" w:type="dxa"/>
+          </w:tcPr>
+          <w:p>
+            <w:pPr>
+              <w:spacing w:line="360" w:lineRule="auto"/>
+              <w:rPr>
+                <w:b/>
+                <w:sz w:val="16"/>
+                <w:szCs w:val="16"/>
+              </w:rPr>
+            </w:pPr>
+          </w:p>
+        </w:tc>
+        <w:tc>
+          <w:tcPr>
+            <w:tcW w:w="361" w:type="dxa"/>
+          </w:tcPr>
+          <w:p>
+            <w:pPr>
+              <w:spacing w:line="360" w:lineRule="auto"/>
+              <w:rPr>
+                <w:b/>
+                <w:sz w:val="16"/>
+                <w:szCs w:val="16"/>
+              </w:rPr>
+            </w:pPr>
+          </w:p>
+        </w:tc>
+      </w:tr>
+      <w:tr>
+        <w:trPr>
+          <w:trHeight w:val="303"/>
+        </w:trPr>
+        <w:tc>
+          <w:tcPr>
+            <w:tcW w:w="2006" w:type="dxa"/>
+          </w:tcPr>
+          <w:p>
+            <w:pPr>
+              <w:spacing w:line="360" w:lineRule="auto"/>
+              <w:rPr>
+                <w:b/>
+                <w:sz w:val="16"/>
+                <w:szCs w:val="16"/>
+              </w:rPr>
+            </w:pPr>
+            <w:r>
+              <w:rPr>
+                <w:sz w:val="14"/>
+                <w:szCs w:val="14"/>
+              </w:rPr>
+              <w:t>Flota, mantención y costos</w:t>
+            </w:r>
+          </w:p>
+        </w:tc>
+        <w:tc>
+          <w:tcPr>
+            <w:tcW w:w="361" w:type="dxa"/>
+          </w:tcPr>
+          <w:p>
+            <w:pPr>
+              <w:spacing w:line="360" w:lineRule="auto"/>
+              <w:rPr>
+                <w:b/>
+                <w:sz w:val="16"/>
+                <w:szCs w:val="16"/>
+              </w:rPr>
+            </w:pPr>
+          </w:p>
+        </w:tc>
+        <w:tc>
+          <w:tcPr>
+            <w:tcW w:w="361" w:type="dxa"/>
+          </w:tcPr>
+          <w:p>
+            <w:pPr>
+              <w:spacing w:line="360" w:lineRule="auto"/>
+              <w:rPr>
+                <w:b/>
+                <w:sz w:val="16"/>
+                <w:szCs w:val="16"/>
+              </w:rPr>
+            </w:pPr>
+          </w:p>
+        </w:tc>
+        <w:tc>
+          <w:tcPr>
+            <w:tcW w:w="361" w:type="dxa"/>
+          </w:tcPr>
+          <w:p>
+            <w:pPr>
+              <w:spacing w:line="360" w:lineRule="auto"/>
+              <w:rPr>
+                <w:b/>
+                <w:sz w:val="16"/>
+                <w:szCs w:val="16"/>
+              </w:rPr>
+            </w:pPr>
+          </w:p>
+        </w:tc>
+        <w:tc>
+          <w:tcPr>
+            <w:tcW w:w="361" w:type="dxa"/>
+          </w:tcPr>
+          <w:p>
+            <w:pPr>
+              <w:spacing w:line="360" w:lineRule="auto"/>
+              <w:rPr>
+                <w:b/>
+                <w:sz w:val="16"/>
+                <w:szCs w:val="16"/>
+              </w:rPr>
+            </w:pPr>
+          </w:p>
+        </w:tc>
+        <w:tc>
+          <w:tcPr>
+            <w:tcW w:w="361" w:type="dxa"/>
+          </w:tcPr>
+          <w:p>
+            <w:pPr>
+              <w:spacing w:line="360" w:lineRule="auto"/>
+              <w:rPr>
+                <w:b/>
+                <w:sz w:val="16"/>
+                <w:szCs w:val="16"/>
+              </w:rPr>
+            </w:pPr>
+          </w:p>
+        </w:tc>
+        <w:tc>
+          <w:tcPr>
+            <w:tcW w:w="361" w:type="dxa"/>
+          </w:tcPr>
+          <w:p>
+            <w:pPr>
+              <w:spacing w:line="360" w:lineRule="auto"/>
+              <w:rPr>
+                <w:b/>
+                <w:sz w:val="16"/>
+                <w:szCs w:val="16"/>
+              </w:rPr>
+            </w:pPr>
+          </w:p>
+        </w:tc>
+        <w:tc>
+          <w:tcPr>
+            <w:tcW w:w="361" w:type="dxa"/>
+          </w:tcPr>
+          <w:p>
+            <w:pPr>
+              <w:spacing w:line="360" w:lineRule="auto"/>
+              <w:rPr>
+                <w:b/>
+                <w:sz w:val="16"/>
+                <w:szCs w:val="16"/>
+              </w:rPr>
+            </w:pPr>
+          </w:p>
+        </w:tc>
+        <w:tc>
+          <w:tcPr>
+            <w:tcW w:w="361" w:type="dxa"/>
+          </w:tcPr>
+          <w:p>
+            <w:pPr>
+              <w:spacing w:line="360" w:lineRule="auto"/>
+              <w:rPr>
+                <w:b/>
+                <w:sz w:val="16"/>
+                <w:szCs w:val="16"/>
+              </w:rPr>
+            </w:pPr>
+          </w:p>
+        </w:tc>
+        <w:tc>
+          <w:tcPr>
+            <w:tcW w:w="361" w:type="dxa"/>
+          </w:tcPr>
+          <w:p>
+            <w:pPr>
+              <w:spacing w:line="360" w:lineRule="auto"/>
+              <w:rPr>
+                <w:b/>
+                <w:sz w:val="16"/>
+                <w:szCs w:val="16"/>
+              </w:rPr>
+            </w:pPr>
+          </w:p>
+        </w:tc>
+        <w:tc>
+          <w:tcPr>
+            <w:tcW w:w="361" w:type="dxa"/>
+          </w:tcPr>
+          <w:p>
+            <w:pPr>
+              <w:spacing w:line="360" w:lineRule="auto"/>
+              <w:rPr>
+                <w:b/>
+                <w:sz w:val="16"/>
+                <w:szCs w:val="16"/>
+              </w:rPr>
+            </w:pPr>
+          </w:p>
+        </w:tc>
+        <w:tc>
+          <w:tcPr>
+            <w:tcW w:w="361" w:type="dxa"/>
+          </w:tcPr>
+          <w:p>
+            <w:pPr>
+              <w:spacing w:line="360" w:lineRule="auto"/>
+              <w:rPr>
+                <w:b/>
+                <w:sz w:val="16"/>
+                <w:szCs w:val="16"/>
+              </w:rPr>
+            </w:pPr>
+          </w:p>
+        </w:tc>
+        <w:tc>
+          <w:tcPr>
+            <w:tcW w:w="361" w:type="dxa"/>
+          </w:tcPr>
+          <w:p>
+            <w:pPr>
+              <w:spacing w:line="360" w:lineRule="auto"/>
+              <w:rPr>
+                <w:b/>
+                <w:sz w:val="16"/>
+                <w:szCs w:val="16"/>
+              </w:rPr>
+            </w:pPr>
+            <w:r>
+              <w:rPr>
+                <w:sz w:val="14"/>
+                <w:szCs w:val="14"/>
+              </w:rPr>
+              <w:t>X</w:t>
+            </w:r>
+          </w:p>
+        </w:tc>
+        <w:tc>
+          <w:tcPr>
+            <w:tcW w:w="361" w:type="dxa"/>
+          </w:tcPr>
+          <w:p>
+            <w:pPr>
+              <w:spacing w:line="360" w:lineRule="auto"/>
+              <w:rPr>
+                <w:b/>
+                <w:sz w:val="16"/>
+                <w:szCs w:val="16"/>
+              </w:rPr>
+            </w:pPr>
+            <w:r>
+              <w:rPr>
+                <w:sz w:val="14"/>
+                <w:szCs w:val="14"/>
+              </w:rPr>
+              <w:t>X</w:t>
+            </w:r>
+          </w:p>
+        </w:tc>
+        <w:tc>
+          <w:tcPr>
+            <w:tcW w:w="361" w:type="dxa"/>
+          </w:tcPr>
+          <w:p>
+            <w:pPr>
+              <w:spacing w:line="360" w:lineRule="auto"/>
+              <w:rPr>
+                <w:b/>
+                <w:sz w:val="16"/>
+                <w:szCs w:val="16"/>
+              </w:rPr>
+            </w:pPr>
+            <w:r>
+              <w:rPr>
+                <w:sz w:val="14"/>
+                <w:szCs w:val="14"/>
+              </w:rPr>
+              <w:t>X</w:t>
+            </w:r>
+          </w:p>
+        </w:tc>
+        <w:tc>
+          <w:tcPr>
+            <w:tcW w:w="361" w:type="dxa"/>
+          </w:tcPr>
+          <w:p>
+            <w:pPr>
+              <w:spacing w:line="360" w:lineRule="auto"/>
+              <w:rPr>
+                <w:b/>
+                <w:sz w:val="16"/>
+                <w:szCs w:val="16"/>
+              </w:rPr>
+            </w:pPr>
+          </w:p>
+        </w:tc>
+        <w:tc>
+          <w:tcPr>
+            <w:tcW w:w="361" w:type="dxa"/>
+          </w:tcPr>
+          <w:p>
+            <w:pPr>
+              <w:spacing w:line="360" w:lineRule="auto"/>
+              <w:rPr>
+                <w:b/>
+                <w:sz w:val="16"/>
+                <w:szCs w:val="16"/>
+              </w:rPr>
+            </w:pPr>
+          </w:p>
+        </w:tc>
+        <w:tc>
+          <w:tcPr>
+            <w:tcW w:w="361" w:type="dxa"/>
+          </w:tcPr>
+          <w:p>
+            <w:pPr>
+              <w:spacing w:line="360" w:lineRule="auto"/>
+              <w:rPr>
+                <w:b/>
+                <w:sz w:val="16"/>
+                <w:szCs w:val="16"/>
+              </w:rPr>
+            </w:pPr>
+          </w:p>
+        </w:tc>
+        <w:tc>
+          <w:tcPr>
+            <w:tcW w:w="361" w:type="dxa"/>
+          </w:tcPr>
+          <w:p>
+            <w:pPr>
+              <w:spacing w:line="360" w:lineRule="auto"/>
+              <w:rPr>
+                <w:b/>
+                <w:sz w:val="16"/>
+                <w:szCs w:val="16"/>
+              </w:rPr>
+            </w:pPr>
+          </w:p>
+        </w:tc>
+      </w:tr>
+      <w:tr>
+        <w:trPr>
+          <w:trHeight w:val="303"/>
+        </w:trPr>
+        <w:tc>
+          <w:tcPr>
+            <w:tcW w:w="2006" w:type="dxa"/>
+          </w:tcPr>
+          <w:p>
+            <w:pPr>
+              <w:spacing w:line="360" w:lineRule="auto"/>
+              <w:rPr>
+                <w:b/>
+                <w:sz w:val="16"/>
+                <w:szCs w:val="16"/>
+              </w:rPr>
+            </w:pPr>
+            <w:r>
+              <w:rPr>
+                <w:sz w:val="14"/>
+                <w:szCs w:val="14"/>
+              </w:rPr>
+              <w:t xml:space="preserve">Dashboard e indicadores</w:t>
+            </w:r>
+          </w:p>
+        </w:tc>
+        <w:tc>
+          <w:tcPr>
+            <w:tcW w:w="361" w:type="dxa"/>
+          </w:tcPr>
+          <w:p>
+            <w:pPr>
+              <w:spacing w:line="360" w:lineRule="auto"/>
+              <w:rPr>
+                <w:b/>
+                <w:sz w:val="16"/>
+                <w:szCs w:val="16"/>
+              </w:rPr>
+            </w:pPr>
+          </w:p>
+        </w:tc>
+        <w:tc>
+          <w:tcPr>
+            <w:tcW w:w="361" w:type="dxa"/>
+          </w:tcPr>
+          <w:p>
+            <w:pPr>
+              <w:spacing w:line="360" w:lineRule="auto"/>
+              <w:rPr>
+                <w:b/>
+                <w:sz w:val="16"/>
+                <w:szCs w:val="16"/>
+              </w:rPr>
+            </w:pPr>
+          </w:p>
+        </w:tc>
+        <w:tc>
+          <w:tcPr>
+            <w:tcW w:w="361" w:type="dxa"/>
+          </w:tcPr>
+          <w:p>
+            <w:pPr>
+              <w:spacing w:line="360" w:lineRule="auto"/>
+              <w:rPr>
+                <w:b/>
+                <w:sz w:val="16"/>
+                <w:szCs w:val="16"/>
+              </w:rPr>
+            </w:pPr>
+          </w:p>
+        </w:tc>
+        <w:tc>
+          <w:tcPr>
+            <w:tcW w:w="361" w:type="dxa"/>
+          </w:tcPr>
+          <w:p>
+            <w:pPr>
+              <w:spacing w:line="360" w:lineRule="auto"/>
+              <w:rPr>
+                <w:b/>
+                <w:sz w:val="16"/>
+                <w:szCs w:val="16"/>
+              </w:rPr>
+            </w:pPr>
+          </w:p>
+        </w:tc>
+        <w:tc>
+          <w:tcPr>
+            <w:tcW w:w="361" w:type="dxa"/>
+          </w:tcPr>
+          <w:p>
+            <w:pPr>
+              <w:spacing w:line="360" w:lineRule="auto"/>
+              <w:rPr>
+                <w:b/>
+                <w:sz w:val="16"/>
+                <w:szCs w:val="16"/>
+              </w:rPr>
+            </w:pPr>
+          </w:p>
+        </w:tc>
+        <w:tc>
+          <w:tcPr>
+            <w:tcW w:w="361" w:type="dxa"/>
+          </w:tcPr>
+          <w:p>
+            <w:pPr>
+              <w:spacing w:line="360" w:lineRule="auto"/>
+              <w:rPr>
+                <w:b/>
+                <w:sz w:val="16"/>
+                <w:szCs w:val="16"/>
+              </w:rPr>
+            </w:pPr>
+          </w:p>
+        </w:tc>
+        <w:tc>
+          <w:tcPr>
+            <w:tcW w:w="361" w:type="dxa"/>
+          </w:tcPr>
+          <w:p>
+            <w:pPr>
+              <w:spacing w:line="360" w:lineRule="auto"/>
+              <w:rPr>
+                <w:b/>
+                <w:sz w:val="16"/>
+                <w:szCs w:val="16"/>
+              </w:rPr>
+            </w:pPr>
+          </w:p>
+        </w:tc>
+        <w:tc>
+          <w:tcPr>
+            <w:tcW w:w="361" w:type="dxa"/>
+          </w:tcPr>
+          <w:p>
+            <w:pPr>
+              <w:spacing w:line="360" w:lineRule="auto"/>
+              <w:rPr>
+                <w:b/>
+                <w:sz w:val="16"/>
+                <w:szCs w:val="16"/>
+              </w:rPr>
+            </w:pPr>
+          </w:p>
+        </w:tc>
+        <w:tc>
+          <w:tcPr>
+            <w:tcW w:w="361" w:type="dxa"/>
+          </w:tcPr>
+          <w:p>
+            <w:pPr>
+              <w:spacing w:line="360" w:lineRule="auto"/>
+              <w:rPr>
+                <w:b/>
+                <w:sz w:val="16"/>
+                <w:szCs w:val="16"/>
+              </w:rPr>
+            </w:pPr>
+          </w:p>
+        </w:tc>
+        <w:tc>
+          <w:tcPr>
+            <w:tcW w:w="361" w:type="dxa"/>
+          </w:tcPr>
+          <w:p>
+            <w:pPr>
+              <w:spacing w:line="360" w:lineRule="auto"/>
+              <w:rPr>
+                <w:b/>
+                <w:sz w:val="16"/>
+                <w:szCs w:val="16"/>
+              </w:rPr>
+            </w:pPr>
+          </w:p>
+        </w:tc>
+        <w:tc>
+          <w:tcPr>
+            <w:tcW w:w="361" w:type="dxa"/>
+          </w:tcPr>
+          <w:p>
+            <w:pPr>
+              <w:spacing w:line="360" w:lineRule="auto"/>
+              <w:rPr>
+                <w:b/>
+                <w:sz w:val="16"/>
+                <w:szCs w:val="16"/>
+              </w:rPr>
+            </w:pPr>
+          </w:p>
+        </w:tc>
+        <w:tc>
+          <w:tcPr>
+            <w:tcW w:w="361" w:type="dxa"/>
+          </w:tcPr>
+          <w:p>
+            <w:pPr>
+              <w:spacing w:line="360" w:lineRule="auto"/>
+              <w:rPr>
+                <w:b/>
+                <w:sz w:val="16"/>
+                <w:szCs w:val="16"/>
+              </w:rPr>
+            </w:pPr>
+          </w:p>
+        </w:tc>
+        <w:tc>
+          <w:tcPr>
+            <w:tcW w:w="361" w:type="dxa"/>
+          </w:tcPr>
+          <w:p>
+            <w:pPr>
+              <w:spacing w:line="360" w:lineRule="auto"/>
+              <w:rPr>
+                <w:b/>
+                <w:sz w:val="16"/>
+                <w:szCs w:val="16"/>
+              </w:rPr>
+            </w:pPr>
+          </w:p>
+        </w:tc>
+        <w:tc>
+          <w:tcPr>
+            <w:tcW w:w="361" w:type="dxa"/>
+          </w:tcPr>
+          <w:p>
+            <w:pPr>
+              <w:spacing w:line="360" w:lineRule="auto"/>
+              <w:rPr>
+                <w:b/>
+                <w:sz w:val="16"/>
+                <w:szCs w:val="16"/>
+              </w:rPr>
+            </w:pPr>
+            <w:r>
+              <w:rPr>
+                <w:sz w:val="14"/>
+                <w:szCs w:val="14"/>
+              </w:rPr>
+              <w:t>X</w:t>
+            </w:r>
+          </w:p>
+        </w:tc>
+        <w:tc>
+          <w:tcPr>
+            <w:tcW w:w="361" w:type="dxa"/>
+          </w:tcPr>
+          <w:p>
+            <w:pPr>
+              <w:spacing w:line="360" w:lineRule="auto"/>
+              <w:rPr>
+                <w:b/>
+                <w:sz w:val="16"/>
+                <w:szCs w:val="16"/>
+              </w:rPr>
+            </w:pPr>
+            <w:r>
+              <w:rPr>
+                <w:sz w:val="14"/>
+                <w:szCs w:val="14"/>
+              </w:rPr>
+              <w:t>X</w:t>
+            </w:r>
           </w:p>
         </w:tc>
         <w:tc>
@@ -12946,16 +14706,16 @@
       </w:pPr>
     </w:lvl>
   </w:abstractNum>
-  <w:num w:numId="1" w16cid:durableId="1154683337">
+  <w:num w:numId="1" w16cid:durableId="1200357969">
     <w:abstractNumId w:val="2"/>
   </w:num>
-  <w:num w:numId="2" w16cid:durableId="180899842">
+  <w:num w:numId="2" w16cid:durableId="452754241">
     <w:abstractNumId w:val="3"/>
   </w:num>
-  <w:num w:numId="3" w16cid:durableId="1805199186">
+  <w:num w:numId="3" w16cid:durableId="1981686794">
     <w:abstractNumId w:val="0"/>
   </w:num>
-  <w:num w:numId="4" w16cid:durableId="1280647523">
+  <w:num w:numId="4" w16cid:durableId="742724642">
     <w:abstractNumId w:val="1"/>
   </w:num>
 </w:numbering>
@@ -13973,6 +15733,21 @@
 </file>
 
 <file path=customXml/item1.xml><?xml version="1.0" encoding="utf-8"?>
+<p:properties xmlns:p="http://schemas.microsoft.com/office/2006/metadata/properties" xmlns:xsi="http://www.w3.org/2001/XMLSchema-instance" xmlns:pc="http://schemas.microsoft.com/office/infopath/2007/PartnerControls">
+  <documentManagement/>
+</p:properties>
+</file>
+
+<file path=customXml/item2.xml><?xml version="1.0" encoding="utf-8"?>
+<?mso-contentType ?>
+<FormTemplates xmlns="http://schemas.microsoft.com/sharepoint/v3/contenttype/forms">
+  <Display>DocumentLibraryForm</Display>
+  <Edit>DocumentLibraryForm</Edit>
+  <New>DocumentLibraryForm</New>
+</FormTemplates>
+</file>
+
+<file path=customXml/item3.xml><?xml version="1.0" encoding="utf-8"?>
 <ct:contentTypeSchema xmlns:ct="http://schemas.microsoft.com/office/2006/metadata/contentType" xmlns:ma="http://schemas.microsoft.com/office/2006/metadata/properties/metaAttributes" ct:_="" ma:_="" ma:contentTypeName="Documento" ma:contentTypeID="0x010100E96778489EE7714D8BD12CC105EB918B" ma:contentTypeVersion="2" ma:contentTypeDescription="Crear nuevo documento." ma:contentTypeScope="" ma:versionID="416c5c7ae9b5d54d83875cd3c65194e3">
   <xsd:schema xmlns:xsd="http://www.w3.org/2001/XMLSchema" xmlns:xs="http://www.w3.org/2001/XMLSchema" xmlns:p="http://schemas.microsoft.com/office/2006/metadata/properties" xmlns:ns2="126e8a1c-9ea9-435a-ac89-d06c80d62e30" targetNamespace="http://schemas.microsoft.com/office/2006/metadata/properties" ma:root="true" ma:fieldsID="70a237c842677bd850644f8595079f5e" ns2:_="">
     <xsd:import namespace="126e8a1c-9ea9-435a-ac89-d06c80d62e30"/>
@@ -14104,22 +15879,24 @@
 </ct:contentTypeSchema>
 </file>
 
-<file path=customXml/item2.xml><?xml version="1.0" encoding="utf-8"?>
-<p:properties xmlns:p="http://schemas.microsoft.com/office/2006/metadata/properties" xmlns:xsi="http://www.w3.org/2001/XMLSchema-instance" xmlns:pc="http://schemas.microsoft.com/office/infopath/2007/PartnerControls">
-  <documentManagement/>
-</p:properties>
+<file path=customXml/itemProps1.xml><?xml version="1.0" encoding="utf-8"?>
+<ds:datastoreItem xmlns:ds="http://schemas.openxmlformats.org/officeDocument/2006/customXml" ds:itemID="{38174882-579A-45DC-A704-C035A9357F73}">
+  <ds:schemaRefs>
+    <ds:schemaRef ds:uri="http://schemas.microsoft.com/office/2006/metadata/properties"/>
+    <ds:schemaRef ds:uri="http://schemas.microsoft.com/office/infopath/2007/PartnerControls"/>
+  </ds:schemaRefs>
+</ds:datastoreItem>
 </file>
 
-<file path=customXml/item3.xml><?xml version="1.0" encoding="utf-8"?>
-<?mso-contentType ?>
-<FormTemplates xmlns="http://schemas.microsoft.com/sharepoint/v3/contenttype/forms">
-  <Display>DocumentLibraryForm</Display>
-  <Edit>DocumentLibraryForm</Edit>
-  <New>DocumentLibraryForm</New>
-</FormTemplates>
+<file path=customXml/itemProps2.xml><?xml version="1.0" encoding="utf-8"?>
+<ds:datastoreItem xmlns:ds="http://schemas.openxmlformats.org/officeDocument/2006/customXml" ds:itemID="{F3E3E2F7-59E7-4722-B872-D023DC9D1CC1}">
+  <ds:schemaRefs>
+    <ds:schemaRef ds:uri="http://schemas.microsoft.com/sharepoint/v3/contenttype/forms"/>
+  </ds:schemaRefs>
+</ds:datastoreItem>
 </file>
 
-<file path=customXml/itemProps1.xml><?xml version="1.0" encoding="utf-8"?>
+<file path=customXml/itemProps3.xml><?xml version="1.0" encoding="utf-8"?>
 <ds:datastoreItem xmlns:ds="http://schemas.openxmlformats.org/officeDocument/2006/customXml" ds:itemID="{7C9B9CFF-B258-43B4-948A-968A031773F5}">
   <ds:schemaRefs>
     <ds:schemaRef ds:uri="http://schemas.microsoft.com/office/2006/metadata/contentType"/>
@@ -14135,21 +15912,4 @@
     <ds:schemaRef ds:uri="http://schemas.microsoft.com/internal/obd"/>
   </ds:schemaRefs>
 </ds:datastoreItem>
-</file>
-
-<file path=customXml/itemProps2.xml><?xml version="1.0" encoding="utf-8"?>
-<ds:datastoreItem xmlns:ds="http://schemas.openxmlformats.org/officeDocument/2006/customXml" ds:itemID="{38174882-579A-45DC-A704-C035A9357F73}">
-  <ds:schemaRefs>
-    <ds:schemaRef ds:uri="http://schemas.microsoft.com/office/2006/metadata/properties"/>
-    <ds:schemaRef ds:uri="http://schemas.microsoft.com/office/infopath/2007/PartnerControls"/>
-  </ds:schemaRefs>
-</ds:datastoreItem>
-</file>
-
-<file path=customXml/itemProps3.xml><?xml version="1.0" encoding="utf-8"?>
-<ds:datastoreItem xmlns:ds="http://schemas.openxmlformats.org/officeDocument/2006/customXml" ds:itemID="{F3E3E2F7-59E7-4722-B872-D023DC9D1CC1}">
-  <ds:schemaRefs>
-    <ds:schemaRef ds:uri="http://schemas.microsoft.com/sharepoint/v3/contenttype/forms"/>
-  </ds:schemaRefs>
-</ds:datastoreItem>
 </file>